--- a/Report.docx
+++ b/Report.docx
@@ -521,13 +521,13 @@
       <w:pPr>
         <w:rPr>
           <w:rFonts w:ascii="Times New Roman" w:eastAsia="Times New Roman" w:hAnsi="Times New Roman" w:cs="Times New Roman"/>
-          <w:lang w:val="fi-FI"/>
-        </w:rPr>
-      </w:pPr>
-      <w:r>
-        <w:rPr>
-          <w:rFonts w:ascii="Times New Roman" w:eastAsia="Times New Roman" w:hAnsi="Times New Roman" w:cs="Times New Roman"/>
-          <w:lang w:val="fi-FI"/>
+          <w:lang w:val="en-GB"/>
+        </w:rPr>
+      </w:pPr>
+      <w:r>
+        <w:rPr>
+          <w:rFonts w:ascii="Times New Roman" w:eastAsia="Times New Roman" w:hAnsi="Times New Roman" w:cs="Times New Roman"/>
+          <w:lang w:val="en-GB"/>
         </w:rPr>
         <w:t>Antonio Oliva, 003247116</w:t>
       </w:r>
@@ -622,7 +622,33 @@
           <w:color w:val="000000" w:themeColor="text1"/>
           <w:lang w:val="en-GB"/>
         </w:rPr>
-        <w:t xml:space="preserve">The goal of micro-gesture recognition, a crucial computer vision task, is to automatically recognize minute human gestures from visual data. Using the </w:t>
+        <w:t xml:space="preserve">The goal of micro-gesture recognition is automatically identifying small human gestures through visual data. </w:t>
+      </w:r>
+      <w:proofErr w:type="gramStart"/>
+      <w:r>
+        <w:rPr>
+          <w:rFonts w:ascii="Times New Roman" w:eastAsia="Times New Roman" w:hAnsi="Times New Roman" w:cs="Times New Roman"/>
+          <w:color w:val="000000" w:themeColor="text1"/>
+          <w:lang w:val="en-GB"/>
+        </w:rPr>
+        <w:t>Actually,</w:t>
+      </w:r>
+      <w:r>
+        <w:rPr>
+          <w:rFonts w:ascii="Times New Roman" w:eastAsia="Times New Roman" w:hAnsi="Times New Roman" w:cs="Times New Roman"/>
+          <w:color w:val="000000" w:themeColor="text1"/>
+          <w:lang w:val="en-GB"/>
+        </w:rPr>
+        <w:t xml:space="preserve"> this</w:t>
+      </w:r>
+      <w:proofErr w:type="gramEnd"/>
+      <w:r>
+        <w:rPr>
+          <w:rFonts w:ascii="Times New Roman" w:eastAsia="Times New Roman" w:hAnsi="Times New Roman" w:cs="Times New Roman"/>
+          <w:color w:val="000000" w:themeColor="text1"/>
+          <w:lang w:val="en-GB"/>
+        </w:rPr>
+        <w:t xml:space="preserve"> is one the most important task in computer vision. In this project, we built a deep learning approach that can classify micro-gestures in the </w:t>
       </w:r>
       <w:proofErr w:type="spellStart"/>
       <w:r>
@@ -640,23 +666,43 @@
           <w:color w:val="000000" w:themeColor="text1"/>
           <w:lang w:val="en-GB"/>
         </w:rPr>
-        <w:t xml:space="preserve"> dataset, which comprises 32 distinct gesture categories, a deep learning method was created in this project to categorize micro-gestures. More than 60,000 </w:t>
-      </w:r>
+        <w:t xml:space="preserve"> dataset, which includes 32 different types of gestures. The </w:t>
+      </w:r>
+      <w:proofErr w:type="spellStart"/>
       <w:r>
         <w:rPr>
           <w:rFonts w:ascii="Times New Roman" w:eastAsia="Times New Roman" w:hAnsi="Times New Roman" w:cs="Times New Roman"/>
           <w:color w:val="000000" w:themeColor="text1"/>
           <w:lang w:val="en-GB"/>
         </w:rPr>
-        <w:t>labelled</w:t>
-      </w:r>
+        <w:t>iMiGUE</w:t>
+      </w:r>
+      <w:proofErr w:type="spellEnd"/>
       <w:r>
         <w:rPr>
           <w:rFonts w:ascii="Times New Roman" w:eastAsia="Times New Roman" w:hAnsi="Times New Roman" w:cs="Times New Roman"/>
           <w:color w:val="000000" w:themeColor="text1"/>
           <w:lang w:val="en-GB"/>
         </w:rPr>
-        <w:t xml:space="preserve"> photos arranged into class-specific folders make up the dataset.</w:t>
+        <w:t xml:space="preserve"> dataset contains more than 60,000 </w:t>
+      </w:r>
+      <w:proofErr w:type="spellStart"/>
+      <w:r>
+        <w:rPr>
+          <w:rFonts w:ascii="Times New Roman" w:eastAsia="Times New Roman" w:hAnsi="Times New Roman" w:cs="Times New Roman"/>
+          <w:color w:val="000000" w:themeColor="text1"/>
+          <w:lang w:val="en-GB"/>
+        </w:rPr>
+        <w:t>labeled</w:t>
+      </w:r>
+      <w:proofErr w:type="spellEnd"/>
+      <w:r>
+        <w:rPr>
+          <w:rFonts w:ascii="Times New Roman" w:eastAsia="Times New Roman" w:hAnsi="Times New Roman" w:cs="Times New Roman"/>
+          <w:color w:val="000000" w:themeColor="text1"/>
+          <w:lang w:val="en-GB"/>
+        </w:rPr>
+        <w:t xml:space="preserve"> images distributed across folders by class.</w:t>
       </w:r>
     </w:p>
     <w:p>
@@ -675,7 +721,7 @@
           <w:color w:val="000000" w:themeColor="text1"/>
           <w:lang w:val="en-GB"/>
         </w:rPr>
-        <w:t xml:space="preserve">A convolutional neural network built on the </w:t>
+        <w:t xml:space="preserve">To classify images into 32 gesture categories, we implemented a convolutional neural network with a </w:t>
       </w:r>
       <w:r>
         <w:rPr>
@@ -685,7 +731,7 @@
           <w:color w:val="000000" w:themeColor="text1"/>
           <w:lang w:val="en-GB"/>
         </w:rPr>
-        <w:t>ResNet18 architectur</w:t>
+        <w:t>ResNet18 architecture</w:t>
       </w:r>
       <w:r>
         <w:rPr>
@@ -693,41 +739,7 @@
           <w:color w:val="000000" w:themeColor="text1"/>
           <w:lang w:val="en-GB"/>
         </w:rPr>
-        <w:t xml:space="preserve">e was employed to solve this classification problem. The model was initialized using weights pretrained on the ImageNet dataset </w:t>
-      </w:r>
-      <w:proofErr w:type="gramStart"/>
-      <w:r>
-        <w:rPr>
-          <w:rFonts w:ascii="Times New Roman" w:eastAsia="Times New Roman" w:hAnsi="Times New Roman" w:cs="Times New Roman"/>
-          <w:color w:val="000000" w:themeColor="text1"/>
-          <w:lang w:val="en-GB"/>
-        </w:rPr>
-        <w:t>in order to</w:t>
-      </w:r>
-      <w:proofErr w:type="gramEnd"/>
-      <w:r>
-        <w:rPr>
-          <w:rFonts w:ascii="Times New Roman" w:eastAsia="Times New Roman" w:hAnsi="Times New Roman" w:cs="Times New Roman"/>
-          <w:color w:val="000000" w:themeColor="text1"/>
-          <w:lang w:val="en-GB"/>
-        </w:rPr>
-        <w:t xml:space="preserve"> apply transfer learning. To generate predictions for the 32 gesture classes, the network's last fully connected layer was altered. The images were </w:t>
-      </w:r>
-      <w:r>
-        <w:rPr>
-          <w:rFonts w:ascii="Times New Roman" w:eastAsia="Times New Roman" w:hAnsi="Times New Roman" w:cs="Times New Roman"/>
-          <w:color w:val="000000" w:themeColor="text1"/>
-          <w:lang w:val="en-GB"/>
-        </w:rPr>
-        <w:t>pre-processed</w:t>
-      </w:r>
-      <w:r>
-        <w:rPr>
-          <w:rFonts w:ascii="Times New Roman" w:eastAsia="Times New Roman" w:hAnsi="Times New Roman" w:cs="Times New Roman"/>
-          <w:color w:val="000000" w:themeColor="text1"/>
-          <w:lang w:val="en-GB"/>
-        </w:rPr>
-        <w:t xml:space="preserve"> before training by resizing them to </w:t>
+        <w:t xml:space="preserve">. We used pre-trained weights from the ImageNet dataset to initialize the model to take advantage of transfer learning. Then we replaced the last fully connected layer of the network with a new layer to produce predictions for the 32 gesture classes. The images were pre-processed before training by utilizing Resize to </w:t>
       </w:r>
       <w:r>
         <w:rPr>
@@ -745,7 +757,7 @@
           <w:color w:val="000000" w:themeColor="text1"/>
           <w:lang w:val="en-GB"/>
         </w:rPr>
-        <w:t>, normalizing the pixel values, and using data augmentation techniques like random rotation and horizontal flipping.</w:t>
+        <w:t>, normalizing pixel values, and using data augmentation techniques such as random rotation and horizontal flipping.</w:t>
       </w:r>
     </w:p>
     <w:p>
@@ -764,7 +776,7 @@
           <w:color w:val="000000" w:themeColor="text1"/>
           <w:lang w:val="en-GB"/>
         </w:rPr>
-        <w:t xml:space="preserve">The </w:t>
+        <w:t xml:space="preserve">For training, the two main components used were the </w:t>
       </w:r>
       <w:r>
         <w:rPr>
@@ -782,7 +794,7 @@
           <w:color w:val="000000" w:themeColor="text1"/>
           <w:lang w:val="en-GB"/>
         </w:rPr>
-        <w:t xml:space="preserve"> and the </w:t>
+        <w:t xml:space="preserve"> as an optimizer, and </w:t>
       </w:r>
       <w:proofErr w:type="spellStart"/>
       <w:r>
@@ -799,12 +811,20 @@
       <w:r>
         <w:rPr>
           <w:rFonts w:ascii="Times New Roman" w:eastAsia="Times New Roman" w:hAnsi="Times New Roman" w:cs="Times New Roman"/>
+          <w:color w:val="000000" w:themeColor="text1"/>
+          <w:lang w:val="en-GB"/>
+        </w:rPr>
+        <w:t xml:space="preserve"> </w:t>
+      </w:r>
+      <w:r>
+        <w:rPr>
+          <w:rFonts w:ascii="Times New Roman" w:eastAsia="Times New Roman" w:hAnsi="Times New Roman" w:cs="Times New Roman"/>
           <w:b/>
           <w:bCs/>
           <w:color w:val="000000" w:themeColor="text1"/>
           <w:lang w:val="en-GB"/>
         </w:rPr>
-        <w:t xml:space="preserve"> loss function</w:t>
+        <w:t>Loss</w:t>
       </w:r>
       <w:r>
         <w:rPr>
@@ -812,7 +832,43 @@
           <w:color w:val="000000" w:themeColor="text1"/>
           <w:lang w:val="en-GB"/>
         </w:rPr>
-        <w:t xml:space="preserve"> were used to train the model. The gesture images were used to teach the network discriminative visual features. Training loss and classification accuracy were used to assess the model's performance.</w:t>
+        <w:t xml:space="preserve"> </w:t>
+      </w:r>
+      <w:r>
+        <w:rPr>
+          <w:rFonts w:ascii="Times New Roman" w:eastAsia="Times New Roman" w:hAnsi="Times New Roman" w:cs="Times New Roman"/>
+          <w:b/>
+          <w:bCs/>
+          <w:color w:val="000000" w:themeColor="text1"/>
+          <w:lang w:val="en-GB"/>
+        </w:rPr>
+        <w:t>function</w:t>
+      </w:r>
+      <w:r>
+        <w:rPr>
+          <w:rFonts w:ascii="Times New Roman" w:eastAsia="Times New Roman" w:hAnsi="Times New Roman" w:cs="Times New Roman"/>
+          <w:color w:val="000000" w:themeColor="text1"/>
+          <w:lang w:val="en-GB"/>
+        </w:rPr>
+        <w:t xml:space="preserve"> for loss. A CNN was trained on the set of gestures through use of the images as input </w:t>
+      </w:r>
+      <w:proofErr w:type="gramStart"/>
+      <w:r>
+        <w:rPr>
+          <w:rFonts w:ascii="Times New Roman" w:eastAsia="Times New Roman" w:hAnsi="Times New Roman" w:cs="Times New Roman"/>
+          <w:color w:val="000000" w:themeColor="text1"/>
+          <w:lang w:val="en-GB"/>
+        </w:rPr>
+        <w:t>in order to</w:t>
+      </w:r>
+      <w:proofErr w:type="gramEnd"/>
+      <w:r>
+        <w:rPr>
+          <w:rFonts w:ascii="Times New Roman" w:eastAsia="Times New Roman" w:hAnsi="Times New Roman" w:cs="Times New Roman"/>
+          <w:color w:val="000000" w:themeColor="text1"/>
+          <w:lang w:val="en-GB"/>
+        </w:rPr>
+        <w:t xml:space="preserve"> learn the discriminative visual properties of those gestures. Model performance was then assessed by monitoring the amount of training loss, and classification accuracy.</w:t>
       </w:r>
     </w:p>
     <w:p>
@@ -831,7 +887,15 @@
           <w:color w:val="000000" w:themeColor="text1"/>
           <w:lang w:val="en-GB"/>
         </w:rPr>
-        <w:t>The findings show that transfer learning with ResNet18 offers a successful micro-gesture recognition solution. This method achieves dependable performance on a large-scale gesture dataset while facilitating effective training. The developed system demonstrates how deep learning techniques can be used to identify subtle human gestures in practical settings.</w:t>
+        <w:t xml:space="preserve">Results indicate that using ResNet18 via transfer learning is a viable solution for micro-gesture recognition from an experimental perspective; it provides meaningful levels of classification accuracy on a large-scale gesture dataset while allowing for training of the model effectively. The resulting system illustrates how deep learning approaches can ultimately be applied in real-world applications for identification of small human gestures </w:t>
+      </w:r>
+      <w:r>
+        <w:rPr>
+          <w:rFonts w:ascii="Times New Roman" w:eastAsia="Times New Roman" w:hAnsi="Times New Roman" w:cs="Times New Roman"/>
+          <w:color w:val="000000" w:themeColor="text1"/>
+          <w:lang w:val="en-GB"/>
+        </w:rPr>
+        <w:t>using visual data.</w:t>
       </w:r>
     </w:p>
     <w:p>
@@ -860,30 +924,6 @@
       <w:pPr>
         <w:spacing w:before="240" w:after="240"/>
         <w:jc w:val="both"/>
-        <w:rPr>
-          <w:rFonts w:ascii="Times New Roman" w:eastAsia="Times New Roman" w:hAnsi="Times New Roman" w:cs="Times New Roman"/>
-          <w:color w:val="000000" w:themeColor="text1"/>
-          <w:lang w:val="en-GB"/>
-        </w:rPr>
-      </w:pPr>
-    </w:p>
-    <w:p>
-      <w:pPr>
-        <w:spacing w:before="646" w:after="0"/>
-        <w:ind w:left="369"/>
-        <w:jc w:val="center"/>
-        <w:rPr>
-          <w:rFonts w:ascii="Times New Roman" w:eastAsia="Times New Roman" w:hAnsi="Times New Roman" w:cs="Times New Roman"/>
-          <w:color w:val="000000" w:themeColor="text1"/>
-          <w:lang w:val="en-GB"/>
-        </w:rPr>
-      </w:pPr>
-    </w:p>
-    <w:p>
-      <w:pPr>
-        <w:spacing w:before="646" w:after="0"/>
-        <w:ind w:left="369"/>
-        <w:jc w:val="center"/>
         <w:rPr>
           <w:rFonts w:ascii="Times New Roman" w:eastAsia="Times New Roman" w:hAnsi="Times New Roman" w:cs="Times New Roman"/>
           <w:color w:val="000000" w:themeColor="text1"/>
@@ -984,7 +1024,7 @@
             </w:rPr>
             <w:fldChar w:fldCharType="separate"/>
           </w:r>
-          <w:hyperlink w:anchor="_Toc224583099" w:history="1">
+          <w:hyperlink w:anchor="_Toc224838692" w:history="1">
             <w:r>
               <w:rPr>
                 <w:rStyle w:val="Hyperlink"/>
@@ -1013,7 +1053,7 @@
                 <w:noProof/>
                 <w:webHidden/>
               </w:rPr>
-              <w:instrText xml:space="preserve"> PAGEREF _Toc224583099 \h </w:instrText>
+              <w:instrText xml:space="preserve"> PAGEREF _Toc224838692 \h </w:instrText>
             </w:r>
             <w:r>
               <w:rPr>
@@ -1057,7 +1097,7 @@
               <w14:ligatures w14:val="standardContextual"/>
             </w:rPr>
           </w:pPr>
-          <w:hyperlink w:anchor="_Toc224583100" w:history="1">
+          <w:hyperlink w:anchor="_Toc224838693" w:history="1">
             <w:r>
               <w:rPr>
                 <w:rStyle w:val="Hyperlink"/>
@@ -1086,7 +1126,7 @@
                 <w:noProof/>
                 <w:webHidden/>
               </w:rPr>
-              <w:instrText xml:space="preserve"> PAGEREF _Toc224583100 \h </w:instrText>
+              <w:instrText xml:space="preserve"> PAGEREF _Toc224838693 \h </w:instrText>
             </w:r>
             <w:r>
               <w:rPr>
@@ -1130,7 +1170,7 @@
               <w14:ligatures w14:val="standardContextual"/>
             </w:rPr>
           </w:pPr>
-          <w:hyperlink w:anchor="_Toc224583101" w:history="1">
+          <w:hyperlink w:anchor="_Toc224838694" w:history="1">
             <w:r>
               <w:rPr>
                 <w:rStyle w:val="Hyperlink"/>
@@ -1158,7 +1198,7 @@
                 <w:noProof/>
                 <w:webHidden/>
               </w:rPr>
-              <w:instrText xml:space="preserve"> PAGEREF _Toc224583101 \h </w:instrText>
+              <w:instrText xml:space="preserve"> PAGEREF _Toc224838694 \h </w:instrText>
             </w:r>
             <w:r>
               <w:rPr>
@@ -1202,7 +1242,7 @@
               <w14:ligatures w14:val="standardContextual"/>
             </w:rPr>
           </w:pPr>
-          <w:hyperlink w:anchor="_Toc224583102" w:history="1">
+          <w:hyperlink w:anchor="_Toc224838695" w:history="1">
             <w:r>
               <w:rPr>
                 <w:rStyle w:val="Hyperlink"/>
@@ -1230,7 +1270,7 @@
                 <w:noProof/>
                 <w:webHidden/>
               </w:rPr>
-              <w:instrText xml:space="preserve"> PAGEREF _Toc224583102 \h </w:instrText>
+              <w:instrText xml:space="preserve"> PAGEREF _Toc224838695 \h </w:instrText>
             </w:r>
             <w:r>
               <w:rPr>
@@ -1274,7 +1314,7 @@
               <w14:ligatures w14:val="standardContextual"/>
             </w:rPr>
           </w:pPr>
-          <w:hyperlink w:anchor="_Toc224583103" w:history="1">
+          <w:hyperlink w:anchor="_Toc224838696" w:history="1">
             <w:r>
               <w:rPr>
                 <w:rStyle w:val="Hyperlink"/>
@@ -1302,7 +1342,7 @@
                 <w:noProof/>
                 <w:webHidden/>
               </w:rPr>
-              <w:instrText xml:space="preserve"> PAGEREF _Toc224583103 \h </w:instrText>
+              <w:instrText xml:space="preserve"> PAGEREF _Toc224838696 \h </w:instrText>
             </w:r>
             <w:r>
               <w:rPr>
@@ -1346,7 +1386,7 @@
               <w14:ligatures w14:val="standardContextual"/>
             </w:rPr>
           </w:pPr>
-          <w:hyperlink w:anchor="_Toc224583104" w:history="1">
+          <w:hyperlink w:anchor="_Toc224838697" w:history="1">
             <w:r>
               <w:rPr>
                 <w:rStyle w:val="Hyperlink"/>
@@ -1374,79 +1414,7 @@
                 <w:noProof/>
                 <w:webHidden/>
               </w:rPr>
-              <w:instrText xml:space="preserve"> PAGEREF _Toc224583104 \h </w:instrText>
-            </w:r>
-            <w:r>
-              <w:rPr>
-                <w:noProof/>
-                <w:webHidden/>
-              </w:rPr>
-            </w:r>
-            <w:r>
-              <w:rPr>
-                <w:noProof/>
-                <w:webHidden/>
-              </w:rPr>
-              <w:fldChar w:fldCharType="separate"/>
-            </w:r>
-            <w:r>
-              <w:rPr>
-                <w:noProof/>
-                <w:webHidden/>
-              </w:rPr>
-              <w:t>7</w:t>
-            </w:r>
-            <w:r>
-              <w:rPr>
-                <w:noProof/>
-                <w:webHidden/>
-              </w:rPr>
-              <w:fldChar w:fldCharType="end"/>
-            </w:r>
-          </w:hyperlink>
-        </w:p>
-        <w:p>
-          <w:pPr>
-            <w:pStyle w:val="TOC1"/>
-            <w:tabs>
-              <w:tab w:val="right" w:leader="dot" w:pos="9350"/>
-            </w:tabs>
-            <w:rPr>
-              <w:noProof/>
-              <w:kern w:val="2"/>
-              <w:lang w:val="en-FI" w:eastAsia="en-GB"/>
-              <w14:ligatures w14:val="standardContextual"/>
-            </w:rPr>
-          </w:pPr>
-          <w:hyperlink w:anchor="_Toc224583105" w:history="1">
-            <w:r>
-              <w:rPr>
-                <w:rStyle w:val="Hyperlink"/>
-                <w:rFonts w:ascii="Times New Roman" w:eastAsia="Times New Roman" w:hAnsi="Times New Roman" w:cs="Times New Roman"/>
-                <w:noProof/>
-              </w:rPr>
-              <w:t>7. Model Evaluation</w:t>
-            </w:r>
-            <w:r>
-              <w:rPr>
-                <w:noProof/>
-                <w:webHidden/>
-              </w:rPr>
-              <w:tab/>
-            </w:r>
-            <w:r>
-              <w:rPr>
-                <w:noProof/>
-                <w:webHidden/>
-              </w:rPr>
-              <w:fldChar w:fldCharType="begin"/>
-            </w:r>
-            <w:r>
-              <w:rPr>
-                <w:noProof/>
-                <w:webHidden/>
-              </w:rPr>
-              <w:instrText xml:space="preserve"> PAGEREF _Toc224583105 \h </w:instrText>
+              <w:instrText xml:space="preserve"> PAGEREF _Toc224838697 \h </w:instrText>
             </w:r>
             <w:r>
               <w:rPr>
@@ -1490,14 +1458,14 @@
               <w14:ligatures w14:val="standardContextual"/>
             </w:rPr>
           </w:pPr>
-          <w:hyperlink w:anchor="_Toc224583106" w:history="1">
+          <w:hyperlink w:anchor="_Toc224838698" w:history="1">
             <w:r>
               <w:rPr>
                 <w:rStyle w:val="Hyperlink"/>
                 <w:rFonts w:ascii="Times New Roman" w:eastAsia="Times New Roman" w:hAnsi="Times New Roman" w:cs="Times New Roman"/>
                 <w:noProof/>
               </w:rPr>
-              <w:t>8. Experiment and Performance Analysis</w:t>
+              <w:t>7. Model Evaluation</w:t>
             </w:r>
             <w:r>
               <w:rPr>
@@ -1518,7 +1486,7 @@
                 <w:noProof/>
                 <w:webHidden/>
               </w:rPr>
-              <w:instrText xml:space="preserve"> PAGEREF _Toc224583106 \h </w:instrText>
+              <w:instrText xml:space="preserve"> PAGEREF _Toc224838698 \h </w:instrText>
             </w:r>
             <w:r>
               <w:rPr>
@@ -1562,14 +1530,14 @@
               <w14:ligatures w14:val="standardContextual"/>
             </w:rPr>
           </w:pPr>
-          <w:hyperlink w:anchor="_Toc224583107" w:history="1">
+          <w:hyperlink w:anchor="_Toc224838699" w:history="1">
             <w:r>
               <w:rPr>
                 <w:rStyle w:val="Hyperlink"/>
-                <w:rFonts w:ascii="Times New Roman" w:hAnsi="Times New Roman" w:cs="Times New Roman"/>
+                <w:rFonts w:ascii="Times New Roman" w:eastAsia="Times New Roman" w:hAnsi="Times New Roman" w:cs="Times New Roman"/>
                 <w:noProof/>
               </w:rPr>
-              <w:t>9. Discussion</w:t>
+              <w:t>8. Experiment and Performance Analysis</w:t>
             </w:r>
             <w:r>
               <w:rPr>
@@ -1590,7 +1558,7 @@
                 <w:noProof/>
                 <w:webHidden/>
               </w:rPr>
-              <w:instrText xml:space="preserve"> PAGEREF _Toc224583107 \h </w:instrText>
+              <w:instrText xml:space="preserve"> PAGEREF _Toc224838699 \h </w:instrText>
             </w:r>
             <w:r>
               <w:rPr>
@@ -1634,14 +1602,14 @@
               <w14:ligatures w14:val="standardContextual"/>
             </w:rPr>
           </w:pPr>
-          <w:hyperlink w:anchor="_Toc224583108" w:history="1">
+          <w:hyperlink w:anchor="_Toc224838700" w:history="1">
             <w:r>
               <w:rPr>
                 <w:rStyle w:val="Hyperlink"/>
-                <w:rFonts w:ascii="Times New Roman" w:eastAsia="Times New Roman" w:hAnsi="Times New Roman" w:cs="Times New Roman"/>
+                <w:rFonts w:ascii="Times New Roman" w:hAnsi="Times New Roman" w:cs="Times New Roman"/>
                 <w:noProof/>
               </w:rPr>
-              <w:t>10. Conclusion</w:t>
+              <w:t>9. Discussion</w:t>
             </w:r>
             <w:r>
               <w:rPr>
@@ -1662,7 +1630,7 @@
                 <w:noProof/>
                 <w:webHidden/>
               </w:rPr>
-              <w:instrText xml:space="preserve"> PAGEREF _Toc224583108 \h </w:instrText>
+              <w:instrText xml:space="preserve"> PAGEREF _Toc224838700 \h </w:instrText>
             </w:r>
             <w:r>
               <w:rPr>
@@ -1706,7 +1674,79 @@
               <w14:ligatures w14:val="standardContextual"/>
             </w:rPr>
           </w:pPr>
-          <w:hyperlink w:anchor="_Toc224583109" w:history="1">
+          <w:hyperlink w:anchor="_Toc224838701" w:history="1">
+            <w:r>
+              <w:rPr>
+                <w:rStyle w:val="Hyperlink"/>
+                <w:rFonts w:ascii="Times New Roman" w:eastAsia="Times New Roman" w:hAnsi="Times New Roman" w:cs="Times New Roman"/>
+                <w:noProof/>
+              </w:rPr>
+              <w:t>10. Conclusion</w:t>
+            </w:r>
+            <w:r>
+              <w:rPr>
+                <w:noProof/>
+                <w:webHidden/>
+              </w:rPr>
+              <w:tab/>
+            </w:r>
+            <w:r>
+              <w:rPr>
+                <w:noProof/>
+                <w:webHidden/>
+              </w:rPr>
+              <w:fldChar w:fldCharType="begin"/>
+            </w:r>
+            <w:r>
+              <w:rPr>
+                <w:noProof/>
+                <w:webHidden/>
+              </w:rPr>
+              <w:instrText xml:space="preserve"> PAGEREF _Toc224838701 \h </w:instrText>
+            </w:r>
+            <w:r>
+              <w:rPr>
+                <w:noProof/>
+                <w:webHidden/>
+              </w:rPr>
+            </w:r>
+            <w:r>
+              <w:rPr>
+                <w:noProof/>
+                <w:webHidden/>
+              </w:rPr>
+              <w:fldChar w:fldCharType="separate"/>
+            </w:r>
+            <w:r>
+              <w:rPr>
+                <w:noProof/>
+                <w:webHidden/>
+              </w:rPr>
+              <w:t>8</w:t>
+            </w:r>
+            <w:r>
+              <w:rPr>
+                <w:noProof/>
+                <w:webHidden/>
+              </w:rPr>
+              <w:fldChar w:fldCharType="end"/>
+            </w:r>
+          </w:hyperlink>
+        </w:p>
+        <w:p>
+          <w:pPr>
+            <w:pStyle w:val="TOC1"/>
+            <w:tabs>
+              <w:tab w:val="right" w:leader="dot" w:pos="9350"/>
+            </w:tabs>
+            <w:rPr>
+              <w:noProof/>
+              <w:kern w:val="2"/>
+              <w:lang w:val="en-FI" w:eastAsia="en-GB"/>
+              <w14:ligatures w14:val="standardContextual"/>
+            </w:rPr>
+          </w:pPr>
+          <w:hyperlink w:anchor="_Toc224838702" w:history="1">
             <w:r>
               <w:rPr>
                 <w:rStyle w:val="Hyperlink"/>
@@ -1734,7 +1774,7 @@
                 <w:noProof/>
                 <w:webHidden/>
               </w:rPr>
-              <w:instrText xml:space="preserve"> PAGEREF _Toc224583109 \h </w:instrText>
+              <w:instrText xml:space="preserve"> PAGEREF _Toc224838702 \h </w:instrText>
             </w:r>
             <w:r>
               <w:rPr>
@@ -1810,7 +1850,7 @@
           <w:szCs w:val="32"/>
         </w:rPr>
       </w:pPr>
-      <w:bookmarkStart w:id="0" w:name="_Toc224583099"/>
+      <w:bookmarkStart w:id="0" w:name="_Toc224838692"/>
       <w:r>
         <w:rPr>
           <w:rFonts w:ascii="Times New Roman" w:eastAsia="Times New Roman" w:hAnsi="Times New Roman" w:cs="Times New Roman"/>
@@ -2001,7 +2041,7 @@
           <w:lang w:val="en-GB"/>
         </w:rPr>
       </w:pPr>
-      <w:bookmarkStart w:id="1" w:name="_Toc224583100"/>
+      <w:bookmarkStart w:id="1" w:name="_Toc224838693"/>
       <w:r>
         <w:rPr>
           <w:rFonts w:ascii="Times New Roman" w:eastAsia="Times New Roman" w:hAnsi="Times New Roman" w:cs="Times New Roman"/>
@@ -2043,21 +2083,7 @@
           <w:rFonts w:ascii="Times New Roman" w:eastAsia="Times New Roman" w:hAnsi="Times New Roman" w:cs="Times New Roman"/>
           <w:color w:val="000000" w:themeColor="text1"/>
         </w:rPr>
-        <w:t>The use of gesture recognition systems in computer vision has been well researched. The traditional methods used in gesture recognition systems used features that were hand crafted and based on a set of rules that could be used to make predictions through machine learning classification techniques aka classical machine learning methods</w:t>
-      </w:r>
-      <w:r>
-        <w:rPr>
-          <w:rFonts w:ascii="Times New Roman" w:eastAsia="Times New Roman" w:hAnsi="Times New Roman" w:cs="Times New Roman"/>
-          <w:color w:val="000000" w:themeColor="text1"/>
-        </w:rPr>
-        <w:t xml:space="preserve"> </w:t>
-      </w:r>
-      <w:r>
-        <w:rPr>
-          <w:rFonts w:ascii="Times New Roman" w:eastAsia="Times New Roman" w:hAnsi="Times New Roman" w:cs="Times New Roman"/>
-          <w:color w:val="000000" w:themeColor="text1"/>
-        </w:rPr>
-        <w:t xml:space="preserve">(e.g. SVM, </w:t>
+        <w:t xml:space="preserve">The use of gesture recognition systems in computer vision has been well researched. The traditional methods used in gesture recognition systems used features that were hand crafted and based on a set of rules that could be used to make predictions through machine learning classification techniques aka classical machine learning methods (e.g. SVM, </w:t>
       </w:r>
       <w:proofErr w:type="spellStart"/>
       <w:r>
@@ -2454,7 +2480,7 @@
           <w:color w:val="auto"/>
         </w:rPr>
       </w:pPr>
-      <w:bookmarkStart w:id="2" w:name="_Toc224583101"/>
+      <w:bookmarkStart w:id="2" w:name="_Toc224838694"/>
       <w:r>
         <w:rPr>
           <w:rFonts w:ascii="Times New Roman" w:eastAsia="Times New Roman" w:hAnsi="Times New Roman" w:cs="Times New Roman"/>
@@ -2481,21 +2507,7 @@
           <w:rFonts w:ascii="Times New Roman" w:eastAsia="Times New Roman" w:hAnsi="Times New Roman" w:cs="Times New Roman"/>
           <w:color w:val="auto"/>
         </w:rPr>
-        <w:t xml:space="preserve"> </w:t>
-      </w:r>
-      <w:r>
-        <w:rPr>
-          <w:rFonts w:ascii="Times New Roman" w:eastAsia="Times New Roman" w:hAnsi="Times New Roman" w:cs="Times New Roman"/>
-          <w:color w:val="auto"/>
-        </w:rPr>
-        <w:t>Description</w:t>
-      </w:r>
-      <w:r>
-        <w:rPr>
-          <w:rFonts w:ascii="Times New Roman" w:eastAsia="Times New Roman" w:hAnsi="Times New Roman" w:cs="Times New Roman"/>
-          <w:color w:val="auto"/>
-        </w:rPr>
-        <w:t xml:space="preserve"> and</w:t>
+        <w:t xml:space="preserve"> Description and</w:t>
       </w:r>
       <w:r>
         <w:rPr>
@@ -2596,7 +2608,50 @@
           <w:rFonts w:ascii="Times New Roman" w:eastAsia="Times New Roman" w:hAnsi="Times New Roman" w:cs="Times New Roman"/>
           <w:color w:val="000000" w:themeColor="text1"/>
         </w:rPr>
-        <w:t>The dataset was stored in the following structure:</w:t>
+        <w:t xml:space="preserve">The initial part of the project focused on understanding what the training data looks like and checking its composition. The </w:t>
+      </w:r>
+      <w:proofErr w:type="spellStart"/>
+      <w:r>
+        <w:rPr>
+          <w:rFonts w:ascii="Times New Roman" w:eastAsia="Times New Roman" w:hAnsi="Times New Roman" w:cs="Times New Roman"/>
+          <w:b/>
+          <w:bCs/>
+          <w:color w:val="000000" w:themeColor="text1"/>
+        </w:rPr>
+        <w:t>iMiGUE</w:t>
+      </w:r>
+      <w:proofErr w:type="spellEnd"/>
+      <w:r>
+        <w:rPr>
+          <w:rFonts w:ascii="Times New Roman" w:eastAsia="Times New Roman" w:hAnsi="Times New Roman" w:cs="Times New Roman"/>
+          <w:b/>
+          <w:bCs/>
+          <w:color w:val="000000" w:themeColor="text1"/>
+        </w:rPr>
+        <w:t xml:space="preserve"> micro-gesture data set, </w:t>
+      </w:r>
+      <w:r>
+        <w:rPr>
+          <w:rFonts w:ascii="Times New Roman" w:eastAsia="Times New Roman" w:hAnsi="Times New Roman" w:cs="Times New Roman"/>
+          <w:color w:val="000000" w:themeColor="text1"/>
+        </w:rPr>
+        <w:t xml:space="preserve">which was used in this project, has many different classes of human micro-gestures. Data structure contains 32 folders, and each of them representing an individual gesture class. Within each folder, the images are representative samples for the </w:t>
+      </w:r>
+      <w:proofErr w:type="gramStart"/>
+      <w:r>
+        <w:rPr>
+          <w:rFonts w:ascii="Times New Roman" w:eastAsia="Times New Roman" w:hAnsi="Times New Roman" w:cs="Times New Roman"/>
+          <w:color w:val="000000" w:themeColor="text1"/>
+        </w:rPr>
+        <w:t>particular gesture</w:t>
+      </w:r>
+      <w:proofErr w:type="gramEnd"/>
+      <w:r>
+        <w:rPr>
+          <w:rFonts w:ascii="Times New Roman" w:eastAsia="Times New Roman" w:hAnsi="Times New Roman" w:cs="Times New Roman"/>
+          <w:color w:val="000000" w:themeColor="text1"/>
+        </w:rPr>
+        <w:t xml:space="preserve"> class the folder belongs to.</w:t>
       </w:r>
     </w:p>
     <w:p>
@@ -2611,6 +2666,24 @@
       <w:r>
         <w:rPr>
           <w:rFonts w:ascii="Times New Roman" w:eastAsia="Times New Roman" w:hAnsi="Times New Roman" w:cs="Times New Roman"/>
+          <w:color w:val="000000" w:themeColor="text1"/>
+        </w:rPr>
+        <w:t>The dataset was stored in the following structure:</w:t>
+      </w:r>
+    </w:p>
+    <w:p>
+      <w:pPr>
+        <w:spacing w:before="240" w:after="240"/>
+        <w:jc w:val="both"/>
+        <w:rPr>
+          <w:rFonts w:ascii="Times New Roman" w:eastAsia="Times New Roman" w:hAnsi="Times New Roman" w:cs="Times New Roman"/>
+          <w:color w:val="000000" w:themeColor="text1"/>
+        </w:rPr>
+      </w:pPr>
+      <w:r>
+        <w:rPr>
+          <w:rFonts w:ascii="Times New Roman" w:eastAsia="Times New Roman" w:hAnsi="Times New Roman" w:cs="Times New Roman"/>
+          <w:noProof/>
           <w:color w:val="000000" w:themeColor="text1"/>
         </w:rPr>
         <w:lastRenderedPageBreak/>
@@ -2665,7 +2738,7 @@
           <w:rFonts w:ascii="Times New Roman" w:eastAsia="Times New Roman" w:hAnsi="Times New Roman" w:cs="Times New Roman"/>
           <w:color w:val="000000" w:themeColor="text1"/>
         </w:rPr>
-        <w:t xml:space="preserve">Each class directory contains several image files in </w:t>
+        <w:t xml:space="preserve">The dataset consists of multiple </w:t>
       </w:r>
       <w:r>
         <w:rPr>
@@ -2674,14 +2747,14 @@
           <w:bCs/>
           <w:color w:val="000000" w:themeColor="text1"/>
         </w:rPr>
-        <w:t>JPEG format (.jpg)</w:t>
-      </w:r>
-      <w:r>
-        <w:rPr>
-          <w:rFonts w:ascii="Times New Roman" w:eastAsia="Times New Roman" w:hAnsi="Times New Roman" w:cs="Times New Roman"/>
-          <w:color w:val="000000" w:themeColor="text1"/>
-        </w:rPr>
-        <w:t xml:space="preserve"> representing different examples of the corresponding gesture.</w:t>
+        <w:t>JPEG files</w:t>
+      </w:r>
+      <w:r>
+        <w:rPr>
+          <w:rFonts w:ascii="Times New Roman" w:eastAsia="Times New Roman" w:hAnsi="Times New Roman" w:cs="Times New Roman"/>
+          <w:color w:val="000000" w:themeColor="text1"/>
+        </w:rPr>
+        <w:t xml:space="preserve"> in the various class folders, and each of these corresponds to representations of gestures in the image.</w:t>
       </w:r>
     </w:p>
     <w:p>
@@ -2698,7 +2771,7 @@
           <w:rFonts w:ascii="Times New Roman" w:eastAsia="Times New Roman" w:hAnsi="Times New Roman" w:cs="Times New Roman"/>
           <w:color w:val="000000" w:themeColor="text1"/>
         </w:rPr>
-        <w:t>To understand the dataset distribution, a Python script was used to:</w:t>
+        <w:t>The dataset distribution was determined by analyzing the dataset using a Python script that performed the following:</w:t>
       </w:r>
     </w:p>
     <w:p>
@@ -2706,7 +2779,7 @@
         <w:pStyle w:val="ListParagraph"/>
         <w:numPr>
           <w:ilvl w:val="0"/>
-          <w:numId w:val="28"/>
+          <w:numId w:val="31"/>
         </w:numPr>
         <w:spacing w:before="240" w:after="240"/>
         <w:jc w:val="both"/>
@@ -2720,7 +2793,7 @@
           <w:rFonts w:ascii="Times New Roman" w:eastAsia="Times New Roman" w:hAnsi="Times New Roman" w:cs="Times New Roman"/>
           <w:color w:val="000000" w:themeColor="text1"/>
         </w:rPr>
-        <w:t>count the number of class folders</w:t>
+        <w:t>Counting the number of folders</w:t>
       </w:r>
     </w:p>
     <w:p>
@@ -2728,7 +2801,7 @@
         <w:pStyle w:val="ListParagraph"/>
         <w:numPr>
           <w:ilvl w:val="0"/>
-          <w:numId w:val="28"/>
+          <w:numId w:val="31"/>
         </w:numPr>
         <w:spacing w:before="240" w:after="240"/>
         <w:jc w:val="both"/>
@@ -2742,7 +2815,7 @@
           <w:rFonts w:ascii="Times New Roman" w:eastAsia="Times New Roman" w:hAnsi="Times New Roman" w:cs="Times New Roman"/>
           <w:color w:val="000000" w:themeColor="text1"/>
         </w:rPr>
-        <w:t>calculate the number of images in each class</w:t>
+        <w:t>Calculating the number of images in each folder</w:t>
       </w:r>
     </w:p>
     <w:p>
@@ -2750,7 +2823,7 @@
         <w:pStyle w:val="ListParagraph"/>
         <w:numPr>
           <w:ilvl w:val="0"/>
-          <w:numId w:val="28"/>
+          <w:numId w:val="31"/>
         </w:numPr>
         <w:spacing w:before="240" w:after="240"/>
         <w:jc w:val="both"/>
@@ -2764,7 +2837,7 @@
           <w:rFonts w:ascii="Times New Roman" w:eastAsia="Times New Roman" w:hAnsi="Times New Roman" w:cs="Times New Roman"/>
           <w:color w:val="000000" w:themeColor="text1"/>
         </w:rPr>
-        <w:t>compute the total number of images in the training set</w:t>
+        <w:t>Determining the total number of images in the training dataset</w:t>
       </w:r>
     </w:p>
     <w:p>
@@ -2772,7 +2845,7 @@
         <w:pStyle w:val="ListParagraph"/>
         <w:numPr>
           <w:ilvl w:val="0"/>
-          <w:numId w:val="28"/>
+          <w:numId w:val="31"/>
         </w:numPr>
         <w:spacing w:before="240" w:after="240"/>
         <w:jc w:val="both"/>
@@ -2786,7 +2859,7 @@
           <w:rFonts w:ascii="Times New Roman" w:eastAsia="Times New Roman" w:hAnsi="Times New Roman" w:cs="Times New Roman"/>
           <w:color w:val="000000" w:themeColor="text1"/>
         </w:rPr>
-        <w:t>visualize the class distribution</w:t>
+        <w:t>Creating a graph showing each folder's relative sizes</w:t>
       </w:r>
     </w:p>
     <w:p>
@@ -2794,7 +2867,7 @@
         <w:pStyle w:val="ListParagraph"/>
         <w:numPr>
           <w:ilvl w:val="0"/>
-          <w:numId w:val="28"/>
+          <w:numId w:val="31"/>
         </w:numPr>
         <w:spacing w:before="240" w:after="240"/>
         <w:jc w:val="both"/>
@@ -2808,7 +2881,7 @@
           <w:rFonts w:ascii="Times New Roman" w:eastAsia="Times New Roman" w:hAnsi="Times New Roman" w:cs="Times New Roman"/>
           <w:color w:val="000000" w:themeColor="text1"/>
         </w:rPr>
-        <w:t>display sample images from several classes</w:t>
+        <w:t>Showing sample images from several folders</w:t>
       </w:r>
     </w:p>
     <w:p>
@@ -2825,7 +2898,7 @@
           <w:rFonts w:ascii="Times New Roman" w:eastAsia="Times New Roman" w:hAnsi="Times New Roman" w:cs="Times New Roman"/>
           <w:color w:val="000000" w:themeColor="text1"/>
         </w:rPr>
-        <w:t xml:space="preserve">This analysis gave a summary of the </w:t>
+        <w:t xml:space="preserve">Through this analysis, we were able to determine the overall </w:t>
       </w:r>
       <w:r>
         <w:rPr>
@@ -2834,14 +2907,14 @@
           <w:bCs/>
           <w:color w:val="000000" w:themeColor="text1"/>
         </w:rPr>
-        <w:t xml:space="preserve">class balance and data variability </w:t>
-      </w:r>
-      <w:r>
-        <w:rPr>
-          <w:rFonts w:ascii="Times New Roman" w:eastAsia="Times New Roman" w:hAnsi="Times New Roman" w:cs="Times New Roman"/>
-          <w:color w:val="000000" w:themeColor="text1"/>
-        </w:rPr>
-        <w:t xml:space="preserve">and assisted in confirming that the dataset had been loaded correctly. Prior to training a neural network model, it is crucial to comprehend the dataset structure because this guarantees that the data is appropriately arranged and appropriate for </w:t>
+        <w:t>balance</w:t>
+      </w:r>
+      <w:r>
+        <w:rPr>
+          <w:rFonts w:ascii="Times New Roman" w:eastAsia="Times New Roman" w:hAnsi="Times New Roman" w:cs="Times New Roman"/>
+          <w:color w:val="000000" w:themeColor="text1"/>
+        </w:rPr>
+        <w:t xml:space="preserve"> of the classes and the </w:t>
       </w:r>
       <w:r>
         <w:rPr>
@@ -2850,14 +2923,30 @@
           <w:bCs/>
           <w:color w:val="000000" w:themeColor="text1"/>
         </w:rPr>
-        <w:t>supervised image classification</w:t>
-      </w:r>
-      <w:r>
-        <w:rPr>
-          <w:rFonts w:ascii="Times New Roman" w:eastAsia="Times New Roman" w:hAnsi="Times New Roman" w:cs="Times New Roman"/>
-          <w:color w:val="000000" w:themeColor="text1"/>
-        </w:rPr>
-        <w:t>.</w:t>
+        <w:t>variability</w:t>
+      </w:r>
+      <w:r>
+        <w:rPr>
+          <w:rFonts w:ascii="Times New Roman" w:eastAsia="Times New Roman" w:hAnsi="Times New Roman" w:cs="Times New Roman"/>
+          <w:color w:val="000000" w:themeColor="text1"/>
+        </w:rPr>
+        <w:t xml:space="preserve"> of the data; this also confirmed that all the data in this data set was imported into memory correctly. It is imperative to understand the structure of a dataset prior to using it for training a neural network, as it ensures that the data are in the correct order for </w:t>
+      </w:r>
+      <w:r>
+        <w:rPr>
+          <w:rFonts w:ascii="Times New Roman" w:eastAsia="Times New Roman" w:hAnsi="Times New Roman" w:cs="Times New Roman"/>
+          <w:b/>
+          <w:bCs/>
+          <w:color w:val="000000" w:themeColor="text1"/>
+        </w:rPr>
+        <w:t>supervised classification</w:t>
+      </w:r>
+      <w:r>
+        <w:rPr>
+          <w:rFonts w:ascii="Times New Roman" w:eastAsia="Times New Roman" w:hAnsi="Times New Roman" w:cs="Times New Roman"/>
+          <w:color w:val="000000" w:themeColor="text1"/>
+        </w:rPr>
+        <w:t xml:space="preserve"> of images.</w:t>
       </w:r>
     </w:p>
     <w:p>
@@ -2874,39 +2963,7 @@
           <w:rFonts w:ascii="Times New Roman" w:eastAsia="Times New Roman" w:hAnsi="Times New Roman" w:cs="Times New Roman"/>
           <w:color w:val="000000" w:themeColor="text1"/>
         </w:rPr>
-        <w:t xml:space="preserve">The analysis of the dataset revealed that the training dataset contains </w:t>
-      </w:r>
-      <w:r>
-        <w:rPr>
-          <w:rFonts w:ascii="Times New Roman" w:eastAsia="Times New Roman" w:hAnsi="Times New Roman" w:cs="Times New Roman"/>
-          <w:b/>
-          <w:bCs/>
-          <w:color w:val="000000" w:themeColor="text1"/>
-        </w:rPr>
-        <w:t>32 gesture</w:t>
-      </w:r>
-      <w:r>
-        <w:rPr>
-          <w:rFonts w:ascii="Times New Roman" w:eastAsia="Times New Roman" w:hAnsi="Times New Roman" w:cs="Times New Roman"/>
-          <w:color w:val="000000" w:themeColor="text1"/>
-        </w:rPr>
-        <w:t xml:space="preserve"> </w:t>
-      </w:r>
-      <w:r>
-        <w:rPr>
-          <w:rFonts w:ascii="Times New Roman" w:eastAsia="Times New Roman" w:hAnsi="Times New Roman" w:cs="Times New Roman"/>
-          <w:b/>
-          <w:bCs/>
-          <w:color w:val="000000" w:themeColor="text1"/>
-        </w:rPr>
-        <w:t>classes and 60,514 images in total</w:t>
-      </w:r>
-      <w:r>
-        <w:rPr>
-          <w:rFonts w:ascii="Times New Roman" w:eastAsia="Times New Roman" w:hAnsi="Times New Roman" w:cs="Times New Roman"/>
-          <w:color w:val="000000" w:themeColor="text1"/>
-        </w:rPr>
-        <w:t>. The class distribution presents a major problem because some classes have only a few samples while other classes have thousands of samples. The model learning process will be affected by this imbalance which requires consideration throughout the training and evaluation stages.</w:t>
+        <w:t>Upon completion of our analysis, we determined that the number of gestures in our training dataset equals 32 and the total number of images equals 60,514. We also determined that there exists a significant class imbalance since there are some classes with very few sample images and many classes with very large numbers of sample images. The process of learning by the model will be significantly impacted by this imbalance, which must be considered during both training and evaluation of the model.</w:t>
       </w:r>
     </w:p>
     <w:p>
@@ -2917,7 +2974,7 @@
           <w:color w:val="auto"/>
         </w:rPr>
       </w:pPr>
-      <w:bookmarkStart w:id="3" w:name="_Toc224583102"/>
+      <w:bookmarkStart w:id="3" w:name="_Toc224838695"/>
       <w:r>
         <w:rPr>
           <w:rFonts w:ascii="Times New Roman" w:eastAsia="Times New Roman" w:hAnsi="Times New Roman" w:cs="Times New Roman"/>
@@ -3004,6 +3061,7 @@
           <w:rFonts w:ascii="Times New Roman" w:eastAsia="Times New Roman" w:hAnsi="Times New Roman" w:cs="Times New Roman"/>
           <w:color w:val="000000" w:themeColor="text1"/>
         </w:rPr>
+        <w:lastRenderedPageBreak/>
         <w:t xml:space="preserve">In addition, data augmentation techniques were employed to increase the variety of the training input data </w:t>
       </w:r>
       <w:proofErr w:type="gramStart"/>
@@ -3091,7 +3149,6 @@
           <w:bCs/>
           <w:color w:val="000000" w:themeColor="text1"/>
         </w:rPr>
-        <w:lastRenderedPageBreak/>
         <w:t>Random Horizontal Flip</w:t>
       </w:r>
     </w:p>
@@ -3372,7 +3429,7 @@
           <w:color w:val="auto"/>
         </w:rPr>
       </w:pPr>
-      <w:bookmarkStart w:id="4" w:name="_Toc224583103"/>
+      <w:bookmarkStart w:id="4" w:name="_Toc224838696"/>
       <w:r>
         <w:rPr>
           <w:rFonts w:ascii="Times New Roman" w:eastAsia="Times New Roman" w:hAnsi="Times New Roman" w:cs="Times New Roman"/>
@@ -3399,14 +3456,7 @@
           <w:rFonts w:ascii="Times New Roman" w:eastAsia="Times New Roman" w:hAnsi="Times New Roman" w:cs="Times New Roman"/>
           <w:color w:val="auto"/>
         </w:rPr>
-        <w:t xml:space="preserve"> and </w:t>
-      </w:r>
-      <w:r>
-        <w:rPr>
-          <w:rFonts w:ascii="Times New Roman" w:eastAsia="Times New Roman" w:hAnsi="Times New Roman" w:cs="Times New Roman"/>
-          <w:color w:val="auto"/>
-        </w:rPr>
-        <w:t>Model Architecture Modification</w:t>
+        <w:t xml:space="preserve"> and Model Architecture Modification</w:t>
       </w:r>
       <w:bookmarkEnd w:id="4"/>
     </w:p>
@@ -3424,7 +3474,7 @@
           <w:rFonts w:ascii="Times New Roman" w:eastAsia="Times New Roman" w:hAnsi="Times New Roman" w:cs="Times New Roman"/>
           <w:color w:val="000000" w:themeColor="text1"/>
         </w:rPr>
-        <w:t xml:space="preserve">For this project, the classifier used is a </w:t>
+        <w:t xml:space="preserve">In this project, we implemented a </w:t>
       </w:r>
       <w:r>
         <w:rPr>
@@ -3440,7 +3490,65 @@
           <w:rFonts w:ascii="Times New Roman" w:eastAsia="Times New Roman" w:hAnsi="Times New Roman" w:cs="Times New Roman"/>
           <w:color w:val="000000" w:themeColor="text1"/>
         </w:rPr>
-        <w:t xml:space="preserve"> model based on a </w:t>
+        <w:t xml:space="preserve">, specifically using the ResNet18 architecture (an illustration of a popular deep learning image classification model). The advantages of using this architecture are: </w:t>
+      </w:r>
+    </w:p>
+    <w:p>
+      <w:pPr>
+        <w:pStyle w:val="ListParagraph"/>
+        <w:numPr>
+          <w:ilvl w:val="0"/>
+          <w:numId w:val="30"/>
+        </w:numPr>
+        <w:spacing w:before="240" w:after="240"/>
+        <w:jc w:val="both"/>
+        <w:rPr>
+          <w:rFonts w:ascii="Times New Roman" w:eastAsia="Times New Roman" w:hAnsi="Times New Roman" w:cs="Times New Roman"/>
+          <w:color w:val="000000" w:themeColor="text1"/>
+        </w:rPr>
+      </w:pPr>
+      <w:r>
+        <w:rPr>
+          <w:rFonts w:ascii="Times New Roman" w:eastAsia="Times New Roman" w:hAnsi="Times New Roman" w:cs="Times New Roman"/>
+          <w:color w:val="000000" w:themeColor="text1"/>
+        </w:rPr>
+        <w:t>T</w:t>
+      </w:r>
+      <w:r>
+        <w:rPr>
+          <w:rFonts w:ascii="Times New Roman" w:eastAsia="Times New Roman" w:hAnsi="Times New Roman" w:cs="Times New Roman"/>
+          <w:color w:val="000000" w:themeColor="text1"/>
+        </w:rPr>
+        <w:t>here is a trade-off between performance and computational cost.</w:t>
+      </w:r>
+    </w:p>
+    <w:p>
+      <w:pPr>
+        <w:pStyle w:val="ListParagraph"/>
+        <w:numPr>
+          <w:ilvl w:val="0"/>
+          <w:numId w:val="30"/>
+        </w:numPr>
+        <w:spacing w:before="240" w:after="240"/>
+        <w:jc w:val="both"/>
+        <w:rPr>
+          <w:rFonts w:ascii="Times New Roman" w:eastAsia="Times New Roman" w:hAnsi="Times New Roman" w:cs="Times New Roman"/>
+          <w:color w:val="000000" w:themeColor="text1"/>
+        </w:rPr>
+      </w:pPr>
+      <w:r>
+        <w:rPr>
+          <w:rFonts w:ascii="Times New Roman" w:eastAsia="Times New Roman" w:hAnsi="Times New Roman" w:cs="Times New Roman"/>
+          <w:color w:val="000000" w:themeColor="text1"/>
+        </w:rPr>
+        <w:t>T</w:t>
+      </w:r>
+      <w:r>
+        <w:rPr>
+          <w:rFonts w:ascii="Times New Roman" w:eastAsia="Times New Roman" w:hAnsi="Times New Roman" w:cs="Times New Roman"/>
+          <w:color w:val="000000" w:themeColor="text1"/>
+        </w:rPr>
+        <w:t xml:space="preserve">he </w:t>
       </w:r>
       <w:r>
         <w:rPr>
@@ -3449,14 +3557,60 @@
           <w:bCs/>
           <w:color w:val="000000" w:themeColor="text1"/>
         </w:rPr>
-        <w:t>ResNet18</w:t>
-      </w:r>
-      <w:r>
-        <w:rPr>
-          <w:rFonts w:ascii="Times New Roman" w:eastAsia="Times New Roman" w:hAnsi="Times New Roman" w:cs="Times New Roman"/>
-          <w:color w:val="000000" w:themeColor="text1"/>
-        </w:rPr>
-        <w:t xml:space="preserve"> architecture (a popular deep learning image classification model). Its benefits include performance versus computation costs, preventing vanishing gradients with </w:t>
+        <w:t>residual connections</w:t>
+      </w:r>
+      <w:r>
+        <w:rPr>
+          <w:rFonts w:ascii="Times New Roman" w:eastAsia="Times New Roman" w:hAnsi="Times New Roman" w:cs="Times New Roman"/>
+          <w:color w:val="000000" w:themeColor="text1"/>
+        </w:rPr>
+        <w:t xml:space="preserve"> prevent the problems that arise with vanishing gradients when training deeper networks</w:t>
+      </w:r>
+    </w:p>
+    <w:p>
+      <w:pPr>
+        <w:pStyle w:val="ListParagraph"/>
+        <w:numPr>
+          <w:ilvl w:val="0"/>
+          <w:numId w:val="30"/>
+        </w:numPr>
+        <w:spacing w:before="240" w:after="240"/>
+        <w:jc w:val="both"/>
+        <w:rPr>
+          <w:rFonts w:ascii="Times New Roman" w:eastAsia="Times New Roman" w:hAnsi="Times New Roman" w:cs="Times New Roman"/>
+          <w:color w:val="000000" w:themeColor="text1"/>
+        </w:rPr>
+      </w:pPr>
+      <w:r>
+        <w:rPr>
+          <w:rFonts w:ascii="Times New Roman" w:eastAsia="Times New Roman" w:hAnsi="Times New Roman" w:cs="Times New Roman"/>
+          <w:color w:val="000000" w:themeColor="text1"/>
+        </w:rPr>
+        <w:t>T</w:t>
+      </w:r>
+      <w:r>
+        <w:rPr>
+          <w:rFonts w:ascii="Times New Roman" w:eastAsia="Times New Roman" w:hAnsi="Times New Roman" w:cs="Times New Roman"/>
+          <w:color w:val="000000" w:themeColor="text1"/>
+        </w:rPr>
+        <w:t>he addition of the residual connections helps in training deeper networks.</w:t>
+      </w:r>
+    </w:p>
+    <w:p>
+      <w:pPr>
+        <w:spacing w:before="240" w:after="240"/>
+        <w:jc w:val="both"/>
+        <w:rPr>
+          <w:rFonts w:ascii="Times New Roman" w:eastAsia="Times New Roman" w:hAnsi="Times New Roman" w:cs="Times New Roman"/>
+          <w:color w:val="000000" w:themeColor="text1"/>
+        </w:rPr>
+      </w:pPr>
+      <w:r>
+        <w:rPr>
+          <w:rFonts w:ascii="Times New Roman" w:eastAsia="Times New Roman" w:hAnsi="Times New Roman" w:cs="Times New Roman"/>
+          <w:color w:val="000000" w:themeColor="text1"/>
+        </w:rPr>
+        <w:t xml:space="preserve">We did not build our own model from scratch but rather they utilized </w:t>
       </w:r>
       <w:r>
         <w:rPr>
@@ -3465,14 +3619,30 @@
           <w:bCs/>
           <w:color w:val="000000" w:themeColor="text1"/>
         </w:rPr>
-        <w:t>residual connections</w:t>
-      </w:r>
-      <w:r>
-        <w:rPr>
-          <w:rFonts w:ascii="Times New Roman" w:eastAsia="Times New Roman" w:hAnsi="Times New Roman" w:cs="Times New Roman"/>
-          <w:color w:val="000000" w:themeColor="text1"/>
-        </w:rPr>
-        <w:t>, and improving training of deeper networks.</w:t>
+        <w:t>transfer learning</w:t>
+      </w:r>
+      <w:r>
+        <w:rPr>
+          <w:rFonts w:ascii="Times New Roman" w:eastAsia="Times New Roman" w:hAnsi="Times New Roman" w:cs="Times New Roman"/>
+          <w:color w:val="000000" w:themeColor="text1"/>
+        </w:rPr>
+        <w:t xml:space="preserve"> via using the pre-trained ResNet18 model. By transferring weights learned from the original network trained on the </w:t>
+      </w:r>
+      <w:r>
+        <w:rPr>
+          <w:rFonts w:ascii="Times New Roman" w:eastAsia="Times New Roman" w:hAnsi="Times New Roman" w:cs="Times New Roman"/>
+          <w:b/>
+          <w:bCs/>
+          <w:color w:val="000000" w:themeColor="text1"/>
+        </w:rPr>
+        <w:t>ImageNet</w:t>
+      </w:r>
+      <w:r>
+        <w:rPr>
+          <w:rFonts w:ascii="Times New Roman" w:eastAsia="Times New Roman" w:hAnsi="Times New Roman" w:cs="Times New Roman"/>
+          <w:color w:val="000000" w:themeColor="text1"/>
+        </w:rPr>
+        <w:t xml:space="preserve"> dataset, the authors utilized or reused visual features such as edges, textures and shapes previously learned by that network, enabling them to create a more efficient training process and ultimately produce a better-performing model than if they were creating their own model from scratch.</w:t>
       </w:r>
     </w:p>
     <w:p>
@@ -3489,7 +3659,8 @@
           <w:rFonts w:ascii="Times New Roman" w:eastAsia="Times New Roman" w:hAnsi="Times New Roman" w:cs="Times New Roman"/>
           <w:color w:val="000000" w:themeColor="text1"/>
         </w:rPr>
-        <w:t xml:space="preserve">Instead of training the model from the ground up, the authors used </w:t>
+        <w:lastRenderedPageBreak/>
+        <w:t xml:space="preserve">The original ResNet18 is trained to classify images into </w:t>
       </w:r>
       <w:r>
         <w:rPr>
@@ -3498,14 +3669,14 @@
           <w:bCs/>
           <w:color w:val="000000" w:themeColor="text1"/>
         </w:rPr>
-        <w:t>transfer learning</w:t>
-      </w:r>
-      <w:r>
-        <w:rPr>
-          <w:rFonts w:ascii="Times New Roman" w:eastAsia="Times New Roman" w:hAnsi="Times New Roman" w:cs="Times New Roman"/>
-          <w:color w:val="000000" w:themeColor="text1"/>
-        </w:rPr>
-        <w:t xml:space="preserve"> by loading the pretrained ResNet18 model. By using weights from a network pretrained on </w:t>
+        <w:t>1,000 classes</w:t>
+      </w:r>
+      <w:r>
+        <w:rPr>
+          <w:rFonts w:ascii="Times New Roman" w:eastAsia="Times New Roman" w:hAnsi="Times New Roman" w:cs="Times New Roman"/>
+          <w:color w:val="000000" w:themeColor="text1"/>
+        </w:rPr>
+        <w:t xml:space="preserve">. Since the authors are using a dataset consisting of </w:t>
       </w:r>
       <w:r>
         <w:rPr>
@@ -3514,14 +3685,14 @@
           <w:bCs/>
           <w:color w:val="000000" w:themeColor="text1"/>
         </w:rPr>
-        <w:t>ImageNet</w:t>
-      </w:r>
-      <w:r>
-        <w:rPr>
-          <w:rFonts w:ascii="Times New Roman" w:eastAsia="Times New Roman" w:hAnsi="Times New Roman" w:cs="Times New Roman"/>
-          <w:color w:val="000000" w:themeColor="text1"/>
-        </w:rPr>
-        <w:t>, the authors can utilize or reuse visual features (e.g. edges, textures, shapes, etc.) learned by the model previously and are thus able to create a more efficient training process and better overall performance of the model.</w:t>
+        <w:t>32 micro-gestures</w:t>
+      </w:r>
+      <w:r>
+        <w:rPr>
+          <w:rFonts w:ascii="Times New Roman" w:eastAsia="Times New Roman" w:hAnsi="Times New Roman" w:cs="Times New Roman"/>
+          <w:color w:val="000000" w:themeColor="text1"/>
+        </w:rPr>
+        <w:t>, changes were made to the fully connected (fc) layer of the ResNet18 model to produce 32 output classes.</w:t>
       </w:r>
     </w:p>
     <w:p>
@@ -3538,40 +3709,54 @@
           <w:rFonts w:ascii="Times New Roman" w:eastAsia="Times New Roman" w:hAnsi="Times New Roman" w:cs="Times New Roman"/>
           <w:color w:val="000000" w:themeColor="text1"/>
         </w:rPr>
-        <w:t xml:space="preserve">The original ResNet18 is trained to classify images into </w:t>
-      </w:r>
-      <w:r>
-        <w:rPr>
-          <w:rFonts w:ascii="Times New Roman" w:eastAsia="Times New Roman" w:hAnsi="Times New Roman" w:cs="Times New Roman"/>
-          <w:b/>
-          <w:bCs/>
-          <w:color w:val="000000" w:themeColor="text1"/>
-        </w:rPr>
-        <w:t>1,000 classes</w:t>
-      </w:r>
-      <w:r>
-        <w:rPr>
-          <w:rFonts w:ascii="Times New Roman" w:eastAsia="Times New Roman" w:hAnsi="Times New Roman" w:cs="Times New Roman"/>
-          <w:color w:val="000000" w:themeColor="text1"/>
-        </w:rPr>
-        <w:t xml:space="preserve">. Since the authors are using a dataset consisting of </w:t>
-      </w:r>
-      <w:r>
-        <w:rPr>
-          <w:rFonts w:ascii="Times New Roman" w:eastAsia="Times New Roman" w:hAnsi="Times New Roman" w:cs="Times New Roman"/>
-          <w:b/>
-          <w:bCs/>
-          <w:color w:val="000000" w:themeColor="text1"/>
-        </w:rPr>
-        <w:t>32 micro-gestures</w:t>
-      </w:r>
-      <w:r>
-        <w:rPr>
-          <w:rFonts w:ascii="Times New Roman" w:eastAsia="Times New Roman" w:hAnsi="Times New Roman" w:cs="Times New Roman"/>
-          <w:color w:val="000000" w:themeColor="text1"/>
-        </w:rPr>
-        <w:t>, changes were made to the fully connected (fc) layer of the ResNet18 model to produce 32 output classes.</w:t>
-      </w:r>
+        <w:t>The modified network consists of the pretrained ResNet18 feature extractor and includes a fc layer that produces 32 outputs mapped to the 32 gesture classes. The ResNet18 model will serve as the framework for both training and evaluation phases</w:t>
+      </w:r>
+      <w:r>
+        <w:rPr>
+          <w:rFonts w:ascii="Times New Roman" w:eastAsia="Times New Roman" w:hAnsi="Times New Roman" w:cs="Times New Roman"/>
+          <w:color w:val="000000" w:themeColor="text1"/>
+        </w:rPr>
+        <w:t>.</w:t>
+      </w:r>
+    </w:p>
+    <w:p>
+      <w:pPr>
+        <w:pStyle w:val="Heading1"/>
+        <w:rPr>
+          <w:rFonts w:ascii="Times New Roman" w:eastAsia="Times New Roman" w:hAnsi="Times New Roman" w:cs="Times New Roman"/>
+          <w:color w:val="auto"/>
+        </w:rPr>
+      </w:pPr>
+      <w:bookmarkStart w:id="5" w:name="_Toc224838697"/>
+      <w:r>
+        <w:rPr>
+          <w:rFonts w:ascii="Times New Roman" w:eastAsia="Times New Roman" w:hAnsi="Times New Roman" w:cs="Times New Roman"/>
+          <w:color w:val="auto"/>
+        </w:rPr>
+        <w:t>6</w:t>
+      </w:r>
+      <w:r>
+        <w:rPr>
+          <w:rFonts w:ascii="Times New Roman" w:eastAsia="Times New Roman" w:hAnsi="Times New Roman" w:cs="Times New Roman"/>
+          <w:color w:val="auto"/>
+        </w:rPr>
+        <w:t xml:space="preserve">. </w:t>
+      </w:r>
+      <w:r>
+        <w:rPr>
+          <w:rFonts w:ascii="Times New Roman" w:eastAsia="Times New Roman" w:hAnsi="Times New Roman" w:cs="Times New Roman"/>
+          <w:color w:val="auto"/>
+        </w:rPr>
+        <w:t xml:space="preserve">Model </w:t>
+      </w:r>
+      <w:r>
+        <w:rPr>
+          <w:rFonts w:ascii="Times New Roman" w:eastAsia="Times New Roman" w:hAnsi="Times New Roman" w:cs="Times New Roman"/>
+          <w:color w:val="auto"/>
+        </w:rPr>
+        <w:t>Training</w:t>
+      </w:r>
+      <w:bookmarkEnd w:id="5"/>
     </w:p>
     <w:p>
       <w:pPr>
@@ -3587,7 +3772,7 @@
           <w:rFonts w:ascii="Times New Roman" w:eastAsia="Times New Roman" w:hAnsi="Times New Roman" w:cs="Times New Roman"/>
           <w:color w:val="000000" w:themeColor="text1"/>
         </w:rPr>
-        <w:t>The modified network consists of the pretrained ResNet18 feature extractor and includes a fc layer that produces 32 outputs mapped to the 32 gesture classes. The ResNet18 model will serve as the framework for both training and evaluation phases.</w:t>
+        <w:t>Antonio</w:t>
       </w:r>
     </w:p>
     <w:p>
@@ -3598,13 +3783,13 @@
           <w:color w:val="auto"/>
         </w:rPr>
       </w:pPr>
-      <w:bookmarkStart w:id="5" w:name="_Toc224583104"/>
+      <w:bookmarkStart w:id="6" w:name="_Toc224838698"/>
       <w:r>
         <w:rPr>
           <w:rFonts w:ascii="Times New Roman" w:eastAsia="Times New Roman" w:hAnsi="Times New Roman" w:cs="Times New Roman"/>
           <w:color w:val="auto"/>
         </w:rPr>
-        <w:t>6</w:t>
+        <w:t>7</w:t>
       </w:r>
       <w:r>
         <w:rPr>
@@ -3618,16 +3803,9 @@
           <w:rFonts w:ascii="Times New Roman" w:eastAsia="Times New Roman" w:hAnsi="Times New Roman" w:cs="Times New Roman"/>
           <w:color w:val="auto"/>
         </w:rPr>
-        <w:t xml:space="preserve">Model </w:t>
-      </w:r>
-      <w:r>
-        <w:rPr>
-          <w:rFonts w:ascii="Times New Roman" w:eastAsia="Times New Roman" w:hAnsi="Times New Roman" w:cs="Times New Roman"/>
-          <w:color w:val="auto"/>
-        </w:rPr>
-        <w:t>Training</w:t>
-      </w:r>
-      <w:bookmarkEnd w:id="5"/>
+        <w:t>Model Evaluation</w:t>
+      </w:r>
+      <w:bookmarkEnd w:id="6"/>
     </w:p>
     <w:p>
       <w:pPr>
@@ -3654,14 +3832,13 @@
           <w:color w:val="auto"/>
         </w:rPr>
       </w:pPr>
-      <w:bookmarkStart w:id="6" w:name="_Toc224583105"/>
+      <w:bookmarkStart w:id="7" w:name="_Toc224838699"/>
       <w:r>
         <w:rPr>
           <w:rFonts w:ascii="Times New Roman" w:eastAsia="Times New Roman" w:hAnsi="Times New Roman" w:cs="Times New Roman"/>
           <w:color w:val="auto"/>
         </w:rPr>
-        <w:lastRenderedPageBreak/>
-        <w:t>7</w:t>
+        <w:t>8</w:t>
       </w:r>
       <w:r>
         <w:rPr>
@@ -3675,9 +3852,9 @@
           <w:rFonts w:ascii="Times New Roman" w:eastAsia="Times New Roman" w:hAnsi="Times New Roman" w:cs="Times New Roman"/>
           <w:color w:val="auto"/>
         </w:rPr>
-        <w:t>Model Evaluation</w:t>
-      </w:r>
-      <w:bookmarkEnd w:id="6"/>
+        <w:t>Experiment and Performance Analysis</w:t>
+      </w:r>
+      <w:bookmarkEnd w:id="7"/>
     </w:p>
     <w:p>
       <w:pPr>
@@ -3704,56 +3881,7 @@
           <w:color w:val="auto"/>
         </w:rPr>
       </w:pPr>
-      <w:bookmarkStart w:id="7" w:name="_Toc224583106"/>
-      <w:r>
-        <w:rPr>
-          <w:rFonts w:ascii="Times New Roman" w:eastAsia="Times New Roman" w:hAnsi="Times New Roman" w:cs="Times New Roman"/>
-          <w:color w:val="auto"/>
-        </w:rPr>
-        <w:t>8</w:t>
-      </w:r>
-      <w:r>
-        <w:rPr>
-          <w:rFonts w:ascii="Times New Roman" w:eastAsia="Times New Roman" w:hAnsi="Times New Roman" w:cs="Times New Roman"/>
-          <w:color w:val="auto"/>
-        </w:rPr>
-        <w:t xml:space="preserve">. </w:t>
-      </w:r>
-      <w:r>
-        <w:rPr>
-          <w:rFonts w:ascii="Times New Roman" w:eastAsia="Times New Roman" w:hAnsi="Times New Roman" w:cs="Times New Roman"/>
-          <w:color w:val="auto"/>
-        </w:rPr>
-        <w:t>Experiment and Performance Analysis</w:t>
-      </w:r>
-      <w:bookmarkEnd w:id="7"/>
-    </w:p>
-    <w:p>
-      <w:pPr>
-        <w:spacing w:before="240" w:after="240"/>
-        <w:jc w:val="both"/>
-        <w:rPr>
-          <w:rFonts w:ascii="Times New Roman" w:eastAsia="Times New Roman" w:hAnsi="Times New Roman" w:cs="Times New Roman"/>
-          <w:color w:val="000000" w:themeColor="text1"/>
-        </w:rPr>
-      </w:pPr>
-      <w:r>
-        <w:rPr>
-          <w:rFonts w:ascii="Times New Roman" w:eastAsia="Times New Roman" w:hAnsi="Times New Roman" w:cs="Times New Roman"/>
-          <w:color w:val="000000" w:themeColor="text1"/>
-        </w:rPr>
-        <w:t>Antonio</w:t>
-      </w:r>
-    </w:p>
-    <w:p>
-      <w:pPr>
-        <w:pStyle w:val="Heading1"/>
-        <w:rPr>
-          <w:rFonts w:ascii="Times New Roman" w:eastAsia="Times New Roman" w:hAnsi="Times New Roman" w:cs="Times New Roman"/>
-          <w:color w:val="auto"/>
-        </w:rPr>
-      </w:pPr>
-      <w:bookmarkStart w:id="8" w:name="_Toc224583107"/>
+      <w:bookmarkStart w:id="8" w:name="_Toc224838700"/>
       <w:r>
         <w:rPr>
           <w:rFonts w:ascii="Times New Roman" w:hAnsi="Times New Roman" w:cs="Times New Roman"/>
@@ -3838,7 +3966,7 @@
           <w:szCs w:val="24"/>
         </w:rPr>
       </w:pPr>
-      <w:bookmarkStart w:id="9" w:name="_Toc224583108"/>
+      <w:bookmarkStart w:id="9" w:name="_Toc224838701"/>
       <w:r>
         <w:rPr>
           <w:rFonts w:ascii="Times New Roman" w:eastAsia="Times New Roman" w:hAnsi="Times New Roman" w:cs="Times New Roman"/>
@@ -3894,7 +4022,7 @@
           <w:color w:val="auto"/>
         </w:rPr>
       </w:pPr>
-      <w:bookmarkStart w:id="10" w:name="_Toc224583109"/>
+      <w:bookmarkStart w:id="10" w:name="_Toc224838702"/>
       <w:r>
         <w:rPr>
           <w:rFonts w:ascii="Times New Roman" w:eastAsia="Times New Roman" w:hAnsi="Times New Roman" w:cs="Times New Roman"/>
@@ -3956,7 +4084,14 @@
           <w:rFonts w:ascii="Times New Roman" w:eastAsia="Times New Roman" w:hAnsi="Times New Roman" w:cs="Times New Roman"/>
           <w:color w:val="000000" w:themeColor="text1"/>
         </w:rPr>
-        <w:t>25</w:t>
+        <w:t>2</w:t>
+      </w:r>
+      <w:r>
+        <w:rPr>
+          <w:rFonts w:ascii="Times New Roman" w:eastAsia="Times New Roman" w:hAnsi="Times New Roman" w:cs="Times New Roman"/>
+          <w:color w:val="000000" w:themeColor="text1"/>
+        </w:rPr>
+        <w:t>6</w:t>
       </w:r>
       <w:r>
         <w:rPr>
@@ -4510,6 +4645,92 @@
     </w:lvl>
   </w:abstractNum>
   <w:abstractNum w:abstractNumId="3" w15:restartNumberingAfterBreak="0">
+    <w:nsid w:val="045C7446"/>
+    <w:multiLevelType w:val="hybridMultilevel"/>
+    <w:tmpl w:val="CB2AB1E4"/>
+    <w:lvl w:ilvl="0" w:tplc="0809000F">
+      <w:start w:val="1"/>
+      <w:numFmt w:val="decimal"/>
+      <w:lvlText w:val="%1."/>
+      <w:lvlJc w:val="left"/>
+      <w:pPr>
+        <w:ind w:left="720" w:hanging="360"/>
+      </w:pPr>
+    </w:lvl>
+    <w:lvl w:ilvl="1" w:tplc="08090019" w:tentative="1">
+      <w:start w:val="1"/>
+      <w:numFmt w:val="lowerLetter"/>
+      <w:lvlText w:val="%2."/>
+      <w:lvlJc w:val="left"/>
+      <w:pPr>
+        <w:ind w:left="1440" w:hanging="360"/>
+      </w:pPr>
+    </w:lvl>
+    <w:lvl w:ilvl="2" w:tplc="0809001B" w:tentative="1">
+      <w:start w:val="1"/>
+      <w:numFmt w:val="lowerRoman"/>
+      <w:lvlText w:val="%3."/>
+      <w:lvlJc w:val="right"/>
+      <w:pPr>
+        <w:ind w:left="2160" w:hanging="180"/>
+      </w:pPr>
+    </w:lvl>
+    <w:lvl w:ilvl="3" w:tplc="0809000F" w:tentative="1">
+      <w:start w:val="1"/>
+      <w:numFmt w:val="decimal"/>
+      <w:lvlText w:val="%4."/>
+      <w:lvlJc w:val="left"/>
+      <w:pPr>
+        <w:ind w:left="2880" w:hanging="360"/>
+      </w:pPr>
+    </w:lvl>
+    <w:lvl w:ilvl="4" w:tplc="08090019" w:tentative="1">
+      <w:start w:val="1"/>
+      <w:numFmt w:val="lowerLetter"/>
+      <w:lvlText w:val="%5."/>
+      <w:lvlJc w:val="left"/>
+      <w:pPr>
+        <w:ind w:left="3600" w:hanging="360"/>
+      </w:pPr>
+    </w:lvl>
+    <w:lvl w:ilvl="5" w:tplc="0809001B" w:tentative="1">
+      <w:start w:val="1"/>
+      <w:numFmt w:val="lowerRoman"/>
+      <w:lvlText w:val="%6."/>
+      <w:lvlJc w:val="right"/>
+      <w:pPr>
+        <w:ind w:left="4320" w:hanging="180"/>
+      </w:pPr>
+    </w:lvl>
+    <w:lvl w:ilvl="6" w:tplc="0809000F" w:tentative="1">
+      <w:start w:val="1"/>
+      <w:numFmt w:val="decimal"/>
+      <w:lvlText w:val="%7."/>
+      <w:lvlJc w:val="left"/>
+      <w:pPr>
+        <w:ind w:left="5040" w:hanging="360"/>
+      </w:pPr>
+    </w:lvl>
+    <w:lvl w:ilvl="7" w:tplc="08090019" w:tentative="1">
+      <w:start w:val="1"/>
+      <w:numFmt w:val="lowerLetter"/>
+      <w:lvlText w:val="%8."/>
+      <w:lvlJc w:val="left"/>
+      <w:pPr>
+        <w:ind w:left="5760" w:hanging="360"/>
+      </w:pPr>
+    </w:lvl>
+    <w:lvl w:ilvl="8" w:tplc="0809001B" w:tentative="1">
+      <w:start w:val="1"/>
+      <w:numFmt w:val="lowerRoman"/>
+      <w:lvlText w:val="%9."/>
+      <w:lvlJc w:val="right"/>
+      <w:pPr>
+        <w:ind w:left="6480" w:hanging="180"/>
+      </w:pPr>
+    </w:lvl>
+  </w:abstractNum>
+  <w:abstractNum w:abstractNumId="4" w15:restartNumberingAfterBreak="0">
     <w:nsid w:val="09152B04"/>
     <w:multiLevelType w:val="hybridMultilevel"/>
     <w:tmpl w:val="FFFFFFFF"/>
@@ -4622,7 +4843,7 @@
       </w:rPr>
     </w:lvl>
   </w:abstractNum>
-  <w:abstractNum w:abstractNumId="4" w15:restartNumberingAfterBreak="0">
+  <w:abstractNum w:abstractNumId="5" w15:restartNumberingAfterBreak="0">
     <w:nsid w:val="0A3EFF90"/>
     <w:multiLevelType w:val="hybridMultilevel"/>
     <w:tmpl w:val="FFFFFFFF"/>
@@ -4735,7 +4956,7 @@
       </w:rPr>
     </w:lvl>
   </w:abstractNum>
-  <w:abstractNum w:abstractNumId="5" w15:restartNumberingAfterBreak="0">
+  <w:abstractNum w:abstractNumId="6" w15:restartNumberingAfterBreak="0">
     <w:nsid w:val="0A42550F"/>
     <w:multiLevelType w:val="hybridMultilevel"/>
     <w:tmpl w:val="FFFFFFFF"/>
@@ -4821,7 +5042,7 @@
       </w:pPr>
     </w:lvl>
   </w:abstractNum>
-  <w:abstractNum w:abstractNumId="6" w15:restartNumberingAfterBreak="0">
+  <w:abstractNum w:abstractNumId="7" w15:restartNumberingAfterBreak="0">
     <w:nsid w:val="0C0AFB09"/>
     <w:multiLevelType w:val="hybridMultilevel"/>
     <w:tmpl w:val="FFFFFFFF"/>
@@ -4907,7 +5128,7 @@
       </w:pPr>
     </w:lvl>
   </w:abstractNum>
-  <w:abstractNum w:abstractNumId="7" w15:restartNumberingAfterBreak="0">
+  <w:abstractNum w:abstractNumId="8" w15:restartNumberingAfterBreak="0">
     <w:nsid w:val="0DE0582B"/>
     <w:multiLevelType w:val="hybridMultilevel"/>
     <w:tmpl w:val="FFFFFFFF"/>
@@ -5020,7 +5241,7 @@
       </w:rPr>
     </w:lvl>
   </w:abstractNum>
-  <w:abstractNum w:abstractNumId="8" w15:restartNumberingAfterBreak="0">
+  <w:abstractNum w:abstractNumId="9" w15:restartNumberingAfterBreak="0">
     <w:nsid w:val="148D0369"/>
     <w:multiLevelType w:val="hybridMultilevel"/>
     <w:tmpl w:val="FFFFFFFF"/>
@@ -5133,7 +5354,120 @@
       </w:rPr>
     </w:lvl>
   </w:abstractNum>
-  <w:abstractNum w:abstractNumId="9" w15:restartNumberingAfterBreak="0">
+  <w:abstractNum w:abstractNumId="10" w15:restartNumberingAfterBreak="0">
+    <w:nsid w:val="15D66BB9"/>
+    <w:multiLevelType w:val="hybridMultilevel"/>
+    <w:tmpl w:val="B4FEE58A"/>
+    <w:lvl w:ilvl="0" w:tplc="08090001">
+      <w:start w:val="1"/>
+      <w:numFmt w:val="bullet"/>
+      <w:lvlText w:val=""/>
+      <w:lvlJc w:val="left"/>
+      <w:pPr>
+        <w:ind w:left="720" w:hanging="360"/>
+      </w:pPr>
+      <w:rPr>
+        <w:rFonts w:ascii="Symbol" w:hAnsi="Symbol" w:hint="default"/>
+      </w:rPr>
+    </w:lvl>
+    <w:lvl w:ilvl="1" w:tplc="08090003" w:tentative="1">
+      <w:start w:val="1"/>
+      <w:numFmt w:val="bullet"/>
+      <w:lvlText w:val="o"/>
+      <w:lvlJc w:val="left"/>
+      <w:pPr>
+        <w:ind w:left="1440" w:hanging="360"/>
+      </w:pPr>
+      <w:rPr>
+        <w:rFonts w:ascii="Courier New" w:hAnsi="Courier New" w:cs="Courier New" w:hint="default"/>
+      </w:rPr>
+    </w:lvl>
+    <w:lvl w:ilvl="2" w:tplc="08090005" w:tentative="1">
+      <w:start w:val="1"/>
+      <w:numFmt w:val="bullet"/>
+      <w:lvlText w:val=""/>
+      <w:lvlJc w:val="left"/>
+      <w:pPr>
+        <w:ind w:left="2160" w:hanging="360"/>
+      </w:pPr>
+      <w:rPr>
+        <w:rFonts w:ascii="Wingdings" w:hAnsi="Wingdings" w:hint="default"/>
+      </w:rPr>
+    </w:lvl>
+    <w:lvl w:ilvl="3" w:tplc="08090001" w:tentative="1">
+      <w:start w:val="1"/>
+      <w:numFmt w:val="bullet"/>
+      <w:lvlText w:val=""/>
+      <w:lvlJc w:val="left"/>
+      <w:pPr>
+        <w:ind w:left="2880" w:hanging="360"/>
+      </w:pPr>
+      <w:rPr>
+        <w:rFonts w:ascii="Symbol" w:hAnsi="Symbol" w:hint="default"/>
+      </w:rPr>
+    </w:lvl>
+    <w:lvl w:ilvl="4" w:tplc="08090003" w:tentative="1">
+      <w:start w:val="1"/>
+      <w:numFmt w:val="bullet"/>
+      <w:lvlText w:val="o"/>
+      <w:lvlJc w:val="left"/>
+      <w:pPr>
+        <w:ind w:left="3600" w:hanging="360"/>
+      </w:pPr>
+      <w:rPr>
+        <w:rFonts w:ascii="Courier New" w:hAnsi="Courier New" w:cs="Courier New" w:hint="default"/>
+      </w:rPr>
+    </w:lvl>
+    <w:lvl w:ilvl="5" w:tplc="08090005" w:tentative="1">
+      <w:start w:val="1"/>
+      <w:numFmt w:val="bullet"/>
+      <w:lvlText w:val=""/>
+      <w:lvlJc w:val="left"/>
+      <w:pPr>
+        <w:ind w:left="4320" w:hanging="360"/>
+      </w:pPr>
+      <w:rPr>
+        <w:rFonts w:ascii="Wingdings" w:hAnsi="Wingdings" w:hint="default"/>
+      </w:rPr>
+    </w:lvl>
+    <w:lvl w:ilvl="6" w:tplc="08090001" w:tentative="1">
+      <w:start w:val="1"/>
+      <w:numFmt w:val="bullet"/>
+      <w:lvlText w:val=""/>
+      <w:lvlJc w:val="left"/>
+      <w:pPr>
+        <w:ind w:left="5040" w:hanging="360"/>
+      </w:pPr>
+      <w:rPr>
+        <w:rFonts w:ascii="Symbol" w:hAnsi="Symbol" w:hint="default"/>
+      </w:rPr>
+    </w:lvl>
+    <w:lvl w:ilvl="7" w:tplc="08090003" w:tentative="1">
+      <w:start w:val="1"/>
+      <w:numFmt w:val="bullet"/>
+      <w:lvlText w:val="o"/>
+      <w:lvlJc w:val="left"/>
+      <w:pPr>
+        <w:ind w:left="5760" w:hanging="360"/>
+      </w:pPr>
+      <w:rPr>
+        <w:rFonts w:ascii="Courier New" w:hAnsi="Courier New" w:cs="Courier New" w:hint="default"/>
+      </w:rPr>
+    </w:lvl>
+    <w:lvl w:ilvl="8" w:tplc="08090005" w:tentative="1">
+      <w:start w:val="1"/>
+      <w:numFmt w:val="bullet"/>
+      <w:lvlText w:val=""/>
+      <w:lvlJc w:val="left"/>
+      <w:pPr>
+        <w:ind w:left="6480" w:hanging="360"/>
+      </w:pPr>
+      <w:rPr>
+        <w:rFonts w:ascii="Wingdings" w:hAnsi="Wingdings" w:hint="default"/>
+      </w:rPr>
+    </w:lvl>
+  </w:abstractNum>
+  <w:abstractNum w:abstractNumId="11" w15:restartNumberingAfterBreak="0">
     <w:nsid w:val="1FF078F3"/>
     <w:multiLevelType w:val="hybridMultilevel"/>
     <w:tmpl w:val="B0F43582"/>
@@ -5246,7 +5580,7 @@
       </w:rPr>
     </w:lvl>
   </w:abstractNum>
-  <w:abstractNum w:abstractNumId="10" w15:restartNumberingAfterBreak="0">
+  <w:abstractNum w:abstractNumId="12" w15:restartNumberingAfterBreak="0">
     <w:nsid w:val="24091F78"/>
     <w:multiLevelType w:val="hybridMultilevel"/>
     <w:tmpl w:val="FFFFFFFF"/>
@@ -5359,7 +5693,7 @@
       </w:rPr>
     </w:lvl>
   </w:abstractNum>
-  <w:abstractNum w:abstractNumId="11" w15:restartNumberingAfterBreak="0">
+  <w:abstractNum w:abstractNumId="13" w15:restartNumberingAfterBreak="0">
     <w:nsid w:val="2497DD7B"/>
     <w:multiLevelType w:val="hybridMultilevel"/>
     <w:tmpl w:val="FFFFFFFF"/>
@@ -5472,7 +5806,7 @@
       </w:rPr>
     </w:lvl>
   </w:abstractNum>
-  <w:abstractNum w:abstractNumId="12" w15:restartNumberingAfterBreak="0">
+  <w:abstractNum w:abstractNumId="14" w15:restartNumberingAfterBreak="0">
     <w:nsid w:val="36462970"/>
     <w:multiLevelType w:val="hybridMultilevel"/>
     <w:tmpl w:val="FFFFFFFF"/>
@@ -5558,7 +5892,7 @@
       </w:pPr>
     </w:lvl>
   </w:abstractNum>
-  <w:abstractNum w:abstractNumId="13" w15:restartNumberingAfterBreak="0">
+  <w:abstractNum w:abstractNumId="15" w15:restartNumberingAfterBreak="0">
     <w:nsid w:val="38E59598"/>
     <w:multiLevelType w:val="hybridMultilevel"/>
     <w:tmpl w:val="FFFFFFFF"/>
@@ -5671,7 +6005,7 @@
       </w:rPr>
     </w:lvl>
   </w:abstractNum>
-  <w:abstractNum w:abstractNumId="14" w15:restartNumberingAfterBreak="0">
+  <w:abstractNum w:abstractNumId="16" w15:restartNumberingAfterBreak="0">
     <w:nsid w:val="39544366"/>
     <w:multiLevelType w:val="hybridMultilevel"/>
     <w:tmpl w:val="FFFFFFFF"/>
@@ -5784,7 +6118,7 @@
       </w:rPr>
     </w:lvl>
   </w:abstractNum>
-  <w:abstractNum w:abstractNumId="15" w15:restartNumberingAfterBreak="0">
+  <w:abstractNum w:abstractNumId="17" w15:restartNumberingAfterBreak="0">
     <w:nsid w:val="3A54B743"/>
     <w:multiLevelType w:val="hybridMultilevel"/>
     <w:tmpl w:val="FFFFFFFF"/>
@@ -5897,7 +6231,7 @@
       </w:rPr>
     </w:lvl>
   </w:abstractNum>
-  <w:abstractNum w:abstractNumId="16" w15:restartNumberingAfterBreak="0">
+  <w:abstractNum w:abstractNumId="18" w15:restartNumberingAfterBreak="0">
     <w:nsid w:val="413BDB42"/>
     <w:multiLevelType w:val="hybridMultilevel"/>
     <w:tmpl w:val="FFFFFFFF"/>
@@ -6010,7 +6344,7 @@
       </w:rPr>
     </w:lvl>
   </w:abstractNum>
-  <w:abstractNum w:abstractNumId="17" w15:restartNumberingAfterBreak="0">
+  <w:abstractNum w:abstractNumId="19" w15:restartNumberingAfterBreak="0">
     <w:nsid w:val="496D6437"/>
     <w:multiLevelType w:val="hybridMultilevel"/>
     <w:tmpl w:val="FFFFFFFF"/>
@@ -6123,7 +6457,7 @@
       </w:rPr>
     </w:lvl>
   </w:abstractNum>
-  <w:abstractNum w:abstractNumId="18" w15:restartNumberingAfterBreak="0">
+  <w:abstractNum w:abstractNumId="20" w15:restartNumberingAfterBreak="0">
     <w:nsid w:val="49AEE5E4"/>
     <w:multiLevelType w:val="hybridMultilevel"/>
     <w:tmpl w:val="FFFFFFFF"/>
@@ -6236,7 +6570,7 @@
       </w:rPr>
     </w:lvl>
   </w:abstractNum>
-  <w:abstractNum w:abstractNumId="19" w15:restartNumberingAfterBreak="0">
+  <w:abstractNum w:abstractNumId="21" w15:restartNumberingAfterBreak="0">
     <w:nsid w:val="4BA593AF"/>
     <w:multiLevelType w:val="hybridMultilevel"/>
     <w:tmpl w:val="FFFFFFFF"/>
@@ -6349,7 +6683,7 @@
       </w:rPr>
     </w:lvl>
   </w:abstractNum>
-  <w:abstractNum w:abstractNumId="20" w15:restartNumberingAfterBreak="0">
+  <w:abstractNum w:abstractNumId="22" w15:restartNumberingAfterBreak="0">
     <w:nsid w:val="4BB85752"/>
     <w:multiLevelType w:val="hybridMultilevel"/>
     <w:tmpl w:val="FFFFFFFF"/>
@@ -6462,7 +6796,7 @@
       </w:rPr>
     </w:lvl>
   </w:abstractNum>
-  <w:abstractNum w:abstractNumId="21" w15:restartNumberingAfterBreak="0">
+  <w:abstractNum w:abstractNumId="23" w15:restartNumberingAfterBreak="0">
     <w:nsid w:val="547CE8B5"/>
     <w:multiLevelType w:val="hybridMultilevel"/>
     <w:tmpl w:val="FFFFFFFF"/>
@@ -6548,7 +6882,7 @@
       </w:pPr>
     </w:lvl>
   </w:abstractNum>
-  <w:abstractNum w:abstractNumId="22" w15:restartNumberingAfterBreak="0">
+  <w:abstractNum w:abstractNumId="24" w15:restartNumberingAfterBreak="0">
     <w:nsid w:val="5645E918"/>
     <w:multiLevelType w:val="hybridMultilevel"/>
     <w:tmpl w:val="FFFFFFFF"/>
@@ -6661,7 +6995,7 @@
       </w:rPr>
     </w:lvl>
   </w:abstractNum>
-  <w:abstractNum w:abstractNumId="23" w15:restartNumberingAfterBreak="0">
+  <w:abstractNum w:abstractNumId="25" w15:restartNumberingAfterBreak="0">
     <w:nsid w:val="5E72C509"/>
     <w:multiLevelType w:val="hybridMultilevel"/>
     <w:tmpl w:val="FFFFFFFF"/>
@@ -6774,7 +7108,7 @@
       </w:rPr>
     </w:lvl>
   </w:abstractNum>
-  <w:abstractNum w:abstractNumId="24" w15:restartNumberingAfterBreak="0">
+  <w:abstractNum w:abstractNumId="26" w15:restartNumberingAfterBreak="0">
     <w:nsid w:val="5EE15595"/>
     <w:multiLevelType w:val="hybridMultilevel"/>
     <w:tmpl w:val="FFFFFFFF"/>
@@ -6887,7 +7221,7 @@
       </w:rPr>
     </w:lvl>
   </w:abstractNum>
-  <w:abstractNum w:abstractNumId="25" w15:restartNumberingAfterBreak="0">
+  <w:abstractNum w:abstractNumId="27" w15:restartNumberingAfterBreak="0">
     <w:nsid w:val="5F4972FD"/>
     <w:multiLevelType w:val="hybridMultilevel"/>
     <w:tmpl w:val="FFFFFFFF"/>
@@ -6973,7 +7307,7 @@
       </w:pPr>
     </w:lvl>
   </w:abstractNum>
-  <w:abstractNum w:abstractNumId="26" w15:restartNumberingAfterBreak="0">
+  <w:abstractNum w:abstractNumId="28" w15:restartNumberingAfterBreak="0">
     <w:nsid w:val="71272A14"/>
     <w:multiLevelType w:val="hybridMultilevel"/>
     <w:tmpl w:val="0BEE03E4"/>
@@ -7086,7 +7420,7 @@
       </w:rPr>
     </w:lvl>
   </w:abstractNum>
-  <w:abstractNum w:abstractNumId="27" w15:restartNumberingAfterBreak="0">
+  <w:abstractNum w:abstractNumId="29" w15:restartNumberingAfterBreak="0">
     <w:nsid w:val="7D12EA41"/>
     <w:multiLevelType w:val="hybridMultilevel"/>
     <w:tmpl w:val="FFFFFFFF"/>
@@ -7172,7 +7506,7 @@
       </w:pPr>
     </w:lvl>
   </w:abstractNum>
-  <w:abstractNum w:abstractNumId="28" w15:restartNumberingAfterBreak="0">
+  <w:abstractNum w:abstractNumId="30" w15:restartNumberingAfterBreak="0">
     <w:nsid w:val="7DBCF37D"/>
     <w:multiLevelType w:val="hybridMultilevel"/>
     <w:tmpl w:val="FFFFFFFF"/>
@@ -7286,91 +7620,97 @@
     </w:lvl>
   </w:abstractNum>
   <w:num w:numId="1" w16cid:durableId="1072895585">
+    <w:abstractNumId w:val="20"/>
+  </w:num>
+  <w:num w:numId="2" w16cid:durableId="1127430475">
     <w:abstractNumId w:val="18"/>
   </w:num>
-  <w:num w:numId="2" w16cid:durableId="1127430475">
-    <w:abstractNumId w:val="16"/>
-  </w:num>
   <w:num w:numId="3" w16cid:durableId="114101944">
-    <w:abstractNumId w:val="15"/>
+    <w:abstractNumId w:val="17"/>
   </w:num>
   <w:num w:numId="4" w16cid:durableId="1250388675">
+    <w:abstractNumId w:val="24"/>
+  </w:num>
+  <w:num w:numId="5" w16cid:durableId="1268656402">
     <w:abstractNumId w:val="22"/>
   </w:num>
-  <w:num w:numId="5" w16cid:durableId="1268656402">
-    <w:abstractNumId w:val="20"/>
-  </w:num>
   <w:num w:numId="6" w16cid:durableId="1269391470">
-    <w:abstractNumId w:val="21"/>
+    <w:abstractNumId w:val="23"/>
   </w:num>
   <w:num w:numId="7" w16cid:durableId="1414814863">
-    <w:abstractNumId w:val="13"/>
+    <w:abstractNumId w:val="15"/>
   </w:num>
   <w:num w:numId="8" w16cid:durableId="150370333">
     <w:abstractNumId w:val="2"/>
   </w:num>
   <w:num w:numId="9" w16cid:durableId="1641181161">
-    <w:abstractNumId w:val="4"/>
+    <w:abstractNumId w:val="5"/>
   </w:num>
   <w:num w:numId="10" w16cid:durableId="1689794716">
+    <w:abstractNumId w:val="27"/>
+  </w:num>
+  <w:num w:numId="11" w16cid:durableId="178475054">
+    <w:abstractNumId w:val="6"/>
+  </w:num>
+  <w:num w:numId="12" w16cid:durableId="1821773120">
+    <w:abstractNumId w:val="13"/>
+  </w:num>
+  <w:num w:numId="13" w16cid:durableId="1898666986">
+    <w:abstractNumId w:val="29"/>
+  </w:num>
+  <w:num w:numId="14" w16cid:durableId="1948196055">
+    <w:abstractNumId w:val="7"/>
+  </w:num>
+  <w:num w:numId="15" w16cid:durableId="210503961">
     <w:abstractNumId w:val="25"/>
   </w:num>
-  <w:num w:numId="11" w16cid:durableId="178475054">
-    <w:abstractNumId w:val="5"/>
-  </w:num>
-  <w:num w:numId="12" w16cid:durableId="1821773120">
-    <w:abstractNumId w:val="11"/>
-  </w:num>
-  <w:num w:numId="13" w16cid:durableId="1898666986">
-    <w:abstractNumId w:val="27"/>
-  </w:num>
-  <w:num w:numId="14" w16cid:durableId="1948196055">
-    <w:abstractNumId w:val="6"/>
-  </w:num>
-  <w:num w:numId="15" w16cid:durableId="210503961">
-    <w:abstractNumId w:val="23"/>
-  </w:num>
   <w:num w:numId="16" w16cid:durableId="26611130">
-    <w:abstractNumId w:val="17"/>
+    <w:abstractNumId w:val="19"/>
   </w:num>
   <w:num w:numId="17" w16cid:durableId="322705392">
-    <w:abstractNumId w:val="14"/>
+    <w:abstractNumId w:val="16"/>
   </w:num>
   <w:num w:numId="18" w16cid:durableId="332340455">
-    <w:abstractNumId w:val="24"/>
+    <w:abstractNumId w:val="26"/>
   </w:num>
   <w:num w:numId="19" w16cid:durableId="339241658">
     <w:abstractNumId w:val="1"/>
   </w:num>
   <w:num w:numId="20" w16cid:durableId="414056491">
-    <w:abstractNumId w:val="10"/>
+    <w:abstractNumId w:val="12"/>
   </w:num>
   <w:num w:numId="21" w16cid:durableId="477575723">
-    <w:abstractNumId w:val="28"/>
+    <w:abstractNumId w:val="30"/>
   </w:num>
   <w:num w:numId="22" w16cid:durableId="554203404">
-    <w:abstractNumId w:val="8"/>
+    <w:abstractNumId w:val="9"/>
   </w:num>
   <w:num w:numId="23" w16cid:durableId="590430870">
-    <w:abstractNumId w:val="7"/>
+    <w:abstractNumId w:val="8"/>
   </w:num>
   <w:num w:numId="24" w16cid:durableId="736323858">
     <w:abstractNumId w:val="0"/>
   </w:num>
   <w:num w:numId="25" w16cid:durableId="832570689">
+    <w:abstractNumId w:val="4"/>
+  </w:num>
+  <w:num w:numId="26" w16cid:durableId="909115871">
+    <w:abstractNumId w:val="21"/>
+  </w:num>
+  <w:num w:numId="27" w16cid:durableId="995375983">
+    <w:abstractNumId w:val="14"/>
+  </w:num>
+  <w:num w:numId="28" w16cid:durableId="42291815">
+    <w:abstractNumId w:val="28"/>
+  </w:num>
+  <w:num w:numId="29" w16cid:durableId="209810210">
+    <w:abstractNumId w:val="11"/>
+  </w:num>
+  <w:num w:numId="30" w16cid:durableId="2114015063">
     <w:abstractNumId w:val="3"/>
   </w:num>
-  <w:num w:numId="26" w16cid:durableId="909115871">
-    <w:abstractNumId w:val="19"/>
-  </w:num>
-  <w:num w:numId="27" w16cid:durableId="995375983">
-    <w:abstractNumId w:val="12"/>
-  </w:num>
-  <w:num w:numId="28" w16cid:durableId="42291815">
-    <w:abstractNumId w:val="26"/>
-  </w:num>
-  <w:num w:numId="29" w16cid:durableId="209810210">
-    <w:abstractNumId w:val="9"/>
+  <w:num w:numId="31" w16cid:durableId="1541894889">
+    <w:abstractNumId w:val="10"/>
   </w:num>
 </w:numbering>
 </file>
@@ -8682,25 +9022,6 @@
 </file>
 
 <file path=customXml/item1.xml><?xml version="1.0" encoding="utf-8"?>
-<?mso-contentType ?>
-<FormTemplates xmlns="http://schemas.microsoft.com/sharepoint/v3/contenttype/forms">
-  <Display>DocumentLibraryForm</Display>
-  <Edit>DocumentLibraryForm</Edit>
-  <New>DocumentLibraryForm</New>
-</FormTemplates>
-</file>
-
-<file path=customXml/item2.xml><?xml version="1.0" encoding="utf-8"?>
-<b:Sources xmlns:b="http://schemas.openxmlformats.org/officeDocument/2006/bibliography" xmlns="http://schemas.openxmlformats.org/officeDocument/2006/bibliography" SelectedStyle="\APASixthEditionOfficeOnline.xsl" StyleName="APA" Version="6"/>
-</file>
-
-<file path=customXml/item3.xml><?xml version="1.0" encoding="utf-8"?>
-<p:properties xmlns:p="http://schemas.microsoft.com/office/2006/metadata/properties" xmlns:xsi="http://www.w3.org/2001/XMLSchema-instance" xmlns:pc="http://schemas.microsoft.com/office/infopath/2007/PartnerControls">
-  <documentManagement/>
-</p:properties>
-</file>
-
-<file path=customXml/item4.xml><?xml version="1.0" encoding="utf-8"?>
 <ct:contentTypeSchema xmlns:ct="http://schemas.microsoft.com/office/2006/metadata/contentType" xmlns:ma="http://schemas.microsoft.com/office/2006/metadata/properties/metaAttributes" ct:_="" ma:_="" ma:contentTypeName="Document" ma:contentTypeID="0x01010074246C9E9BF67345BCFD1335173210E0" ma:contentTypeVersion="7" ma:contentTypeDescription="Create a new document." ma:contentTypeScope="" ma:versionID="6e372890e7365c8a9ea2a3e14e056c4c">
   <xsd:schema xmlns:xsd="http://www.w3.org/2001/XMLSchema" xmlns:xs="http://www.w3.org/2001/XMLSchema" xmlns:p="http://schemas.microsoft.com/office/2006/metadata/properties" xmlns:ns2="b66f5577-6ba7-41f6-af47-dab06c3c21d8" targetNamespace="http://schemas.microsoft.com/office/2006/metadata/properties" ma:root="true" ma:fieldsID="ed04a49b660b20bd8dd860ff0dc417f4" ns2:_="">
     <xsd:import namespace="b66f5577-6ba7-41f6-af47-dab06c3c21d8"/>
@@ -8862,32 +9183,26 @@
 </ct:contentTypeSchema>
 </file>
 
-<file path=customXml/itemProps1.xml><?xml version="1.0" encoding="utf-8"?>
-<ds:datastoreItem xmlns:ds="http://schemas.openxmlformats.org/officeDocument/2006/customXml" ds:itemID="{4F36806E-31EE-42CA-8E74-44375C1F6291}">
-  <ds:schemaRefs>
-    <ds:schemaRef ds:uri="http://schemas.microsoft.com/sharepoint/v3/contenttype/forms"/>
-  </ds:schemaRefs>
-</ds:datastoreItem>
+<file path=customXml/item2.xml><?xml version="1.0" encoding="utf-8"?>
+<p:properties xmlns:p="http://schemas.microsoft.com/office/2006/metadata/properties" xmlns:xsi="http://www.w3.org/2001/XMLSchema-instance" xmlns:pc="http://schemas.microsoft.com/office/infopath/2007/PartnerControls">
+  <documentManagement/>
+</p:properties>
 </file>
 
-<file path=customXml/itemProps2.xml><?xml version="1.0" encoding="utf-8"?>
-<ds:datastoreItem xmlns:ds="http://schemas.openxmlformats.org/officeDocument/2006/customXml" ds:itemID="{168C5B7C-6703-40F3-A2A7-C4DC4DAE1D58}">
-  <ds:schemaRefs>
-    <ds:schemaRef ds:uri="http://schemas.openxmlformats.org/officeDocument/2006/bibliography"/>
-  </ds:schemaRefs>
-</ds:datastoreItem>
+<file path=customXml/item3.xml><?xml version="1.0" encoding="utf-8"?>
+<b:Sources xmlns:b="http://schemas.openxmlformats.org/officeDocument/2006/bibliography" xmlns="http://schemas.openxmlformats.org/officeDocument/2006/bibliography" SelectedStyle="\APASixthEditionOfficeOnline.xsl" StyleName="APA" Version="6"/>
 </file>
 
-<file path=customXml/itemProps3.xml><?xml version="1.0" encoding="utf-8"?>
-<ds:datastoreItem xmlns:ds="http://schemas.openxmlformats.org/officeDocument/2006/customXml" ds:itemID="{70DEA966-7B31-4EE5-B576-08980E1069CD}">
-  <ds:schemaRefs>
-    <ds:schemaRef ds:uri="http://schemas.microsoft.com/office/2006/metadata/properties"/>
-    <ds:schemaRef ds:uri="http://schemas.microsoft.com/office/infopath/2007/PartnerControls"/>
-  </ds:schemaRefs>
-</ds:datastoreItem>
+<file path=customXml/item4.xml><?xml version="1.0" encoding="utf-8"?>
+<?mso-contentType ?>
+<FormTemplates xmlns="http://schemas.microsoft.com/sharepoint/v3/contenttype/forms">
+  <Display>DocumentLibraryForm</Display>
+  <Edit>DocumentLibraryForm</Edit>
+  <New>DocumentLibraryForm</New>
+</FormTemplates>
 </file>
 
-<file path=customXml/itemProps4.xml><?xml version="1.0" encoding="utf-8"?>
+<file path=customXml/itemProps1.xml><?xml version="1.0" encoding="utf-8"?>
 <ds:datastoreItem xmlns:ds="http://schemas.openxmlformats.org/officeDocument/2006/customXml" ds:itemID="{EBFD5C71-3F00-4186-B7F8-B71618D714D7}">
   <ds:schemaRefs>
     <ds:schemaRef ds:uri="http://schemas.microsoft.com/office/2006/metadata/contentType"/>
@@ -8903,4 +9218,29 @@
     <ds:schemaRef ds:uri="http://schemas.microsoft.com/internal/obd"/>
   </ds:schemaRefs>
 </ds:datastoreItem>
+</file>
+
+<file path=customXml/itemProps2.xml><?xml version="1.0" encoding="utf-8"?>
+<ds:datastoreItem xmlns:ds="http://schemas.openxmlformats.org/officeDocument/2006/customXml" ds:itemID="{70DEA966-7B31-4EE5-B576-08980E1069CD}">
+  <ds:schemaRefs>
+    <ds:schemaRef ds:uri="http://schemas.microsoft.com/office/2006/metadata/properties"/>
+    <ds:schemaRef ds:uri="http://schemas.microsoft.com/office/infopath/2007/PartnerControls"/>
+  </ds:schemaRefs>
+</ds:datastoreItem>
+</file>
+
+<file path=customXml/itemProps3.xml><?xml version="1.0" encoding="utf-8"?>
+<ds:datastoreItem xmlns:ds="http://schemas.openxmlformats.org/officeDocument/2006/customXml" ds:itemID="{168C5B7C-6703-40F3-A2A7-C4DC4DAE1D58}">
+  <ds:schemaRefs>
+    <ds:schemaRef ds:uri="http://schemas.openxmlformats.org/officeDocument/2006/bibliography"/>
+  </ds:schemaRefs>
+</ds:datastoreItem>
+</file>
+
+<file path=customXml/itemProps4.xml><?xml version="1.0" encoding="utf-8"?>
+<ds:datastoreItem xmlns:ds="http://schemas.openxmlformats.org/officeDocument/2006/customXml" ds:itemID="{4F36806E-31EE-42CA-8E74-44375C1F6291}">
+  <ds:schemaRefs>
+    <ds:schemaRef ds:uri="http://schemas.microsoft.com/sharepoint/v3/contenttype/forms"/>
+  </ds:schemaRefs>
+</ds:datastoreItem>
 </file>
--- a/Report.docx
+++ b/Report.docx
@@ -382,7 +382,7 @@
     </w:p>
     <w:p>
       <w:pPr>
-        <w:pStyle w:val="Title"/>
+        <w:pStyle w:val="Titolo"/>
         <w:spacing w:before="1" w:after="0"/>
         <w:ind w:left="1008"/>
         <w:jc w:val="center"/>
@@ -391,6 +391,7 @@
           <w:b/>
           <w:bCs/>
           <w:color w:val="000000" w:themeColor="text1"/>
+          <w:lang w:val="it-IT"/>
         </w:rPr>
       </w:pPr>
       <w:r>
@@ -399,81 +400,44 @@
           <w:b/>
           <w:bCs/>
           <w:color w:val="000000" w:themeColor="text1"/>
-        </w:rPr>
-        <w:t>Image</w:t>
-      </w:r>
+          <w:lang w:val="it-IT"/>
+        </w:rPr>
+        <w:t xml:space="preserve">Image Level Micro </w:t>
+      </w:r>
+      <w:proofErr w:type="spellStart"/>
       <w:r>
         <w:rPr>
           <w:rFonts w:ascii="Times New Roman" w:eastAsia="Times New Roman" w:hAnsi="Times New Roman" w:cs="Times New Roman"/>
           <w:b/>
           <w:bCs/>
           <w:color w:val="000000" w:themeColor="text1"/>
-        </w:rPr>
-        <w:t xml:space="preserve"> L</w:t>
-      </w:r>
+          <w:lang w:val="it-IT"/>
+        </w:rPr>
+        <w:t>Gesture</w:t>
+      </w:r>
+      <w:proofErr w:type="spellEnd"/>
       <w:r>
         <w:rPr>
           <w:rFonts w:ascii="Times New Roman" w:eastAsia="Times New Roman" w:hAnsi="Times New Roman" w:cs="Times New Roman"/>
           <w:b/>
           <w:bCs/>
           <w:color w:val="000000" w:themeColor="text1"/>
-        </w:rPr>
-        <w:t>evel</w:t>
-      </w:r>
+          <w:lang w:val="it-IT"/>
+        </w:rPr>
+        <w:t xml:space="preserve"> </w:t>
+      </w:r>
+      <w:proofErr w:type="spellStart"/>
       <w:r>
         <w:rPr>
           <w:rFonts w:ascii="Times New Roman" w:eastAsia="Times New Roman" w:hAnsi="Times New Roman" w:cs="Times New Roman"/>
           <w:b/>
           <w:bCs/>
           <w:color w:val="000000" w:themeColor="text1"/>
-        </w:rPr>
-        <w:t xml:space="preserve"> M</w:t>
-      </w:r>
-      <w:r>
-        <w:rPr>
-          <w:rFonts w:ascii="Times New Roman" w:eastAsia="Times New Roman" w:hAnsi="Times New Roman" w:cs="Times New Roman"/>
-          <w:b/>
-          <w:bCs/>
-          <w:color w:val="000000" w:themeColor="text1"/>
-        </w:rPr>
-        <w:t>icro</w:t>
-      </w:r>
-      <w:r>
-        <w:rPr>
-          <w:rFonts w:ascii="Times New Roman" w:eastAsia="Times New Roman" w:hAnsi="Times New Roman" w:cs="Times New Roman"/>
-          <w:b/>
-          <w:bCs/>
-          <w:color w:val="000000" w:themeColor="text1"/>
-        </w:rPr>
-        <w:t xml:space="preserve"> G</w:t>
-      </w:r>
-      <w:r>
-        <w:rPr>
-          <w:rFonts w:ascii="Times New Roman" w:eastAsia="Times New Roman" w:hAnsi="Times New Roman" w:cs="Times New Roman"/>
-          <w:b/>
-          <w:bCs/>
-          <w:color w:val="000000" w:themeColor="text1"/>
-        </w:rPr>
-        <w:t>esture</w:t>
-      </w:r>
-      <w:r>
-        <w:rPr>
-          <w:rFonts w:ascii="Times New Roman" w:eastAsia="Times New Roman" w:hAnsi="Times New Roman" w:cs="Times New Roman"/>
-          <w:b/>
-          <w:bCs/>
-          <w:color w:val="000000" w:themeColor="text1"/>
-        </w:rPr>
-        <w:t xml:space="preserve"> C</w:t>
-      </w:r>
-      <w:r>
-        <w:rPr>
-          <w:rFonts w:ascii="Times New Roman" w:eastAsia="Times New Roman" w:hAnsi="Times New Roman" w:cs="Times New Roman"/>
-          <w:b/>
-          <w:bCs/>
-          <w:color w:val="000000" w:themeColor="text1"/>
-        </w:rPr>
-        <w:t>lassification</w:t>
-      </w:r>
+          <w:lang w:val="it-IT"/>
+        </w:rPr>
+        <w:t>Classification</w:t>
+      </w:r>
+      <w:proofErr w:type="spellEnd"/>
     </w:p>
     <w:p>
       <w:pPr>
@@ -483,6 +447,7 @@
           <w:color w:val="000000" w:themeColor="text1"/>
           <w:sz w:val="60"/>
           <w:szCs w:val="60"/>
+          <w:lang w:val="it-IT"/>
         </w:rPr>
       </w:pPr>
     </w:p>
@@ -491,7 +456,7 @@
         <w:spacing w:before="646" w:after="0"/>
         <w:rPr>
           <w:rFonts w:ascii="Times New Roman" w:hAnsi="Times New Roman" w:cs="Times New Roman"/>
-          <w:lang w:val="en-GB"/>
+          <w:lang w:val="it-IT"/>
         </w:rPr>
       </w:pPr>
     </w:p>
@@ -499,37 +464,81 @@
       <w:pPr>
         <w:rPr>
           <w:rFonts w:ascii="Times New Roman" w:hAnsi="Times New Roman" w:cs="Times New Roman"/>
-          <w:lang w:val="en-GB"/>
+          <w:lang w:val="it-IT"/>
         </w:rPr>
       </w:pPr>
       <w:r>
         <w:rPr>
           <w:rFonts w:ascii="Times New Roman" w:hAnsi="Times New Roman" w:cs="Times New Roman"/>
-          <w:lang w:val="en-GB"/>
+          <w:lang w:val="it-IT"/>
         </w:rPr>
         <w:br/>
       </w:r>
       <w:r>
         <w:rPr>
           <w:rFonts w:ascii="Times New Roman" w:eastAsia="Times New Roman" w:hAnsi="Times New Roman" w:cs="Times New Roman"/>
-          <w:lang w:val="en-GB"/>
-        </w:rPr>
-        <w:t>Mohammad Khalatbari Mokaram, 003235474</w:t>
-      </w:r>
-    </w:p>
-    <w:p>
-      <w:pPr>
-        <w:rPr>
-          <w:rFonts w:ascii="Times New Roman" w:eastAsia="Times New Roman" w:hAnsi="Times New Roman" w:cs="Times New Roman"/>
-          <w:lang w:val="en-GB"/>
-        </w:rPr>
-      </w:pPr>
-      <w:r>
-        <w:rPr>
-          <w:rFonts w:ascii="Times New Roman" w:eastAsia="Times New Roman" w:hAnsi="Times New Roman" w:cs="Times New Roman"/>
-          <w:lang w:val="en-GB"/>
-        </w:rPr>
-        <w:t>Antonio Oliva, 003247116</w:t>
+          <w:lang w:val="it-IT"/>
+        </w:rPr>
+        <w:t>Mohammad Khalatbari Mokaram</w:t>
+      </w:r>
+      <w:r>
+        <w:rPr>
+          <w:rFonts w:ascii="Times New Roman" w:eastAsia="Times New Roman" w:hAnsi="Times New Roman" w:cs="Times New Roman"/>
+          <w:lang w:val="it-IT"/>
+        </w:rPr>
+        <w:t xml:space="preserve"> (Data </w:t>
+      </w:r>
+      <w:proofErr w:type="spellStart"/>
+      <w:r>
+        <w:rPr>
+          <w:rFonts w:ascii="Times New Roman" w:eastAsia="Times New Roman" w:hAnsi="Times New Roman" w:cs="Times New Roman"/>
+          <w:lang w:val="it-IT"/>
+        </w:rPr>
+        <w:t>preprocessing</w:t>
+      </w:r>
+      <w:proofErr w:type="spellEnd"/>
+      <w:r>
+        <w:rPr>
+          <w:rFonts w:ascii="Times New Roman" w:eastAsia="Times New Roman" w:hAnsi="Times New Roman" w:cs="Times New Roman"/>
+          <w:lang w:val="it-IT"/>
+        </w:rPr>
+        <w:t>)</w:t>
+      </w:r>
+      <w:r>
+        <w:rPr>
+          <w:rFonts w:ascii="Times New Roman" w:eastAsia="Times New Roman" w:hAnsi="Times New Roman" w:cs="Times New Roman"/>
+          <w:lang w:val="it-IT"/>
+        </w:rPr>
+        <w:t>, 003235474</w:t>
+      </w:r>
+    </w:p>
+    <w:p>
+      <w:pPr>
+        <w:rPr>
+          <w:rFonts w:ascii="Times New Roman" w:eastAsia="Times New Roman" w:hAnsi="Times New Roman" w:cs="Times New Roman"/>
+          <w:lang w:val="it-IT"/>
+        </w:rPr>
+      </w:pPr>
+      <w:r>
+        <w:rPr>
+          <w:rFonts w:ascii="Times New Roman" w:eastAsia="Times New Roman" w:hAnsi="Times New Roman" w:cs="Times New Roman"/>
+          <w:lang w:val="it-IT"/>
+        </w:rPr>
+        <w:t>Antonio Oliva</w:t>
+      </w:r>
+      <w:r>
+        <w:rPr>
+          <w:rFonts w:ascii="Times New Roman" w:eastAsia="Times New Roman" w:hAnsi="Times New Roman" w:cs="Times New Roman"/>
+          <w:lang w:val="it-IT"/>
+        </w:rPr>
+        <w:t xml:space="preserve"> (Model training)</w:t>
+      </w:r>
+      <w:r>
+        <w:rPr>
+          <w:rFonts w:ascii="Times New Roman" w:eastAsia="Times New Roman" w:hAnsi="Times New Roman" w:cs="Times New Roman"/>
+          <w:lang w:val="it-IT"/>
+        </w:rPr>
+        <w:t>, 003247116</w:t>
       </w:r>
     </w:p>
     <w:p>
@@ -624,7 +633,6 @@
         </w:rPr>
         <w:t xml:space="preserve">The goal of micro-gesture recognition is automatically identifying small human gestures through visual data. </w:t>
       </w:r>
-      <w:proofErr w:type="gramStart"/>
       <w:r>
         <w:rPr>
           <w:rFonts w:ascii="Times New Roman" w:eastAsia="Times New Roman" w:hAnsi="Times New Roman" w:cs="Times New Roman"/>
@@ -639,16 +647,7 @@
           <w:color w:val="000000" w:themeColor="text1"/>
           <w:lang w:val="en-GB"/>
         </w:rPr>
-        <w:t xml:space="preserve"> this</w:t>
-      </w:r>
-      <w:proofErr w:type="gramEnd"/>
-      <w:r>
-        <w:rPr>
-          <w:rFonts w:ascii="Times New Roman" w:eastAsia="Times New Roman" w:hAnsi="Times New Roman" w:cs="Times New Roman"/>
-          <w:color w:val="000000" w:themeColor="text1"/>
-          <w:lang w:val="en-GB"/>
-        </w:rPr>
-        <w:t xml:space="preserve"> is one the most important task in computer vision. In this project, we built a deep learning approach that can classify micro-gestures in the </w:t>
+        <w:t xml:space="preserve"> this is one the most important task in computer vision. In this project, we built a deep learning approach that can classify micro-gestures in the </w:t>
       </w:r>
       <w:proofErr w:type="spellStart"/>
       <w:r>
@@ -850,25 +849,7 @@
           <w:color w:val="000000" w:themeColor="text1"/>
           <w:lang w:val="en-GB"/>
         </w:rPr>
-        <w:t xml:space="preserve"> for loss. A CNN was trained on the set of gestures through use of the images as input </w:t>
-      </w:r>
-      <w:proofErr w:type="gramStart"/>
-      <w:r>
-        <w:rPr>
-          <w:rFonts w:ascii="Times New Roman" w:eastAsia="Times New Roman" w:hAnsi="Times New Roman" w:cs="Times New Roman"/>
-          <w:color w:val="000000" w:themeColor="text1"/>
-          <w:lang w:val="en-GB"/>
-        </w:rPr>
-        <w:t>in order to</w:t>
-      </w:r>
-      <w:proofErr w:type="gramEnd"/>
-      <w:r>
-        <w:rPr>
-          <w:rFonts w:ascii="Times New Roman" w:eastAsia="Times New Roman" w:hAnsi="Times New Roman" w:cs="Times New Roman"/>
-          <w:color w:val="000000" w:themeColor="text1"/>
-          <w:lang w:val="en-GB"/>
-        </w:rPr>
-        <w:t xml:space="preserve"> learn the discriminative visual properties of those gestures. Model performance was then assessed by monitoring the amount of training loss, and classification accuracy.</w:t>
+        <w:t xml:space="preserve"> for loss. A CNN was trained on the set of gestures through use of the images as input in order to learn the discriminative visual properties of those gestures. Model performance was then assessed by monitoring the amount of training loss, and classification accuracy.</w:t>
       </w:r>
     </w:p>
     <w:p>
@@ -979,7 +960,7 @@
       <w:sdtContent>
         <w:p>
           <w:pPr>
-            <w:pStyle w:val="TOCHeading"/>
+            <w:pStyle w:val="Titolosommario"/>
             <w:rPr>
               <w:rFonts w:ascii="Times New Roman" w:hAnsi="Times New Roman" w:cs="Times New Roman"/>
               <w:color w:val="000000" w:themeColor="text1"/>
@@ -995,14 +976,14 @@
         </w:p>
         <w:p>
           <w:pPr>
-            <w:pStyle w:val="TOC1"/>
+            <w:pStyle w:val="Sommario1"/>
             <w:tabs>
               <w:tab w:val="right" w:leader="dot" w:pos="9350"/>
             </w:tabs>
             <w:rPr>
               <w:noProof/>
               <w:kern w:val="2"/>
-              <w:lang w:val="en-FI" w:eastAsia="en-GB"/>
+              <w:lang w:val="it-IT" w:eastAsia="it-IT"/>
               <w14:ligatures w14:val="standardContextual"/>
             </w:rPr>
           </w:pPr>
@@ -1024,10 +1005,10 @@
             </w:rPr>
             <w:fldChar w:fldCharType="separate"/>
           </w:r>
-          <w:hyperlink w:anchor="_Toc224838692" w:history="1">
+          <w:hyperlink w:anchor="_Toc224861551" w:history="1">
             <w:r>
               <w:rPr>
-                <w:rStyle w:val="Hyperlink"/>
+                <w:rStyle w:val="Collegamentoipertestuale"/>
                 <w:rFonts w:ascii="Times New Roman" w:eastAsia="Times New Roman" w:hAnsi="Times New Roman" w:cs="Times New Roman"/>
                 <w:noProof/>
                 <w:lang w:val="en-GB"/>
@@ -1053,7 +1034,7 @@
                 <w:noProof/>
                 <w:webHidden/>
               </w:rPr>
-              <w:instrText xml:space="preserve"> PAGEREF _Toc224838692 \h </w:instrText>
+              <w:instrText xml:space="preserve"> PAGEREF _Toc224861551 \h </w:instrText>
             </w:r>
             <w:r>
               <w:rPr>
@@ -1086,21 +1067,21 @@
         </w:p>
         <w:p>
           <w:pPr>
-            <w:pStyle w:val="TOC1"/>
+            <w:pStyle w:val="Sommario1"/>
             <w:tabs>
               <w:tab w:val="right" w:leader="dot" w:pos="9350"/>
             </w:tabs>
             <w:rPr>
               <w:noProof/>
               <w:kern w:val="2"/>
-              <w:lang w:val="en-FI" w:eastAsia="en-GB"/>
+              <w:lang w:val="it-IT" w:eastAsia="it-IT"/>
               <w14:ligatures w14:val="standardContextual"/>
             </w:rPr>
           </w:pPr>
-          <w:hyperlink w:anchor="_Toc224838693" w:history="1">
+          <w:hyperlink w:anchor="_Toc224861552" w:history="1">
             <w:r>
               <w:rPr>
-                <w:rStyle w:val="Hyperlink"/>
+                <w:rStyle w:val="Collegamentoipertestuale"/>
                 <w:rFonts w:ascii="Times New Roman" w:eastAsia="Times New Roman" w:hAnsi="Times New Roman" w:cs="Times New Roman"/>
                 <w:noProof/>
                 <w:lang w:val="en-GB"/>
@@ -1126,7 +1107,7 @@
                 <w:noProof/>
                 <w:webHidden/>
               </w:rPr>
-              <w:instrText xml:space="preserve"> PAGEREF _Toc224838693 \h </w:instrText>
+              <w:instrText xml:space="preserve"> PAGEREF _Toc224861552 \h </w:instrText>
             </w:r>
             <w:r>
               <w:rPr>
@@ -1159,21 +1140,21 @@
         </w:p>
         <w:p>
           <w:pPr>
-            <w:pStyle w:val="TOC1"/>
+            <w:pStyle w:val="Sommario1"/>
             <w:tabs>
               <w:tab w:val="right" w:leader="dot" w:pos="9350"/>
             </w:tabs>
             <w:rPr>
               <w:noProof/>
               <w:kern w:val="2"/>
-              <w:lang w:val="en-FI" w:eastAsia="en-GB"/>
+              <w:lang w:val="it-IT" w:eastAsia="it-IT"/>
               <w14:ligatures w14:val="standardContextual"/>
             </w:rPr>
           </w:pPr>
-          <w:hyperlink w:anchor="_Toc224838694" w:history="1">
+          <w:hyperlink w:anchor="_Toc224861553" w:history="1">
             <w:r>
               <w:rPr>
-                <w:rStyle w:val="Hyperlink"/>
+                <w:rStyle w:val="Collegamentoipertestuale"/>
                 <w:rFonts w:ascii="Times New Roman" w:eastAsia="Times New Roman" w:hAnsi="Times New Roman" w:cs="Times New Roman"/>
                 <w:noProof/>
               </w:rPr>
@@ -1198,7 +1179,7 @@
                 <w:noProof/>
                 <w:webHidden/>
               </w:rPr>
-              <w:instrText xml:space="preserve"> PAGEREF _Toc224838694 \h </w:instrText>
+              <w:instrText xml:space="preserve"> PAGEREF _Toc224861553 \h </w:instrText>
             </w:r>
             <w:r>
               <w:rPr>
@@ -1231,21 +1212,21 @@
         </w:p>
         <w:p>
           <w:pPr>
-            <w:pStyle w:val="TOC1"/>
+            <w:pStyle w:val="Sommario1"/>
             <w:tabs>
               <w:tab w:val="right" w:leader="dot" w:pos="9350"/>
             </w:tabs>
             <w:rPr>
               <w:noProof/>
               <w:kern w:val="2"/>
-              <w:lang w:val="en-FI" w:eastAsia="en-GB"/>
+              <w:lang w:val="it-IT" w:eastAsia="it-IT"/>
               <w14:ligatures w14:val="standardContextual"/>
             </w:rPr>
           </w:pPr>
-          <w:hyperlink w:anchor="_Toc224838695" w:history="1">
+          <w:hyperlink w:anchor="_Toc224861554" w:history="1">
             <w:r>
               <w:rPr>
-                <w:rStyle w:val="Hyperlink"/>
+                <w:rStyle w:val="Collegamentoipertestuale"/>
                 <w:rFonts w:ascii="Times New Roman" w:eastAsia="Times New Roman" w:hAnsi="Times New Roman" w:cs="Times New Roman"/>
                 <w:noProof/>
               </w:rPr>
@@ -1270,7 +1251,7 @@
                 <w:noProof/>
                 <w:webHidden/>
               </w:rPr>
-              <w:instrText xml:space="preserve"> PAGEREF _Toc224838695 \h </w:instrText>
+              <w:instrText xml:space="preserve"> PAGEREF _Toc224861554 \h </w:instrText>
             </w:r>
             <w:r>
               <w:rPr>
@@ -1303,21 +1284,21 @@
         </w:p>
         <w:p>
           <w:pPr>
-            <w:pStyle w:val="TOC1"/>
+            <w:pStyle w:val="Sommario1"/>
             <w:tabs>
               <w:tab w:val="right" w:leader="dot" w:pos="9350"/>
             </w:tabs>
             <w:rPr>
               <w:noProof/>
               <w:kern w:val="2"/>
-              <w:lang w:val="en-FI" w:eastAsia="en-GB"/>
+              <w:lang w:val="it-IT" w:eastAsia="it-IT"/>
               <w14:ligatures w14:val="standardContextual"/>
             </w:rPr>
           </w:pPr>
-          <w:hyperlink w:anchor="_Toc224838696" w:history="1">
+          <w:hyperlink w:anchor="_Toc224861555" w:history="1">
             <w:r>
               <w:rPr>
-                <w:rStyle w:val="Hyperlink"/>
+                <w:rStyle w:val="Collegamentoipertestuale"/>
                 <w:rFonts w:ascii="Times New Roman" w:eastAsia="Times New Roman" w:hAnsi="Times New Roman" w:cs="Times New Roman"/>
                 <w:noProof/>
               </w:rPr>
@@ -1342,7 +1323,7 @@
                 <w:noProof/>
                 <w:webHidden/>
               </w:rPr>
-              <w:instrText xml:space="preserve"> PAGEREF _Toc224838696 \h </w:instrText>
+              <w:instrText xml:space="preserve"> PAGEREF _Toc224861555 \h </w:instrText>
             </w:r>
             <w:r>
               <w:rPr>
@@ -1375,23 +1356,24 @@
         </w:p>
         <w:p>
           <w:pPr>
-            <w:pStyle w:val="TOC1"/>
+            <w:pStyle w:val="Sommario1"/>
             <w:tabs>
               <w:tab w:val="right" w:leader="dot" w:pos="9350"/>
             </w:tabs>
             <w:rPr>
               <w:noProof/>
               <w:kern w:val="2"/>
-              <w:lang w:val="en-FI" w:eastAsia="en-GB"/>
+              <w:lang w:val="it-IT" w:eastAsia="it-IT"/>
               <w14:ligatures w14:val="standardContextual"/>
             </w:rPr>
           </w:pPr>
-          <w:hyperlink w:anchor="_Toc224838697" w:history="1">
+          <w:hyperlink w:anchor="_Toc224861556" w:history="1">
             <w:r>
               <w:rPr>
-                <w:rStyle w:val="Hyperlink"/>
+                <w:rStyle w:val="Collegamentoipertestuale"/>
                 <w:rFonts w:ascii="Times New Roman" w:eastAsia="Times New Roman" w:hAnsi="Times New Roman" w:cs="Times New Roman"/>
                 <w:noProof/>
+                <w:lang w:val="it-IT"/>
               </w:rPr>
               <w:t>6. Model Training</w:t>
             </w:r>
@@ -1414,7 +1396,7 @@
                 <w:noProof/>
                 <w:webHidden/>
               </w:rPr>
-              <w:instrText xml:space="preserve"> PAGEREF _Toc224838697 \h </w:instrText>
+              <w:instrText xml:space="preserve"> PAGEREF _Toc224861556 \h </w:instrText>
             </w:r>
             <w:r>
               <w:rPr>
@@ -1447,25 +1429,25 @@
         </w:p>
         <w:p>
           <w:pPr>
-            <w:pStyle w:val="TOC1"/>
+            <w:pStyle w:val="Sommario1"/>
             <w:tabs>
               <w:tab w:val="right" w:leader="dot" w:pos="9350"/>
             </w:tabs>
             <w:rPr>
               <w:noProof/>
               <w:kern w:val="2"/>
-              <w:lang w:val="en-FI" w:eastAsia="en-GB"/>
+              <w:lang w:val="it-IT" w:eastAsia="it-IT"/>
               <w14:ligatures w14:val="standardContextual"/>
             </w:rPr>
           </w:pPr>
-          <w:hyperlink w:anchor="_Toc224838698" w:history="1">
+          <w:hyperlink w:anchor="_Toc224861557" w:history="1">
             <w:r>
               <w:rPr>
-                <w:rStyle w:val="Hyperlink"/>
+                <w:rStyle w:val="Collegamentoipertestuale"/>
                 <w:rFonts w:ascii="Times New Roman" w:eastAsia="Times New Roman" w:hAnsi="Times New Roman" w:cs="Times New Roman"/>
                 <w:noProof/>
               </w:rPr>
-              <w:t>7. Model Evaluation</w:t>
+              <w:t>7. Experiment and Performance Analysis</w:t>
             </w:r>
             <w:r>
               <w:rPr>
@@ -1486,7 +1468,7 @@
                 <w:noProof/>
                 <w:webHidden/>
               </w:rPr>
-              <w:instrText xml:space="preserve"> PAGEREF _Toc224838698 \h </w:instrText>
+              <w:instrText xml:space="preserve"> PAGEREF _Toc224861557 \h </w:instrText>
             </w:r>
             <w:r>
               <w:rPr>
@@ -1519,25 +1501,25 @@
         </w:p>
         <w:p>
           <w:pPr>
-            <w:pStyle w:val="TOC1"/>
+            <w:pStyle w:val="Sommario1"/>
             <w:tabs>
               <w:tab w:val="right" w:leader="dot" w:pos="9350"/>
             </w:tabs>
             <w:rPr>
               <w:noProof/>
               <w:kern w:val="2"/>
-              <w:lang w:val="en-FI" w:eastAsia="en-GB"/>
+              <w:lang w:val="it-IT" w:eastAsia="it-IT"/>
               <w14:ligatures w14:val="standardContextual"/>
             </w:rPr>
           </w:pPr>
-          <w:hyperlink w:anchor="_Toc224838699" w:history="1">
+          <w:hyperlink w:anchor="_Toc224861558" w:history="1">
             <w:r>
               <w:rPr>
-                <w:rStyle w:val="Hyperlink"/>
-                <w:rFonts w:ascii="Times New Roman" w:eastAsia="Times New Roman" w:hAnsi="Times New Roman" w:cs="Times New Roman"/>
+                <w:rStyle w:val="Collegamentoipertestuale"/>
+                <w:rFonts w:ascii="Times New Roman" w:hAnsi="Times New Roman" w:cs="Times New Roman"/>
                 <w:noProof/>
               </w:rPr>
-              <w:t>8. Experiment and Performance Analysis</w:t>
+              <w:t>8. Discussion</w:t>
             </w:r>
             <w:r>
               <w:rPr>
@@ -1558,7 +1540,7 @@
                 <w:noProof/>
                 <w:webHidden/>
               </w:rPr>
-              <w:instrText xml:space="preserve"> PAGEREF _Toc224838699 \h </w:instrText>
+              <w:instrText xml:space="preserve"> PAGEREF _Toc224861558 \h </w:instrText>
             </w:r>
             <w:r>
               <w:rPr>
@@ -1578,7 +1560,7 @@
                 <w:noProof/>
                 <w:webHidden/>
               </w:rPr>
-              <w:t>8</w:t>
+              <w:t>9</w:t>
             </w:r>
             <w:r>
               <w:rPr>
@@ -1591,25 +1573,25 @@
         </w:p>
         <w:p>
           <w:pPr>
-            <w:pStyle w:val="TOC1"/>
+            <w:pStyle w:val="Sommario1"/>
             <w:tabs>
               <w:tab w:val="right" w:leader="dot" w:pos="9350"/>
             </w:tabs>
             <w:rPr>
               <w:noProof/>
               <w:kern w:val="2"/>
-              <w:lang w:val="en-FI" w:eastAsia="en-GB"/>
+              <w:lang w:val="it-IT" w:eastAsia="it-IT"/>
               <w14:ligatures w14:val="standardContextual"/>
             </w:rPr>
           </w:pPr>
-          <w:hyperlink w:anchor="_Toc224838700" w:history="1">
+          <w:hyperlink w:anchor="_Toc224861559" w:history="1">
             <w:r>
               <w:rPr>
-                <w:rStyle w:val="Hyperlink"/>
-                <w:rFonts w:ascii="Times New Roman" w:hAnsi="Times New Roman" w:cs="Times New Roman"/>
+                <w:rStyle w:val="Collegamentoipertestuale"/>
+                <w:rFonts w:ascii="Times New Roman" w:eastAsia="Times New Roman" w:hAnsi="Times New Roman" w:cs="Times New Roman"/>
                 <w:noProof/>
               </w:rPr>
-              <w:t>9. Discussion</w:t>
+              <w:t>9. Conclusion</w:t>
             </w:r>
             <w:r>
               <w:rPr>
@@ -1630,7 +1612,7 @@
                 <w:noProof/>
                 <w:webHidden/>
               </w:rPr>
-              <w:instrText xml:space="preserve"> PAGEREF _Toc224838700 \h </w:instrText>
+              <w:instrText xml:space="preserve"> PAGEREF _Toc224861559 \h </w:instrText>
             </w:r>
             <w:r>
               <w:rPr>
@@ -1650,7 +1632,7 @@
                 <w:noProof/>
                 <w:webHidden/>
               </w:rPr>
-              <w:t>8</w:t>
+              <w:t>9</w:t>
             </w:r>
             <w:r>
               <w:rPr>
@@ -1663,25 +1645,25 @@
         </w:p>
         <w:p>
           <w:pPr>
-            <w:pStyle w:val="TOC1"/>
+            <w:pStyle w:val="Sommario1"/>
             <w:tabs>
               <w:tab w:val="right" w:leader="dot" w:pos="9350"/>
             </w:tabs>
             <w:rPr>
               <w:noProof/>
               <w:kern w:val="2"/>
-              <w:lang w:val="en-FI" w:eastAsia="en-GB"/>
+              <w:lang w:val="it-IT" w:eastAsia="it-IT"/>
               <w14:ligatures w14:val="standardContextual"/>
             </w:rPr>
           </w:pPr>
-          <w:hyperlink w:anchor="_Toc224838701" w:history="1">
+          <w:hyperlink w:anchor="_Toc224861560" w:history="1">
             <w:r>
               <w:rPr>
-                <w:rStyle w:val="Hyperlink"/>
+                <w:rStyle w:val="Collegamentoipertestuale"/>
                 <w:rFonts w:ascii="Times New Roman" w:eastAsia="Times New Roman" w:hAnsi="Times New Roman" w:cs="Times New Roman"/>
                 <w:noProof/>
               </w:rPr>
-              <w:t>10. Conclusion</w:t>
+              <w:t>10. References</w:t>
             </w:r>
             <w:r>
               <w:rPr>
@@ -1702,7 +1684,7 @@
                 <w:noProof/>
                 <w:webHidden/>
               </w:rPr>
-              <w:instrText xml:space="preserve"> PAGEREF _Toc224838701 \h </w:instrText>
+              <w:instrText xml:space="preserve"> PAGEREF _Toc224861560 \h </w:instrText>
             </w:r>
             <w:r>
               <w:rPr>
@@ -1722,79 +1704,7 @@
                 <w:noProof/>
                 <w:webHidden/>
               </w:rPr>
-              <w:t>8</w:t>
-            </w:r>
-            <w:r>
-              <w:rPr>
-                <w:noProof/>
-                <w:webHidden/>
-              </w:rPr>
-              <w:fldChar w:fldCharType="end"/>
-            </w:r>
-          </w:hyperlink>
-        </w:p>
-        <w:p>
-          <w:pPr>
-            <w:pStyle w:val="TOC1"/>
-            <w:tabs>
-              <w:tab w:val="right" w:leader="dot" w:pos="9350"/>
-            </w:tabs>
-            <w:rPr>
-              <w:noProof/>
-              <w:kern w:val="2"/>
-              <w:lang w:val="en-FI" w:eastAsia="en-GB"/>
-              <w14:ligatures w14:val="standardContextual"/>
-            </w:rPr>
-          </w:pPr>
-          <w:hyperlink w:anchor="_Toc224838702" w:history="1">
-            <w:r>
-              <w:rPr>
-                <w:rStyle w:val="Hyperlink"/>
-                <w:rFonts w:ascii="Times New Roman" w:eastAsia="Times New Roman" w:hAnsi="Times New Roman" w:cs="Times New Roman"/>
-                <w:noProof/>
-              </w:rPr>
-              <w:t>11. References</w:t>
-            </w:r>
-            <w:r>
-              <w:rPr>
-                <w:noProof/>
-                <w:webHidden/>
-              </w:rPr>
-              <w:tab/>
-            </w:r>
-            <w:r>
-              <w:rPr>
-                <w:noProof/>
-                <w:webHidden/>
-              </w:rPr>
-              <w:fldChar w:fldCharType="begin"/>
-            </w:r>
-            <w:r>
-              <w:rPr>
-                <w:noProof/>
-                <w:webHidden/>
-              </w:rPr>
-              <w:instrText xml:space="preserve"> PAGEREF _Toc224838702 \h </w:instrText>
-            </w:r>
-            <w:r>
-              <w:rPr>
-                <w:noProof/>
-                <w:webHidden/>
-              </w:rPr>
-            </w:r>
-            <w:r>
-              <w:rPr>
-                <w:noProof/>
-                <w:webHidden/>
-              </w:rPr>
-              <w:fldChar w:fldCharType="separate"/>
-            </w:r>
-            <w:r>
-              <w:rPr>
-                <w:noProof/>
-                <w:webHidden/>
-              </w:rPr>
-              <w:t>8</w:t>
+              <w:t>9</w:t>
             </w:r>
             <w:r>
               <w:rPr>
@@ -1842,7 +1752,7 @@
     </w:p>
     <w:p>
       <w:pPr>
-        <w:pStyle w:val="Heading1"/>
+        <w:pStyle w:val="Titolo1"/>
         <w:rPr>
           <w:rFonts w:ascii="Times New Roman" w:eastAsia="Times New Roman" w:hAnsi="Times New Roman" w:cs="Times New Roman"/>
           <w:color w:val="auto"/>
@@ -1850,7 +1760,7 @@
           <w:szCs w:val="32"/>
         </w:rPr>
       </w:pPr>
-      <w:bookmarkStart w:id="0" w:name="_Toc224838692"/>
+      <w:bookmarkStart w:id="0" w:name="_Toc224861551"/>
       <w:r>
         <w:rPr>
           <w:rFonts w:ascii="Times New Roman" w:eastAsia="Times New Roman" w:hAnsi="Times New Roman" w:cs="Times New Roman"/>
@@ -1884,23 +1794,21 @@
           <w:rFonts w:ascii="Times New Roman" w:eastAsia="Times New Roman" w:hAnsi="Times New Roman" w:cs="Times New Roman"/>
           <w:color w:val="000000" w:themeColor="text1"/>
         </w:rPr>
-        <w:t xml:space="preserve">Human gestures is an important part of nonverbal </w:t>
-      </w:r>
-      <w:proofErr w:type="gramStart"/>
-      <w:r>
-        <w:rPr>
-          <w:rFonts w:ascii="Times New Roman" w:eastAsia="Times New Roman" w:hAnsi="Times New Roman" w:cs="Times New Roman"/>
-          <w:color w:val="000000" w:themeColor="text1"/>
-        </w:rPr>
-        <w:t>signals..</w:t>
-      </w:r>
-      <w:proofErr w:type="gramEnd"/>
-      <w:r>
-        <w:rPr>
-          <w:rFonts w:ascii="Times New Roman" w:eastAsia="Times New Roman" w:hAnsi="Times New Roman" w:cs="Times New Roman"/>
-          <w:color w:val="000000" w:themeColor="text1"/>
-        </w:rPr>
-        <w:t xml:space="preserve"> They can offer important data on objectives and emotional states as well as relevant patterns of behavior. Automatic gesture recognition has recently gained in popularity for research in the field of computer vision because of its numerous prospective applications, including into the areas of human-computer interaction, behavioral analysis, security, and affective computing. Micro gesture recognition, one of these, concentrates on the ability to identify and classify tiny/unconscious human body movements within an extremely confined spatial area of the body. </w:t>
+        <w:t xml:space="preserve">Human gestures </w:t>
+      </w:r>
+      <w:r>
+        <w:rPr>
+          <w:rFonts w:ascii="Times New Roman" w:eastAsia="Times New Roman" w:hAnsi="Times New Roman" w:cs="Times New Roman"/>
+          <w:color w:val="000000" w:themeColor="text1"/>
+        </w:rPr>
+        <w:t>are</w:t>
+      </w:r>
+      <w:r>
+        <w:rPr>
+          <w:rFonts w:ascii="Times New Roman" w:eastAsia="Times New Roman" w:hAnsi="Times New Roman" w:cs="Times New Roman"/>
+          <w:color w:val="000000" w:themeColor="text1"/>
+        </w:rPr>
+        <w:t xml:space="preserve"> an important part of nonverbal signals. They can offer important data on objectives and emotional states as well as relevant patterns of behavior. Automatic gesture recognition has recently gained in popularity for research in the field of computer vision because of its numerous prospective applications, including into the areas of human-computer interaction, behavioral analysis, security, and affective computing. Micro gesture recognition, one of these, concentrates on the ability to identify and classify tiny/unconscious human body movements within an extremely confined spatial area of the body. </w:t>
       </w:r>
     </w:p>
     <w:p>
@@ -1917,23 +1825,7 @@
           <w:rFonts w:ascii="Times New Roman" w:eastAsia="Times New Roman" w:hAnsi="Times New Roman" w:cs="Times New Roman"/>
           <w:color w:val="000000" w:themeColor="text1"/>
         </w:rPr>
-        <w:t xml:space="preserve">The recognition of micro-gestures is particularly difficult because the body’s movements are generally subtle, occur quickly, and may vary greatly from one individual to another. The computer vision strategies that have traditionally been employed </w:t>
-      </w:r>
-      <w:proofErr w:type="gramStart"/>
-      <w:r>
-        <w:rPr>
-          <w:rFonts w:ascii="Times New Roman" w:eastAsia="Times New Roman" w:hAnsi="Times New Roman" w:cs="Times New Roman"/>
-          <w:color w:val="000000" w:themeColor="text1"/>
-        </w:rPr>
-        <w:t>with regard to</w:t>
-      </w:r>
-      <w:proofErr w:type="gramEnd"/>
-      <w:r>
-        <w:rPr>
-          <w:rFonts w:ascii="Times New Roman" w:eastAsia="Times New Roman" w:hAnsi="Times New Roman" w:cs="Times New Roman"/>
-          <w:color w:val="000000" w:themeColor="text1"/>
-        </w:rPr>
-        <w:t xml:space="preserve"> gesture recognition use a features-based approach (the creation/defining of previously established characteristics of gestures) combined with publicly available ways to utilize classical machine learning. The recent rapid acceleration of research resulting from the advent (to the field of computer vision/recognition) of deep learning techniques has demonstrated that CNNs can produce superior results to classical means of recognizing visual gestures for visual recognition tasks.</w:t>
+        <w:t>The recognition of micro-gestures is particularly difficult because the body’s movements are generally subtle, occur quickly, and may vary greatly from one individual to another. The computer vision strategies that have traditionally been employed with regard to gesture recognition use a features-based approach (the creation/defining of previously established characteristics of gestures) combined with publicly available ways to utilize classical machine learning. The recent rapid acceleration of research resulting from the advent (to the field of computer vision/recognition) of deep learning techniques has demonstrated that CNNs can produce superior results to classical means of recognizing visual gestures for visual recognition tasks.</w:t>
       </w:r>
     </w:p>
     <w:p>
@@ -2034,14 +1926,14 @@
     </w:p>
     <w:p>
       <w:pPr>
-        <w:pStyle w:val="Heading1"/>
+        <w:pStyle w:val="Titolo1"/>
         <w:rPr>
           <w:rFonts w:ascii="Times New Roman" w:eastAsia="Times New Roman" w:hAnsi="Times New Roman" w:cs="Times New Roman"/>
           <w:color w:val="auto"/>
           <w:lang w:val="en-GB"/>
         </w:rPr>
       </w:pPr>
-      <w:bookmarkStart w:id="1" w:name="_Toc224838693"/>
+      <w:bookmarkStart w:id="1" w:name="_Toc224861552"/>
       <w:r>
         <w:rPr>
           <w:rFonts w:ascii="Times New Roman" w:eastAsia="Times New Roman" w:hAnsi="Times New Roman" w:cs="Times New Roman"/>
@@ -2101,37 +1993,19 @@
         </w:rPr>
         <w:t xml:space="preserve">). </w:t>
       </w:r>
-      <w:proofErr w:type="gramStart"/>
-      <w:r>
-        <w:rPr>
-          <w:rFonts w:ascii="Times New Roman" w:eastAsia="Times New Roman" w:hAnsi="Times New Roman" w:cs="Times New Roman"/>
-          <w:color w:val="000000" w:themeColor="text1"/>
-        </w:rPr>
-        <w:t>Early stage</w:t>
-      </w:r>
-      <w:proofErr w:type="gramEnd"/>
-      <w:r>
-        <w:rPr>
-          <w:rFonts w:ascii="Times New Roman" w:eastAsia="Times New Roman" w:hAnsi="Times New Roman" w:cs="Times New Roman"/>
-          <w:color w:val="000000" w:themeColor="text1"/>
-        </w:rPr>
-        <w:t xml:space="preserve"> systems accomplished moderate levels of </w:t>
-      </w:r>
-      <w:proofErr w:type="gramStart"/>
-      <w:r>
-        <w:rPr>
-          <w:rFonts w:ascii="Times New Roman" w:eastAsia="Times New Roman" w:hAnsi="Times New Roman" w:cs="Times New Roman"/>
-          <w:color w:val="000000" w:themeColor="text1"/>
-        </w:rPr>
-        <w:t>success, but</w:t>
-      </w:r>
-      <w:proofErr w:type="gramEnd"/>
-      <w:r>
-        <w:rPr>
-          <w:rFonts w:ascii="Times New Roman" w:eastAsia="Times New Roman" w:hAnsi="Times New Roman" w:cs="Times New Roman"/>
-          <w:color w:val="000000" w:themeColor="text1"/>
-        </w:rPr>
-        <w:t xml:space="preserve"> were limited to the poor quality of the hand-crafted and rule-based features. </w:t>
+      <w:r>
+        <w:rPr>
+          <w:rFonts w:ascii="Times New Roman" w:eastAsia="Times New Roman" w:hAnsi="Times New Roman" w:cs="Times New Roman"/>
+          <w:color w:val="000000" w:themeColor="text1"/>
+        </w:rPr>
+        <w:t>Early-stage</w:t>
+      </w:r>
+      <w:r>
+        <w:rPr>
+          <w:rFonts w:ascii="Times New Roman" w:eastAsia="Times New Roman" w:hAnsi="Times New Roman" w:cs="Times New Roman"/>
+          <w:color w:val="000000" w:themeColor="text1"/>
+        </w:rPr>
+        <w:t xml:space="preserve"> systems accomplished moderate levels of success, but were limited to the poor quality of the hand-crafted and rule-based features. </w:t>
       </w:r>
     </w:p>
     <w:p>
@@ -2149,23 +2023,7 @@
           <w:color w:val="000000" w:themeColor="text1"/>
         </w:rPr>
         <w:lastRenderedPageBreak/>
-        <w:t xml:space="preserve">With the advancements with modern deep learning techniques </w:t>
-      </w:r>
-      <w:proofErr w:type="gramStart"/>
-      <w:r>
-        <w:rPr>
-          <w:rFonts w:ascii="Times New Roman" w:eastAsia="Times New Roman" w:hAnsi="Times New Roman" w:cs="Times New Roman"/>
-          <w:color w:val="000000" w:themeColor="text1"/>
-        </w:rPr>
-        <w:t>in the area of</w:t>
-      </w:r>
-      <w:proofErr w:type="gramEnd"/>
-      <w:r>
-        <w:rPr>
-          <w:rFonts w:ascii="Times New Roman" w:eastAsia="Times New Roman" w:hAnsi="Times New Roman" w:cs="Times New Roman"/>
-          <w:color w:val="000000" w:themeColor="text1"/>
-        </w:rPr>
-        <w:t xml:space="preserve"> computer vision, </w:t>
+        <w:t xml:space="preserve">With the advancements with modern deep learning techniques in the area of computer vision, </w:t>
       </w:r>
       <w:r>
         <w:rPr>
@@ -2330,23 +2188,7 @@
           <w:rFonts w:ascii="Times New Roman" w:eastAsia="Times New Roman" w:hAnsi="Times New Roman" w:cs="Times New Roman"/>
           <w:color w:val="000000" w:themeColor="text1"/>
         </w:rPr>
-        <w:t xml:space="preserve"> designed by </w:t>
-      </w:r>
-      <w:proofErr w:type="gramStart"/>
-      <w:r>
-        <w:rPr>
-          <w:rFonts w:ascii="Times New Roman" w:eastAsia="Times New Roman" w:hAnsi="Times New Roman" w:cs="Times New Roman"/>
-          <w:color w:val="000000" w:themeColor="text1"/>
-        </w:rPr>
-        <w:t>He</w:t>
-      </w:r>
-      <w:proofErr w:type="gramEnd"/>
-      <w:r>
-        <w:rPr>
-          <w:rFonts w:ascii="Times New Roman" w:eastAsia="Times New Roman" w:hAnsi="Times New Roman" w:cs="Times New Roman"/>
-          <w:color w:val="000000" w:themeColor="text1"/>
-        </w:rPr>
-        <w:t xml:space="preserve"> et al is one of the most outstanding. The way that residual networks implement skip connections allows them to propagate gradients more easily through layers, which allows for deeper models to be trained without the concern of facing the vanishing gradient problem. Each of the </w:t>
+        <w:t xml:space="preserve"> designed by He et al is one of the most outstanding. The way that residual networks implement skip connections allows them to propagate gradients more easily through layers, which allows for deeper models to be trained without the concern of facing the vanishing gradient problem. Each of the </w:t>
       </w:r>
       <w:proofErr w:type="spellStart"/>
       <w:r>
@@ -2364,15 +2206,13 @@
         </w:rPr>
         <w:t xml:space="preserve"> architectures has unique characteristics; </w:t>
       </w:r>
-      <w:proofErr w:type="gramStart"/>
-      <w:r>
-        <w:rPr>
-          <w:rFonts w:ascii="Times New Roman" w:eastAsia="Times New Roman" w:hAnsi="Times New Roman" w:cs="Times New Roman"/>
-          <w:color w:val="000000" w:themeColor="text1"/>
-        </w:rPr>
-        <w:t>however;</w:t>
-      </w:r>
-      <w:proofErr w:type="gramEnd"/>
+      <w:r>
+        <w:rPr>
+          <w:rFonts w:ascii="Times New Roman" w:eastAsia="Times New Roman" w:hAnsi="Times New Roman" w:cs="Times New Roman"/>
+          <w:color w:val="000000" w:themeColor="text1"/>
+        </w:rPr>
+        <w:t>however,</w:t>
+      </w:r>
       <w:r>
         <w:rPr>
           <w:rFonts w:ascii="Times New Roman" w:eastAsia="Times New Roman" w:hAnsi="Times New Roman" w:cs="Times New Roman"/>
@@ -2437,23 +2277,7 @@
           <w:rFonts w:ascii="Times New Roman" w:eastAsia="Times New Roman" w:hAnsi="Times New Roman" w:cs="Times New Roman"/>
           <w:color w:val="000000" w:themeColor="text1"/>
         </w:rPr>
-        <w:t xml:space="preserve"> as the base </w:t>
-      </w:r>
-      <w:proofErr w:type="gramStart"/>
-      <w:r>
-        <w:rPr>
-          <w:rFonts w:ascii="Times New Roman" w:eastAsia="Times New Roman" w:hAnsi="Times New Roman" w:cs="Times New Roman"/>
-          <w:color w:val="000000" w:themeColor="text1"/>
-        </w:rPr>
-        <w:t>architecture, but</w:t>
-      </w:r>
-      <w:proofErr w:type="gramEnd"/>
-      <w:r>
-        <w:rPr>
-          <w:rFonts w:ascii="Times New Roman" w:eastAsia="Times New Roman" w:hAnsi="Times New Roman" w:cs="Times New Roman"/>
-          <w:color w:val="000000" w:themeColor="text1"/>
-        </w:rPr>
-        <w:t xml:space="preserve"> will modify the last fully connected layer to account for the 32 classes of gestures present in the </w:t>
+        <w:t xml:space="preserve"> as the base architecture, but will modify the last fully connected layer to account for the 32 classes of gestures present in the </w:t>
       </w:r>
       <w:proofErr w:type="spellStart"/>
       <w:r>
@@ -2474,13 +2298,13 @@
     </w:p>
     <w:p>
       <w:pPr>
-        <w:pStyle w:val="Heading1"/>
+        <w:pStyle w:val="Titolo1"/>
         <w:rPr>
           <w:rFonts w:ascii="Times New Roman" w:eastAsia="Times New Roman" w:hAnsi="Times New Roman" w:cs="Times New Roman"/>
           <w:color w:val="auto"/>
         </w:rPr>
       </w:pPr>
-      <w:bookmarkStart w:id="2" w:name="_Toc224838694"/>
+      <w:bookmarkStart w:id="2" w:name="_Toc224861553"/>
       <w:r>
         <w:rPr>
           <w:rFonts w:ascii="Times New Roman" w:eastAsia="Times New Roman" w:hAnsi="Times New Roman" w:cs="Times New Roman"/>
@@ -2575,23 +2399,7 @@
           <w:rFonts w:ascii="Times New Roman" w:eastAsia="Times New Roman" w:hAnsi="Times New Roman" w:cs="Times New Roman"/>
           <w:color w:val="000000" w:themeColor="text1"/>
         </w:rPr>
-        <w:t xml:space="preserve">, which was used in this project, has many different classes of human micro-gestures. It is also structured in a folder-based manner with each folder representing an individual gesture class. Within each folder, the images are representative samples for the </w:t>
-      </w:r>
-      <w:proofErr w:type="gramStart"/>
-      <w:r>
-        <w:rPr>
-          <w:rFonts w:ascii="Times New Roman" w:eastAsia="Times New Roman" w:hAnsi="Times New Roman" w:cs="Times New Roman"/>
-          <w:color w:val="000000" w:themeColor="text1"/>
-        </w:rPr>
-        <w:t>particular gesture</w:t>
-      </w:r>
-      <w:proofErr w:type="gramEnd"/>
-      <w:r>
-        <w:rPr>
-          <w:rFonts w:ascii="Times New Roman" w:eastAsia="Times New Roman" w:hAnsi="Times New Roman" w:cs="Times New Roman"/>
-          <w:color w:val="000000" w:themeColor="text1"/>
-        </w:rPr>
-        <w:t xml:space="preserve"> class the folder belongs to.</w:t>
+        <w:t>, which was used in this project, has many different classes of human micro-gestures. It is also structured in a folder-based manner with each folder representing an individual gesture class. Within each folder, the images are representative samples for the particular gesture class the folder belongs to.</w:t>
       </w:r>
     </w:p>
     <w:p>
@@ -2635,23 +2443,7 @@
           <w:rFonts w:ascii="Times New Roman" w:eastAsia="Times New Roman" w:hAnsi="Times New Roman" w:cs="Times New Roman"/>
           <w:color w:val="000000" w:themeColor="text1"/>
         </w:rPr>
-        <w:t xml:space="preserve">which was used in this project, has many different classes of human micro-gestures. Data structure contains 32 folders, and each of them representing an individual gesture class. Within each folder, the images are representative samples for the </w:t>
-      </w:r>
-      <w:proofErr w:type="gramStart"/>
-      <w:r>
-        <w:rPr>
-          <w:rFonts w:ascii="Times New Roman" w:eastAsia="Times New Roman" w:hAnsi="Times New Roman" w:cs="Times New Roman"/>
-          <w:color w:val="000000" w:themeColor="text1"/>
-        </w:rPr>
-        <w:t>particular gesture</w:t>
-      </w:r>
-      <w:proofErr w:type="gramEnd"/>
-      <w:r>
-        <w:rPr>
-          <w:rFonts w:ascii="Times New Roman" w:eastAsia="Times New Roman" w:hAnsi="Times New Roman" w:cs="Times New Roman"/>
-          <w:color w:val="000000" w:themeColor="text1"/>
-        </w:rPr>
-        <w:t xml:space="preserve"> class the folder belongs to.</w:t>
+        <w:t>which was used in this project, has many different classes of human micro-gestures. Data structure contains 32 folders, and each of them representing an individual gesture class. Within each folder, the images are representative samples for the particular gesture class the folder belongs to.</w:t>
       </w:r>
     </w:p>
     <w:p>
@@ -2776,7 +2568,7 @@
     </w:p>
     <w:p>
       <w:pPr>
-        <w:pStyle w:val="ListParagraph"/>
+        <w:pStyle w:val="Paragrafoelenco"/>
         <w:numPr>
           <w:ilvl w:val="0"/>
           <w:numId w:val="31"/>
@@ -2798,7 +2590,7 @@
     </w:p>
     <w:p>
       <w:pPr>
-        <w:pStyle w:val="ListParagraph"/>
+        <w:pStyle w:val="Paragrafoelenco"/>
         <w:numPr>
           <w:ilvl w:val="0"/>
           <w:numId w:val="31"/>
@@ -2820,7 +2612,7 @@
     </w:p>
     <w:p>
       <w:pPr>
-        <w:pStyle w:val="ListParagraph"/>
+        <w:pStyle w:val="Paragrafoelenco"/>
         <w:numPr>
           <w:ilvl w:val="0"/>
           <w:numId w:val="31"/>
@@ -2842,7 +2634,7 @@
     </w:p>
     <w:p>
       <w:pPr>
-        <w:pStyle w:val="ListParagraph"/>
+        <w:pStyle w:val="Paragrafoelenco"/>
         <w:numPr>
           <w:ilvl w:val="0"/>
           <w:numId w:val="31"/>
@@ -2864,7 +2656,7 @@
     </w:p>
     <w:p>
       <w:pPr>
-        <w:pStyle w:val="ListParagraph"/>
+        <w:pStyle w:val="Paragrafoelenco"/>
         <w:numPr>
           <w:ilvl w:val="0"/>
           <w:numId w:val="31"/>
@@ -2930,7 +2722,7 @@
           <w:rFonts w:ascii="Times New Roman" w:eastAsia="Times New Roman" w:hAnsi="Times New Roman" w:cs="Times New Roman"/>
           <w:color w:val="000000" w:themeColor="text1"/>
         </w:rPr>
-        <w:t xml:space="preserve"> of the data; this also confirmed that all the data in this data set was imported into memory correctly. It is imperative to understand the structure of a dataset prior to using it for training a neural network, as it ensures that the data are in the correct order for </w:t>
+        <w:t xml:space="preserve"> of the data; this also confirmed that all the data in this dataset was imported into memory correctly. It is imperative to understand the structure of a dataset prior to using it for training a neural network, as it ensures that the data are in the correct order for </w:t>
       </w:r>
       <w:r>
         <w:rPr>
@@ -2968,13 +2760,13 @@
     </w:p>
     <w:p>
       <w:pPr>
-        <w:pStyle w:val="Heading1"/>
+        <w:pStyle w:val="Titolo1"/>
         <w:rPr>
           <w:rFonts w:ascii="Times New Roman" w:eastAsia="Times New Roman" w:hAnsi="Times New Roman" w:cs="Times New Roman"/>
           <w:color w:val="auto"/>
         </w:rPr>
       </w:pPr>
-      <w:bookmarkStart w:id="3" w:name="_Toc224838695"/>
+      <w:bookmarkStart w:id="3" w:name="_Toc224861554"/>
       <w:r>
         <w:rPr>
           <w:rFonts w:ascii="Times New Roman" w:eastAsia="Times New Roman" w:hAnsi="Times New Roman" w:cs="Times New Roman"/>
@@ -3012,23 +2804,7 @@
           <w:rFonts w:ascii="Times New Roman" w:eastAsia="Times New Roman" w:hAnsi="Times New Roman" w:cs="Times New Roman"/>
           <w:color w:val="000000" w:themeColor="text1"/>
         </w:rPr>
-        <w:t xml:space="preserve">To prepare the neural network for training, all image inputs were preprocessed in a uniform manner to enhance the ability of the model to generalize across different sources. All images had to be resized to a uniform size (224 × 224 pixels) </w:t>
-      </w:r>
-      <w:proofErr w:type="gramStart"/>
-      <w:r>
-        <w:rPr>
-          <w:rFonts w:ascii="Times New Roman" w:eastAsia="Times New Roman" w:hAnsi="Times New Roman" w:cs="Times New Roman"/>
-          <w:color w:val="000000" w:themeColor="text1"/>
-        </w:rPr>
-        <w:t>in order for</w:t>
-      </w:r>
-      <w:proofErr w:type="gramEnd"/>
-      <w:r>
-        <w:rPr>
-          <w:rFonts w:ascii="Times New Roman" w:eastAsia="Times New Roman" w:hAnsi="Times New Roman" w:cs="Times New Roman"/>
-          <w:color w:val="000000" w:themeColor="text1"/>
-        </w:rPr>
-        <w:t xml:space="preserve"> the convolutional neural network being used (</w:t>
+        <w:t>To prepare the neural network for training, all image inputs were preprocessed in a uniform manner to enhance the ability of the model to generalize across different sources. All images had to be resized to a uniform size (224 × 224 pixels) in order for the convolutional neural network being used (</w:t>
       </w:r>
       <w:proofErr w:type="spellStart"/>
       <w:r>
@@ -3062,28 +2838,12 @@
           <w:color w:val="000000" w:themeColor="text1"/>
         </w:rPr>
         <w:lastRenderedPageBreak/>
-        <w:t xml:space="preserve">In addition, data augmentation techniques were employed to increase the variety of the training input data </w:t>
-      </w:r>
-      <w:proofErr w:type="gramStart"/>
-      <w:r>
-        <w:rPr>
-          <w:rFonts w:ascii="Times New Roman" w:eastAsia="Times New Roman" w:hAnsi="Times New Roman" w:cs="Times New Roman"/>
-          <w:color w:val="000000" w:themeColor="text1"/>
-        </w:rPr>
-        <w:t>and also</w:t>
-      </w:r>
-      <w:proofErr w:type="gramEnd"/>
-      <w:r>
-        <w:rPr>
-          <w:rFonts w:ascii="Times New Roman" w:eastAsia="Times New Roman" w:hAnsi="Times New Roman" w:cs="Times New Roman"/>
-          <w:color w:val="000000" w:themeColor="text1"/>
-        </w:rPr>
-        <w:t xml:space="preserve"> to help reduce overfitting. Transformations that were included fall into the following categories:</w:t>
-      </w:r>
-    </w:p>
-    <w:p>
-      <w:pPr>
-        <w:pStyle w:val="ListParagraph"/>
+        <w:t>In addition, data augmentation techniques were employed to increase the variety of the training input data and also to help reduce overfitting. Transformations that were included fall into the following categories:</w:t>
+      </w:r>
+    </w:p>
+    <w:p>
+      <w:pPr>
+        <w:pStyle w:val="Paragrafoelenco"/>
         <w:numPr>
           <w:ilvl w:val="0"/>
           <w:numId w:val="29"/>
@@ -3102,35 +2862,12 @@
           <w:bCs/>
           <w:color w:val="000000" w:themeColor="text1"/>
         </w:rPr>
-        <w:t>Resiz</w:t>
-      </w:r>
-      <w:r>
-        <w:rPr>
-          <w:rFonts w:ascii="Times New Roman" w:eastAsia="Times New Roman" w:hAnsi="Times New Roman" w:cs="Times New Roman"/>
-          <w:b/>
-          <w:bCs/>
-          <w:color w:val="000000" w:themeColor="text1"/>
-        </w:rPr>
-        <w:t>ing</w:t>
-      </w:r>
-      <w:r>
-        <w:rPr>
-          <w:rFonts w:ascii="Times New Roman" w:eastAsia="Times New Roman" w:hAnsi="Times New Roman" w:cs="Times New Roman"/>
-          <w:color w:val="000000" w:themeColor="text1"/>
-        </w:rPr>
-        <w:t xml:space="preserve"> </w:t>
-      </w:r>
-      <w:r>
-        <w:rPr>
-          <w:rFonts w:ascii="Times New Roman" w:eastAsia="Times New Roman" w:hAnsi="Times New Roman" w:cs="Times New Roman"/>
-          <w:color w:val="000000" w:themeColor="text1"/>
-        </w:rPr>
-        <w:t>all images to 224 × 224 pixels.</w:t>
-      </w:r>
-    </w:p>
-    <w:p>
-      <w:pPr>
-        <w:pStyle w:val="ListParagraph"/>
+        <w:t>Random Horizontal Flip</w:t>
+      </w:r>
+    </w:p>
+    <w:p>
+      <w:pPr>
+        <w:pStyle w:val="Paragrafoelenco"/>
         <w:numPr>
           <w:ilvl w:val="0"/>
           <w:numId w:val="29"/>
@@ -3149,12 +2886,49 @@
           <w:bCs/>
           <w:color w:val="000000" w:themeColor="text1"/>
         </w:rPr>
-        <w:t>Random Horizontal Flip</w:t>
-      </w:r>
-    </w:p>
-    <w:p>
-      <w:pPr>
-        <w:pStyle w:val="ListParagraph"/>
+        <w:t xml:space="preserve">Random </w:t>
+      </w:r>
+      <w:r>
+        <w:rPr>
+          <w:rFonts w:ascii="Times New Roman" w:eastAsia="Times New Roman" w:hAnsi="Times New Roman" w:cs="Times New Roman"/>
+          <w:b/>
+          <w:bCs/>
+          <w:color w:val="000000" w:themeColor="text1"/>
+        </w:rPr>
+        <w:t>Rotation</w:t>
+      </w:r>
+      <w:r>
+        <w:rPr>
+          <w:rFonts w:ascii="Times New Roman" w:eastAsia="Times New Roman" w:hAnsi="Times New Roman" w:cs="Times New Roman"/>
+          <w:color w:val="000000" w:themeColor="text1"/>
+        </w:rPr>
+        <w:t xml:space="preserve"> around the </w:t>
+      </w:r>
+      <w:r>
+        <w:rPr>
+          <w:rFonts w:ascii="Times New Roman" w:eastAsia="Times New Roman" w:hAnsi="Times New Roman" w:cs="Times New Roman"/>
+          <w:color w:val="000000" w:themeColor="text1"/>
+        </w:rPr>
+        <w:t>center</w:t>
+      </w:r>
+      <w:r>
+        <w:rPr>
+          <w:rFonts w:ascii="Times New Roman" w:eastAsia="Times New Roman" w:hAnsi="Times New Roman" w:cs="Times New Roman"/>
+          <w:color w:val="000000" w:themeColor="text1"/>
+        </w:rPr>
+        <w:t xml:space="preserve"> of the frame to create variability in </w:t>
+      </w:r>
+      <w:r>
+        <w:rPr>
+          <w:rFonts w:ascii="Times New Roman" w:eastAsia="Times New Roman" w:hAnsi="Times New Roman" w:cs="Times New Roman"/>
+          <w:color w:val="000000" w:themeColor="text1"/>
+        </w:rPr>
+        <w:t>gesture orientation.</w:t>
+      </w:r>
+    </w:p>
+    <w:p>
+      <w:pPr>
+        <w:pStyle w:val="Paragrafoelenco"/>
         <w:numPr>
           <w:ilvl w:val="0"/>
           <w:numId w:val="29"/>
@@ -3173,23 +2947,14 @@
           <w:bCs/>
           <w:color w:val="000000" w:themeColor="text1"/>
         </w:rPr>
-        <w:t xml:space="preserve">Random </w:t>
-      </w:r>
-      <w:r>
-        <w:rPr>
-          <w:rFonts w:ascii="Times New Roman" w:eastAsia="Times New Roman" w:hAnsi="Times New Roman" w:cs="Times New Roman"/>
-          <w:b/>
-          <w:bCs/>
-          <w:color w:val="000000" w:themeColor="text1"/>
-        </w:rPr>
-        <w:t>Rotation</w:t>
-      </w:r>
-      <w:r>
-        <w:rPr>
-          <w:rFonts w:ascii="Times New Roman" w:eastAsia="Times New Roman" w:hAnsi="Times New Roman" w:cs="Times New Roman"/>
-          <w:color w:val="000000" w:themeColor="text1"/>
-        </w:rPr>
-        <w:t xml:space="preserve"> around the </w:t>
+        <w:t>Convert to a tensor format</w:t>
+      </w:r>
+      <w:r>
+        <w:rPr>
+          <w:rFonts w:ascii="Times New Roman" w:eastAsia="Times New Roman" w:hAnsi="Times New Roman" w:cs="Times New Roman"/>
+          <w:color w:val="000000" w:themeColor="text1"/>
+        </w:rPr>
+        <w:t xml:space="preserve"> (i.e., change to </w:t>
       </w:r>
       <w:proofErr w:type="spellStart"/>
       <w:r>
@@ -3197,7 +2962,7 @@
           <w:rFonts w:ascii="Times New Roman" w:eastAsia="Times New Roman" w:hAnsi="Times New Roman" w:cs="Times New Roman"/>
           <w:color w:val="000000" w:themeColor="text1"/>
         </w:rPr>
-        <w:t>centre</w:t>
+        <w:t>PyTorch</w:t>
       </w:r>
       <w:proofErr w:type="spellEnd"/>
       <w:r>
@@ -3205,19 +2970,12 @@
           <w:rFonts w:ascii="Times New Roman" w:eastAsia="Times New Roman" w:hAnsi="Times New Roman" w:cs="Times New Roman"/>
           <w:color w:val="000000" w:themeColor="text1"/>
         </w:rPr>
-        <w:t xml:space="preserve"> of the frame to create variability in </w:t>
-      </w:r>
-      <w:r>
-        <w:rPr>
-          <w:rFonts w:ascii="Times New Roman" w:eastAsia="Times New Roman" w:hAnsi="Times New Roman" w:cs="Times New Roman"/>
-          <w:color w:val="000000" w:themeColor="text1"/>
-        </w:rPr>
-        <w:t>gesture orientation.</w:t>
-      </w:r>
-    </w:p>
-    <w:p>
-      <w:pPr>
-        <w:pStyle w:val="ListParagraph"/>
+        <w:t xml:space="preserve"> Tensors).</w:t>
+      </w:r>
+    </w:p>
+    <w:p>
+      <w:pPr>
+        <w:pStyle w:val="Paragrafoelenco"/>
         <w:numPr>
           <w:ilvl w:val="0"/>
           <w:numId w:val="29"/>
@@ -3236,39 +2994,27 @@
           <w:bCs/>
           <w:color w:val="000000" w:themeColor="text1"/>
         </w:rPr>
-        <w:t>Convert to a tensor format</w:t>
-      </w:r>
-      <w:r>
-        <w:rPr>
-          <w:rFonts w:ascii="Times New Roman" w:eastAsia="Times New Roman" w:hAnsi="Times New Roman" w:cs="Times New Roman"/>
-          <w:color w:val="000000" w:themeColor="text1"/>
-        </w:rPr>
-        <w:t xml:space="preserve"> (i.e., change to </w:t>
-      </w:r>
-      <w:proofErr w:type="spellStart"/>
-      <w:r>
-        <w:rPr>
-          <w:rFonts w:ascii="Times New Roman" w:eastAsia="Times New Roman" w:hAnsi="Times New Roman" w:cs="Times New Roman"/>
-          <w:color w:val="000000" w:themeColor="text1"/>
-        </w:rPr>
-        <w:t>PyTorch</w:t>
-      </w:r>
-      <w:proofErr w:type="spellEnd"/>
-      <w:r>
-        <w:rPr>
-          <w:rFonts w:ascii="Times New Roman" w:eastAsia="Times New Roman" w:hAnsi="Times New Roman" w:cs="Times New Roman"/>
-          <w:color w:val="000000" w:themeColor="text1"/>
-        </w:rPr>
-        <w:t xml:space="preserve"> Tensors).</w:t>
-      </w:r>
-    </w:p>
-    <w:p>
-      <w:pPr>
-        <w:pStyle w:val="ListParagraph"/>
-        <w:numPr>
-          <w:ilvl w:val="0"/>
-          <w:numId w:val="29"/>
-        </w:numPr>
+        <w:t xml:space="preserve">Pixel value </w:t>
+      </w:r>
+      <w:r>
+        <w:rPr>
+          <w:rFonts w:ascii="Times New Roman" w:eastAsia="Times New Roman" w:hAnsi="Times New Roman" w:cs="Times New Roman"/>
+          <w:b/>
+          <w:bCs/>
+          <w:color w:val="000000" w:themeColor="text1"/>
+        </w:rPr>
+        <w:t>normalization</w:t>
+      </w:r>
+      <w:r>
+        <w:rPr>
+          <w:rFonts w:ascii="Times New Roman" w:eastAsia="Times New Roman" w:hAnsi="Times New Roman" w:cs="Times New Roman"/>
+          <w:color w:val="000000" w:themeColor="text1"/>
+        </w:rPr>
+        <w:t xml:space="preserve"> based on Image Net mean and standard deviation.</w:t>
+      </w:r>
+    </w:p>
+    <w:p>
+      <w:pPr>
         <w:spacing w:before="240" w:after="240"/>
         <w:jc w:val="both"/>
         <w:rPr>
@@ -3279,11 +3025,74 @@
       <w:r>
         <w:rPr>
           <w:rFonts w:ascii="Times New Roman" w:eastAsia="Times New Roman" w:hAnsi="Times New Roman" w:cs="Times New Roman"/>
+          <w:color w:val="000000" w:themeColor="text1"/>
+        </w:rPr>
+        <w:t xml:space="preserve">The images were loaded from disk using the </w:t>
+      </w:r>
+      <w:proofErr w:type="spellStart"/>
+      <w:r>
+        <w:rPr>
+          <w:rFonts w:ascii="Times New Roman" w:eastAsia="Times New Roman" w:hAnsi="Times New Roman" w:cs="Times New Roman"/>
           <w:b/>
           <w:bCs/>
           <w:color w:val="000000" w:themeColor="text1"/>
         </w:rPr>
-        <w:t xml:space="preserve">Pixel value </w:t>
+        <w:t>ImageFolder</w:t>
+      </w:r>
+      <w:proofErr w:type="spellEnd"/>
+      <w:r>
+        <w:rPr>
+          <w:rFonts w:ascii="Times New Roman" w:eastAsia="Times New Roman" w:hAnsi="Times New Roman" w:cs="Times New Roman"/>
+          <w:color w:val="000000" w:themeColor="text1"/>
+        </w:rPr>
+        <w:t xml:space="preserve"> class from </w:t>
+      </w:r>
+      <w:proofErr w:type="spellStart"/>
+      <w:r>
+        <w:rPr>
+          <w:rFonts w:ascii="Times New Roman" w:eastAsia="Times New Roman" w:hAnsi="Times New Roman" w:cs="Times New Roman"/>
+          <w:color w:val="000000" w:themeColor="text1"/>
+        </w:rPr>
+        <w:t>torchvision</w:t>
+      </w:r>
+      <w:proofErr w:type="spellEnd"/>
+      <w:r>
+        <w:rPr>
+          <w:rFonts w:ascii="Times New Roman" w:eastAsia="Times New Roman" w:hAnsi="Times New Roman" w:cs="Times New Roman"/>
+          <w:color w:val="000000" w:themeColor="text1"/>
+        </w:rPr>
+        <w:t xml:space="preserve">, which </w:t>
+      </w:r>
+      <w:r>
+        <w:rPr>
+          <w:rFonts w:ascii="Times New Roman" w:eastAsia="Times New Roman" w:hAnsi="Times New Roman" w:cs="Times New Roman"/>
+          <w:color w:val="000000" w:themeColor="text1"/>
+        </w:rPr>
+        <w:t>automatically assign class labels</w:t>
+      </w:r>
+      <w:r>
+        <w:rPr>
+          <w:rFonts w:ascii="Times New Roman" w:eastAsia="Times New Roman" w:hAnsi="Times New Roman" w:cs="Times New Roman"/>
+          <w:color w:val="000000" w:themeColor="text1"/>
+        </w:rPr>
+        <w:t xml:space="preserve"> based on folder structures where each folder contains a unique set of gestures.</w:t>
+      </w:r>
+    </w:p>
+    <w:p>
+      <w:pPr>
+        <w:spacing w:before="240" w:after="240"/>
+        <w:jc w:val="both"/>
+        <w:rPr>
+          <w:rFonts w:ascii="Times New Roman" w:eastAsia="Times New Roman" w:hAnsi="Times New Roman" w:cs="Times New Roman"/>
+          <w:color w:val="000000" w:themeColor="text1"/>
+        </w:rPr>
+      </w:pPr>
+      <w:r>
+        <w:rPr>
+          <w:rFonts w:ascii="Times New Roman" w:eastAsia="Times New Roman" w:hAnsi="Times New Roman" w:cs="Times New Roman"/>
+          <w:color w:val="000000" w:themeColor="text1"/>
+        </w:rPr>
+        <w:t xml:space="preserve">After loading from disk, a </w:t>
       </w:r>
       <w:proofErr w:type="spellStart"/>
       <w:r>
@@ -3293,7 +3102,7 @@
           <w:bCs/>
           <w:color w:val="000000" w:themeColor="text1"/>
         </w:rPr>
-        <w:t>normalisation</w:t>
+        <w:t>DataLoader</w:t>
       </w:r>
       <w:proofErr w:type="spellEnd"/>
       <w:r>
@@ -3301,7 +3110,7 @@
           <w:rFonts w:ascii="Times New Roman" w:eastAsia="Times New Roman" w:hAnsi="Times New Roman" w:cs="Times New Roman"/>
           <w:color w:val="000000" w:themeColor="text1"/>
         </w:rPr>
-        <w:t xml:space="preserve"> based on Image Net mean and standard deviation.</w:t>
+        <w:t xml:space="preserve"> was created which would group the images into batches of size 32 and randomly shuffle them before passing to the neural network for training. This allowed for stable training.</w:t>
       </w:r>
     </w:p>
     <w:p>
@@ -3318,9 +3127,64 @@
           <w:rFonts w:ascii="Times New Roman" w:eastAsia="Times New Roman" w:hAnsi="Times New Roman" w:cs="Times New Roman"/>
           <w:color w:val="000000" w:themeColor="text1"/>
         </w:rPr>
-        <w:t xml:space="preserve">The images were loaded from disk using the </w:t>
-      </w:r>
-      <w:proofErr w:type="spellStart"/>
+        <w:t>Through preprocessing, all images came into a common format that would ensure they would all be acceptable to train a deep learning network.</w:t>
+      </w:r>
+    </w:p>
+    <w:p>
+      <w:pPr>
+        <w:pStyle w:val="Titolo1"/>
+        <w:rPr>
+          <w:rFonts w:ascii="Times New Roman" w:eastAsia="Times New Roman" w:hAnsi="Times New Roman" w:cs="Times New Roman"/>
+          <w:color w:val="auto"/>
+        </w:rPr>
+      </w:pPr>
+      <w:bookmarkStart w:id="4" w:name="_Toc224861555"/>
+      <w:r>
+        <w:rPr>
+          <w:rFonts w:ascii="Times New Roman" w:eastAsia="Times New Roman" w:hAnsi="Times New Roman" w:cs="Times New Roman"/>
+          <w:color w:val="auto"/>
+        </w:rPr>
+        <w:t>5</w:t>
+      </w:r>
+      <w:r>
+        <w:rPr>
+          <w:rFonts w:ascii="Times New Roman" w:eastAsia="Times New Roman" w:hAnsi="Times New Roman" w:cs="Times New Roman"/>
+          <w:color w:val="auto"/>
+        </w:rPr>
+        <w:t xml:space="preserve">. </w:t>
+      </w:r>
+      <w:r>
+        <w:rPr>
+          <w:rFonts w:ascii="Times New Roman" w:eastAsia="Times New Roman" w:hAnsi="Times New Roman" w:cs="Times New Roman"/>
+          <w:color w:val="auto"/>
+        </w:rPr>
+        <w:t>Model Selection</w:t>
+      </w:r>
+      <w:r>
+        <w:rPr>
+          <w:rFonts w:ascii="Times New Roman" w:eastAsia="Times New Roman" w:hAnsi="Times New Roman" w:cs="Times New Roman"/>
+          <w:color w:val="auto"/>
+        </w:rPr>
+        <w:t xml:space="preserve"> and Model Architecture Modification</w:t>
+      </w:r>
+      <w:bookmarkEnd w:id="4"/>
+    </w:p>
+    <w:p>
+      <w:pPr>
+        <w:spacing w:before="240" w:after="240"/>
+        <w:jc w:val="both"/>
+        <w:rPr>
+          <w:rFonts w:ascii="Times New Roman" w:eastAsia="Times New Roman" w:hAnsi="Times New Roman" w:cs="Times New Roman"/>
+          <w:color w:val="000000" w:themeColor="text1"/>
+        </w:rPr>
+      </w:pPr>
+      <w:r>
+        <w:rPr>
+          <w:rFonts w:ascii="Times New Roman" w:eastAsia="Times New Roman" w:hAnsi="Times New Roman" w:cs="Times New Roman"/>
+          <w:color w:val="000000" w:themeColor="text1"/>
+        </w:rPr>
+        <w:t xml:space="preserve">In this project, we implemented a </w:t>
+      </w:r>
       <w:r>
         <w:rPr>
           <w:rFonts w:ascii="Times New Roman" w:eastAsia="Times New Roman" w:hAnsi="Times New Roman" w:cs="Times New Roman"/>
@@ -3328,161 +3192,6 @@
           <w:bCs/>
           <w:color w:val="000000" w:themeColor="text1"/>
         </w:rPr>
-        <w:t>ImageFolder</w:t>
-      </w:r>
-      <w:proofErr w:type="spellEnd"/>
-      <w:r>
-        <w:rPr>
-          <w:rFonts w:ascii="Times New Roman" w:eastAsia="Times New Roman" w:hAnsi="Times New Roman" w:cs="Times New Roman"/>
-          <w:color w:val="000000" w:themeColor="text1"/>
-        </w:rPr>
-        <w:t xml:space="preserve"> class from </w:t>
-      </w:r>
-      <w:proofErr w:type="spellStart"/>
-      <w:r>
-        <w:rPr>
-          <w:rFonts w:ascii="Times New Roman" w:eastAsia="Times New Roman" w:hAnsi="Times New Roman" w:cs="Times New Roman"/>
-          <w:color w:val="000000" w:themeColor="text1"/>
-        </w:rPr>
-        <w:t>torchvision</w:t>
-      </w:r>
-      <w:proofErr w:type="spellEnd"/>
-      <w:r>
-        <w:rPr>
-          <w:rFonts w:ascii="Times New Roman" w:eastAsia="Times New Roman" w:hAnsi="Times New Roman" w:cs="Times New Roman"/>
-          <w:color w:val="000000" w:themeColor="text1"/>
-        </w:rPr>
-        <w:t xml:space="preserve">, which </w:t>
-      </w:r>
-      <w:r>
-        <w:rPr>
-          <w:rFonts w:ascii="Times New Roman" w:eastAsia="Times New Roman" w:hAnsi="Times New Roman" w:cs="Times New Roman"/>
-          <w:color w:val="000000" w:themeColor="text1"/>
-        </w:rPr>
-        <w:t>automatically assign class labels</w:t>
-      </w:r>
-      <w:r>
-        <w:rPr>
-          <w:rFonts w:ascii="Times New Roman" w:eastAsia="Times New Roman" w:hAnsi="Times New Roman" w:cs="Times New Roman"/>
-          <w:color w:val="000000" w:themeColor="text1"/>
-        </w:rPr>
-        <w:t xml:space="preserve"> based on folder structures where each folder contains a unique set of gestures.</w:t>
-      </w:r>
-    </w:p>
-    <w:p>
-      <w:pPr>
-        <w:spacing w:before="240" w:after="240"/>
-        <w:jc w:val="both"/>
-        <w:rPr>
-          <w:rFonts w:ascii="Times New Roman" w:eastAsia="Times New Roman" w:hAnsi="Times New Roman" w:cs="Times New Roman"/>
-          <w:color w:val="000000" w:themeColor="text1"/>
-        </w:rPr>
-      </w:pPr>
-      <w:r>
-        <w:rPr>
-          <w:rFonts w:ascii="Times New Roman" w:eastAsia="Times New Roman" w:hAnsi="Times New Roman" w:cs="Times New Roman"/>
-          <w:color w:val="000000" w:themeColor="text1"/>
-        </w:rPr>
-        <w:t xml:space="preserve">After loading from disk, a </w:t>
-      </w:r>
-      <w:proofErr w:type="spellStart"/>
-      <w:r>
-        <w:rPr>
-          <w:rFonts w:ascii="Times New Roman" w:eastAsia="Times New Roman" w:hAnsi="Times New Roman" w:cs="Times New Roman"/>
-          <w:b/>
-          <w:bCs/>
-          <w:color w:val="000000" w:themeColor="text1"/>
-        </w:rPr>
-        <w:t>DataLoader</w:t>
-      </w:r>
-      <w:proofErr w:type="spellEnd"/>
-      <w:r>
-        <w:rPr>
-          <w:rFonts w:ascii="Times New Roman" w:eastAsia="Times New Roman" w:hAnsi="Times New Roman" w:cs="Times New Roman"/>
-          <w:color w:val="000000" w:themeColor="text1"/>
-        </w:rPr>
-        <w:t xml:space="preserve"> was created which would group the images into batches of size 32 and randomly shuffle them before passing to the neural network for training. This allowed for stable training.</w:t>
-      </w:r>
-    </w:p>
-    <w:p>
-      <w:pPr>
-        <w:spacing w:before="240" w:after="240"/>
-        <w:jc w:val="both"/>
-        <w:rPr>
-          <w:rFonts w:ascii="Times New Roman" w:eastAsia="Times New Roman" w:hAnsi="Times New Roman" w:cs="Times New Roman"/>
-          <w:color w:val="000000" w:themeColor="text1"/>
-        </w:rPr>
-      </w:pPr>
-      <w:r>
-        <w:rPr>
-          <w:rFonts w:ascii="Times New Roman" w:eastAsia="Times New Roman" w:hAnsi="Times New Roman" w:cs="Times New Roman"/>
-          <w:color w:val="000000" w:themeColor="text1"/>
-        </w:rPr>
-        <w:t>Through preprocessing, all images came into a common format that would ensure they would all be acceptable to train a deep learning network.</w:t>
-      </w:r>
-    </w:p>
-    <w:p>
-      <w:pPr>
-        <w:pStyle w:val="Heading1"/>
-        <w:rPr>
-          <w:rFonts w:ascii="Times New Roman" w:eastAsia="Times New Roman" w:hAnsi="Times New Roman" w:cs="Times New Roman"/>
-          <w:color w:val="auto"/>
-        </w:rPr>
-      </w:pPr>
-      <w:bookmarkStart w:id="4" w:name="_Toc224838696"/>
-      <w:r>
-        <w:rPr>
-          <w:rFonts w:ascii="Times New Roman" w:eastAsia="Times New Roman" w:hAnsi="Times New Roman" w:cs="Times New Roman"/>
-          <w:color w:val="auto"/>
-        </w:rPr>
-        <w:t>5</w:t>
-      </w:r>
-      <w:r>
-        <w:rPr>
-          <w:rFonts w:ascii="Times New Roman" w:eastAsia="Times New Roman" w:hAnsi="Times New Roman" w:cs="Times New Roman"/>
-          <w:color w:val="auto"/>
-        </w:rPr>
-        <w:t xml:space="preserve">. </w:t>
-      </w:r>
-      <w:r>
-        <w:rPr>
-          <w:rFonts w:ascii="Times New Roman" w:eastAsia="Times New Roman" w:hAnsi="Times New Roman" w:cs="Times New Roman"/>
-          <w:color w:val="auto"/>
-        </w:rPr>
-        <w:t>Model Selection</w:t>
-      </w:r>
-      <w:r>
-        <w:rPr>
-          <w:rFonts w:ascii="Times New Roman" w:eastAsia="Times New Roman" w:hAnsi="Times New Roman" w:cs="Times New Roman"/>
-          <w:color w:val="auto"/>
-        </w:rPr>
-        <w:t xml:space="preserve"> and Model Architecture Modification</w:t>
-      </w:r>
-      <w:bookmarkEnd w:id="4"/>
-    </w:p>
-    <w:p>
-      <w:pPr>
-        <w:spacing w:before="240" w:after="240"/>
-        <w:jc w:val="both"/>
-        <w:rPr>
-          <w:rFonts w:ascii="Times New Roman" w:eastAsia="Times New Roman" w:hAnsi="Times New Roman" w:cs="Times New Roman"/>
-          <w:color w:val="000000" w:themeColor="text1"/>
-        </w:rPr>
-      </w:pPr>
-      <w:r>
-        <w:rPr>
-          <w:rFonts w:ascii="Times New Roman" w:eastAsia="Times New Roman" w:hAnsi="Times New Roman" w:cs="Times New Roman"/>
-          <w:color w:val="000000" w:themeColor="text1"/>
-        </w:rPr>
-        <w:t xml:space="preserve">In this project, we implemented a </w:t>
-      </w:r>
-      <w:r>
-        <w:rPr>
-          <w:rFonts w:ascii="Times New Roman" w:eastAsia="Times New Roman" w:hAnsi="Times New Roman" w:cs="Times New Roman"/>
-          <w:b/>
-          <w:bCs/>
-          <w:color w:val="000000" w:themeColor="text1"/>
-        </w:rPr>
         <w:t>Convolutional Neural Network (CNN)</w:t>
       </w:r>
       <w:r>
@@ -3495,7 +3204,7 @@
     </w:p>
     <w:p>
       <w:pPr>
-        <w:pStyle w:val="ListParagraph"/>
+        <w:pStyle w:val="Paragrafoelenco"/>
         <w:numPr>
           <w:ilvl w:val="0"/>
           <w:numId w:val="30"/>
@@ -3524,7 +3233,7 @@
     </w:p>
     <w:p>
       <w:pPr>
-        <w:pStyle w:val="ListParagraph"/>
+        <w:pStyle w:val="Paragrafoelenco"/>
         <w:numPr>
           <w:ilvl w:val="0"/>
           <w:numId w:val="30"/>
@@ -3569,7 +3278,7 @@
     </w:p>
     <w:p>
       <w:pPr>
-        <w:pStyle w:val="ListParagraph"/>
+        <w:pStyle w:val="Paragrafoelenco"/>
         <w:numPr>
           <w:ilvl w:val="0"/>
           <w:numId w:val="30"/>
@@ -3659,7 +3368,6 @@
           <w:rFonts w:ascii="Times New Roman" w:eastAsia="Times New Roman" w:hAnsi="Times New Roman" w:cs="Times New Roman"/>
           <w:color w:val="000000" w:themeColor="text1"/>
         </w:rPr>
-        <w:lastRenderedPageBreak/>
         <w:t xml:space="preserve">The original ResNet18 is trained to classify images into </w:t>
       </w:r>
       <w:r>
@@ -3709,6 +3417,7 @@
           <w:rFonts w:ascii="Times New Roman" w:eastAsia="Times New Roman" w:hAnsi="Times New Roman" w:cs="Times New Roman"/>
           <w:color w:val="000000" w:themeColor="text1"/>
         </w:rPr>
+        <w:lastRenderedPageBreak/>
         <w:t>The modified network consists of the pretrained ResNet18 feature extractor and includes a fc layer that produces 32 outputs mapped to the 32 gesture classes. The ResNet18 model will serve as the framework for both training and evaluation phases</w:t>
       </w:r>
       <w:r>
@@ -3721,17 +3430,19 @@
     </w:p>
     <w:p>
       <w:pPr>
-        <w:pStyle w:val="Heading1"/>
+        <w:pStyle w:val="Titolo1"/>
         <w:rPr>
           <w:rFonts w:ascii="Times New Roman" w:eastAsia="Times New Roman" w:hAnsi="Times New Roman" w:cs="Times New Roman"/>
           <w:color w:val="auto"/>
-        </w:rPr>
-      </w:pPr>
-      <w:bookmarkStart w:id="5" w:name="_Toc224838697"/>
+          <w:lang w:val="en-GB"/>
+        </w:rPr>
+      </w:pPr>
+      <w:bookmarkStart w:id="5" w:name="_Toc224861556"/>
       <w:r>
         <w:rPr>
           <w:rFonts w:ascii="Times New Roman" w:eastAsia="Times New Roman" w:hAnsi="Times New Roman" w:cs="Times New Roman"/>
           <w:color w:val="auto"/>
+          <w:lang w:val="en-GB"/>
         </w:rPr>
         <w:t>6</w:t>
       </w:r>
@@ -3739,6 +3450,7 @@
         <w:rPr>
           <w:rFonts w:ascii="Times New Roman" w:eastAsia="Times New Roman" w:hAnsi="Times New Roman" w:cs="Times New Roman"/>
           <w:color w:val="auto"/>
+          <w:lang w:val="en-GB"/>
         </w:rPr>
         <w:t xml:space="preserve">. </w:t>
       </w:r>
@@ -3746,6 +3458,7 @@
         <w:rPr>
           <w:rFonts w:ascii="Times New Roman" w:eastAsia="Times New Roman" w:hAnsi="Times New Roman" w:cs="Times New Roman"/>
           <w:color w:val="auto"/>
+          <w:lang w:val="en-GB"/>
         </w:rPr>
         <w:t xml:space="preserve">Model </w:t>
       </w:r>
@@ -3753,6 +3466,7 @@
         <w:rPr>
           <w:rFonts w:ascii="Times New Roman" w:eastAsia="Times New Roman" w:hAnsi="Times New Roman" w:cs="Times New Roman"/>
           <w:color w:val="auto"/>
+          <w:lang w:val="en-GB"/>
         </w:rPr>
         <w:t>Training</w:t>
       </w:r>
@@ -3771,41 +3485,109 @@
         <w:rPr>
           <w:rFonts w:ascii="Times New Roman" w:eastAsia="Times New Roman" w:hAnsi="Times New Roman" w:cs="Times New Roman"/>
           <w:color w:val="000000" w:themeColor="text1"/>
-        </w:rPr>
-        <w:t>Antonio</w:t>
-      </w:r>
-    </w:p>
-    <w:p>
-      <w:pPr>
-        <w:pStyle w:val="Heading1"/>
-        <w:rPr>
-          <w:rFonts w:ascii="Times New Roman" w:eastAsia="Times New Roman" w:hAnsi="Times New Roman" w:cs="Times New Roman"/>
-          <w:color w:val="auto"/>
-        </w:rPr>
-      </w:pPr>
-      <w:bookmarkStart w:id="6" w:name="_Toc224838698"/>
-      <w:r>
-        <w:rPr>
-          <w:rFonts w:ascii="Times New Roman" w:eastAsia="Times New Roman" w:hAnsi="Times New Roman" w:cs="Times New Roman"/>
-          <w:color w:val="auto"/>
-        </w:rPr>
-        <w:t>7</w:t>
-      </w:r>
-      <w:r>
-        <w:rPr>
-          <w:rFonts w:ascii="Times New Roman" w:eastAsia="Times New Roman" w:hAnsi="Times New Roman" w:cs="Times New Roman"/>
-          <w:color w:val="auto"/>
-        </w:rPr>
-        <w:t xml:space="preserve">. </w:t>
-      </w:r>
-      <w:r>
-        <w:rPr>
-          <w:rFonts w:ascii="Times New Roman" w:eastAsia="Times New Roman" w:hAnsi="Times New Roman" w:cs="Times New Roman"/>
-          <w:color w:val="auto"/>
-        </w:rPr>
-        <w:t>Model Evaluation</w:t>
-      </w:r>
-      <w:bookmarkEnd w:id="6"/>
+          <w:lang w:val="en-GB"/>
+        </w:rPr>
+        <w:t xml:space="preserve">The data </w:t>
+      </w:r>
+      <w:r>
+        <w:rPr>
+          <w:rFonts w:ascii="Times New Roman" w:eastAsia="Times New Roman" w:hAnsi="Times New Roman" w:cs="Times New Roman"/>
+          <w:color w:val="000000" w:themeColor="text1"/>
+          <w:lang w:val="en-GB"/>
+        </w:rPr>
+        <w:t xml:space="preserve">was </w:t>
+      </w:r>
+      <w:r>
+        <w:rPr>
+          <w:rFonts w:ascii="Times New Roman" w:eastAsia="Times New Roman" w:hAnsi="Times New Roman" w:cs="Times New Roman"/>
+          <w:color w:val="000000" w:themeColor="text1"/>
+          <w:lang w:val="en-GB"/>
+        </w:rPr>
+        <w:t>divided into batches and split into training</w:t>
+      </w:r>
+      <w:r>
+        <w:rPr>
+          <w:rFonts w:ascii="Times New Roman" w:eastAsia="Times New Roman" w:hAnsi="Times New Roman" w:cs="Times New Roman"/>
+          <w:color w:val="000000" w:themeColor="text1"/>
+          <w:lang w:val="en-GB"/>
+        </w:rPr>
+        <w:t xml:space="preserve">, </w:t>
+      </w:r>
+      <w:r>
+        <w:rPr>
+          <w:rFonts w:ascii="Times New Roman" w:eastAsia="Times New Roman" w:hAnsi="Times New Roman" w:cs="Times New Roman"/>
+          <w:color w:val="000000" w:themeColor="text1"/>
+          <w:lang w:val="en-GB"/>
+        </w:rPr>
+        <w:t xml:space="preserve">validation </w:t>
+      </w:r>
+      <w:r>
+        <w:rPr>
+          <w:rFonts w:ascii="Times New Roman" w:eastAsia="Times New Roman" w:hAnsi="Times New Roman" w:cs="Times New Roman"/>
+          <w:color w:val="000000" w:themeColor="text1"/>
+          <w:lang w:val="en-GB"/>
+        </w:rPr>
+        <w:t xml:space="preserve">and testing </w:t>
+      </w:r>
+      <w:r>
+        <w:rPr>
+          <w:rFonts w:ascii="Times New Roman" w:eastAsia="Times New Roman" w:hAnsi="Times New Roman" w:cs="Times New Roman"/>
+          <w:color w:val="000000" w:themeColor="text1"/>
+          <w:lang w:val="en-GB"/>
+        </w:rPr>
+        <w:t xml:space="preserve">set. </w:t>
+      </w:r>
+      <w:r>
+        <w:rPr>
+          <w:rFonts w:ascii="Times New Roman" w:eastAsia="Times New Roman" w:hAnsi="Times New Roman" w:cs="Times New Roman"/>
+          <w:color w:val="000000" w:themeColor="text1"/>
+        </w:rPr>
+        <w:t xml:space="preserve">The model was trained using </w:t>
+      </w:r>
+      <w:r>
+        <w:rPr>
+          <w:rFonts w:ascii="Times New Roman" w:eastAsia="Times New Roman" w:hAnsi="Times New Roman" w:cs="Times New Roman"/>
+          <w:b/>
+          <w:bCs/>
+          <w:color w:val="000000" w:themeColor="text1"/>
+        </w:rPr>
+        <w:t>cross-entropy loss</w:t>
+      </w:r>
+      <w:r>
+        <w:rPr>
+          <w:rFonts w:ascii="Times New Roman" w:eastAsia="Times New Roman" w:hAnsi="Times New Roman" w:cs="Times New Roman"/>
+          <w:color w:val="000000" w:themeColor="text1"/>
+        </w:rPr>
+        <w:t xml:space="preserve">, </w:t>
+      </w:r>
+      <w:r>
+        <w:rPr>
+          <w:rFonts w:ascii="Times New Roman" w:eastAsia="Times New Roman" w:hAnsi="Times New Roman" w:cs="Times New Roman"/>
+          <w:color w:val="000000" w:themeColor="text1"/>
+        </w:rPr>
+        <w:t xml:space="preserve">a </w:t>
+      </w:r>
+      <w:r>
+        <w:rPr>
+          <w:rFonts w:ascii="Times New Roman" w:eastAsia="Times New Roman" w:hAnsi="Times New Roman" w:cs="Times New Roman"/>
+          <w:color w:val="000000" w:themeColor="text1"/>
+        </w:rPr>
+        <w:t>standard loss function for multi-class classification problems</w:t>
+      </w:r>
+      <w:r>
+        <w:rPr>
+          <w:rFonts w:ascii="Times New Roman" w:eastAsia="Times New Roman" w:hAnsi="Times New Roman" w:cs="Times New Roman"/>
+          <w:color w:val="000000" w:themeColor="text1"/>
+        </w:rPr>
+        <w:t xml:space="preserve">, that </w:t>
+      </w:r>
+      <w:r>
+        <w:rPr>
+          <w:rFonts w:ascii="Times New Roman" w:eastAsia="Times New Roman" w:hAnsi="Times New Roman" w:cs="Times New Roman"/>
+          <w:color w:val="000000" w:themeColor="text1"/>
+        </w:rPr>
+        <w:t>measures the discrepancy between the predicted class probability distribution and the true class labels</w:t>
+      </w:r>
     </w:p>
     <w:p>
       <w:pPr>
@@ -3814,47 +3596,173 @@
         <w:rPr>
           <w:rFonts w:ascii="Times New Roman" w:eastAsia="Times New Roman" w:hAnsi="Times New Roman" w:cs="Times New Roman"/>
           <w:color w:val="000000" w:themeColor="text1"/>
-        </w:rPr>
-      </w:pPr>
-      <w:r>
-        <w:rPr>
-          <w:rFonts w:ascii="Times New Roman" w:eastAsia="Times New Roman" w:hAnsi="Times New Roman" w:cs="Times New Roman"/>
-          <w:color w:val="000000" w:themeColor="text1"/>
-        </w:rPr>
-        <w:t>Antonio</w:t>
-      </w:r>
-    </w:p>
-    <w:p>
-      <w:pPr>
-        <w:pStyle w:val="Heading1"/>
-        <w:rPr>
-          <w:rFonts w:ascii="Times New Roman" w:eastAsia="Times New Roman" w:hAnsi="Times New Roman" w:cs="Times New Roman"/>
-          <w:color w:val="auto"/>
-        </w:rPr>
-      </w:pPr>
-      <w:bookmarkStart w:id="7" w:name="_Toc224838699"/>
-      <w:r>
-        <w:rPr>
-          <w:rFonts w:ascii="Times New Roman" w:eastAsia="Times New Roman" w:hAnsi="Times New Roman" w:cs="Times New Roman"/>
-          <w:color w:val="auto"/>
-        </w:rPr>
-        <w:t>8</w:t>
-      </w:r>
-      <w:r>
-        <w:rPr>
-          <w:rFonts w:ascii="Times New Roman" w:eastAsia="Times New Roman" w:hAnsi="Times New Roman" w:cs="Times New Roman"/>
-          <w:color w:val="auto"/>
-        </w:rPr>
-        <w:t xml:space="preserve">. </w:t>
-      </w:r>
-      <w:r>
-        <w:rPr>
-          <w:rFonts w:ascii="Times New Roman" w:eastAsia="Times New Roman" w:hAnsi="Times New Roman" w:cs="Times New Roman"/>
-          <w:color w:val="auto"/>
-        </w:rPr>
-        <w:t>Experiment and Performance Analysis</w:t>
-      </w:r>
-      <w:bookmarkEnd w:id="7"/>
+          <w:lang w:val="en-GB"/>
+        </w:rPr>
+      </w:pPr>
+      <m:oMathPara>
+        <m:oMath>
+          <m:r>
+            <w:rPr>
+              <w:rFonts w:ascii="Cambria Math" w:eastAsia="Times New Roman" w:hAnsi="Cambria Math" w:cs="Times New Roman"/>
+              <w:color w:val="000000" w:themeColor="text1"/>
+              <w:lang w:val="en-GB"/>
+            </w:rPr>
+            <m:t>CE = -</m:t>
+          </m:r>
+          <m:nary>
+            <m:naryPr>
+              <m:chr m:val="∑"/>
+              <m:limLoc m:val="subSup"/>
+              <m:ctrlPr>
+                <w:rPr>
+                  <w:rFonts w:ascii="Cambria Math" w:eastAsia="Times New Roman" w:hAnsi="Cambria Math" w:cs="Times New Roman"/>
+                  <w:i/>
+                  <w:color w:val="000000" w:themeColor="text1"/>
+                  <w:lang w:val="en-GB"/>
+                </w:rPr>
+              </m:ctrlPr>
+            </m:naryPr>
+            <m:sub>
+              <m:r>
+                <w:rPr>
+                  <w:rFonts w:ascii="Cambria Math" w:eastAsia="Times New Roman" w:hAnsi="Cambria Math" w:cs="Times New Roman"/>
+                  <w:color w:val="000000" w:themeColor="text1"/>
+                  <w:lang w:val="en-GB"/>
+                </w:rPr>
+                <m:t>i=1</m:t>
+              </m:r>
+            </m:sub>
+            <m:sup>
+              <m:r>
+                <w:rPr>
+                  <w:rFonts w:ascii="Cambria Math" w:eastAsia="Times New Roman" w:hAnsi="Cambria Math" w:cs="Times New Roman"/>
+                  <w:color w:val="000000" w:themeColor="text1"/>
+                  <w:lang w:val="en-GB"/>
+                </w:rPr>
+                <m:t>N</m:t>
+              </m:r>
+            </m:sup>
+            <m:e>
+              <m:nary>
+                <m:naryPr>
+                  <m:chr m:val="∑"/>
+                  <m:limLoc m:val="subSup"/>
+                  <m:ctrlPr>
+                    <w:rPr>
+                      <w:rFonts w:ascii="Cambria Math" w:eastAsia="Times New Roman" w:hAnsi="Cambria Math" w:cs="Times New Roman"/>
+                      <w:i/>
+                      <w:color w:val="000000" w:themeColor="text1"/>
+                      <w:lang w:val="en-GB"/>
+                    </w:rPr>
+                  </m:ctrlPr>
+                </m:naryPr>
+                <m:sub>
+                  <m:r>
+                    <w:rPr>
+                      <w:rFonts w:ascii="Cambria Math" w:eastAsia="Times New Roman" w:hAnsi="Cambria Math" w:cs="Times New Roman"/>
+                      <w:color w:val="000000" w:themeColor="text1"/>
+                      <w:lang w:val="en-GB"/>
+                    </w:rPr>
+                    <m:t>c=1</m:t>
+                  </m:r>
+                </m:sub>
+                <m:sup>
+                  <m:r>
+                    <w:rPr>
+                      <w:rFonts w:ascii="Cambria Math" w:eastAsia="Times New Roman" w:hAnsi="Cambria Math" w:cs="Times New Roman"/>
+                      <w:color w:val="000000" w:themeColor="text1"/>
+                      <w:lang w:val="en-GB"/>
+                    </w:rPr>
+                    <m:t>C</m:t>
+                  </m:r>
+                </m:sup>
+                <m:e>
+                  <m:sSub>
+                    <m:sSubPr>
+                      <m:ctrlPr>
+                        <w:rPr>
+                          <w:rFonts w:ascii="Cambria Math" w:eastAsia="Times New Roman" w:hAnsi="Cambria Math" w:cs="Times New Roman"/>
+                          <w:i/>
+                          <w:color w:val="000000" w:themeColor="text1"/>
+                          <w:lang w:val="en-GB"/>
+                        </w:rPr>
+                      </m:ctrlPr>
+                    </m:sSubPr>
+                    <m:e>
+                      <m:r>
+                        <w:rPr>
+                          <w:rFonts w:ascii="Cambria Math" w:eastAsia="Times New Roman" w:hAnsi="Cambria Math" w:cs="Times New Roman"/>
+                          <w:color w:val="000000" w:themeColor="text1"/>
+                          <w:lang w:val="en-GB"/>
+                        </w:rPr>
+                        <m:t>y</m:t>
+                      </m:r>
+                    </m:e>
+                    <m:sub>
+                      <m:r>
+                        <w:rPr>
+                          <w:rFonts w:ascii="Cambria Math" w:eastAsia="Times New Roman" w:hAnsi="Cambria Math" w:cs="Times New Roman"/>
+                          <w:color w:val="000000" w:themeColor="text1"/>
+                          <w:lang w:val="en-GB"/>
+                        </w:rPr>
+                        <m:t>i,c</m:t>
+                      </m:r>
+                    </m:sub>
+                  </m:sSub>
+                  <m:r>
+                    <w:rPr>
+                      <w:rFonts w:ascii="Cambria Math" w:eastAsia="Times New Roman" w:hAnsi="Cambria Math" w:cs="Times New Roman"/>
+                      <w:color w:val="000000" w:themeColor="text1"/>
+                      <w:lang w:val="en-GB"/>
+                    </w:rPr>
+                    <m:t xml:space="preserve"> log(</m:t>
+                  </m:r>
+                  <m:sSub>
+                    <m:sSubPr>
+                      <m:ctrlPr>
+                        <w:rPr>
+                          <w:rFonts w:ascii="Cambria Math" w:eastAsia="Times New Roman" w:hAnsi="Cambria Math" w:cs="Times New Roman"/>
+                          <w:i/>
+                          <w:color w:val="000000" w:themeColor="text1"/>
+                          <w:lang w:val="en-GB"/>
+                        </w:rPr>
+                      </m:ctrlPr>
+                    </m:sSubPr>
+                    <m:e>
+                      <m:r>
+                        <w:rPr>
+                          <w:rFonts w:ascii="Cambria Math" w:eastAsia="Times New Roman" w:hAnsi="Cambria Math" w:cs="Times New Roman"/>
+                          <w:color w:val="000000" w:themeColor="text1"/>
+                          <w:lang w:val="en-GB"/>
+                        </w:rPr>
+                        <m:t>p</m:t>
+                      </m:r>
+                    </m:e>
+                    <m:sub>
+                      <m:r>
+                        <w:rPr>
+                          <w:rFonts w:ascii="Cambria Math" w:eastAsia="Times New Roman" w:hAnsi="Cambria Math" w:cs="Times New Roman"/>
+                          <w:color w:val="000000" w:themeColor="text1"/>
+                          <w:lang w:val="en-GB"/>
+                        </w:rPr>
+                        <m:t>i,c</m:t>
+                      </m:r>
+                    </m:sub>
+                  </m:sSub>
+                  <m:r>
+                    <w:rPr>
+                      <w:rFonts w:ascii="Cambria Math" w:eastAsia="Times New Roman" w:hAnsi="Cambria Math" w:cs="Times New Roman"/>
+                      <w:color w:val="000000" w:themeColor="text1"/>
+                      <w:lang w:val="en-GB"/>
+                    </w:rPr>
+                    <m:t>)</m:t>
+                  </m:r>
+                </m:e>
+              </m:nary>
+            </m:e>
+          </m:nary>
+        </m:oMath>
+      </m:oMathPara>
     </w:p>
     <w:p>
       <w:pPr>
@@ -3863,31 +3771,364 @@
         <w:rPr>
           <w:rFonts w:ascii="Times New Roman" w:eastAsia="Times New Roman" w:hAnsi="Times New Roman" w:cs="Times New Roman"/>
           <w:color w:val="000000" w:themeColor="text1"/>
-        </w:rPr>
-      </w:pPr>
-      <w:r>
-        <w:rPr>
-          <w:rFonts w:ascii="Times New Roman" w:eastAsia="Times New Roman" w:hAnsi="Times New Roman" w:cs="Times New Roman"/>
-          <w:color w:val="000000" w:themeColor="text1"/>
-        </w:rPr>
-        <w:t>Antonio</w:t>
-      </w:r>
-    </w:p>
-    <w:p>
-      <w:pPr>
-        <w:pStyle w:val="Heading1"/>
+          <w:lang w:val="en-GB"/>
+        </w:rPr>
+      </w:pPr>
+      <w:r>
+        <w:rPr>
+          <w:rFonts w:ascii="Times New Roman" w:eastAsia="Times New Roman" w:hAnsi="Times New Roman" w:cs="Times New Roman"/>
+          <w:color w:val="000000" w:themeColor="text1"/>
+          <w:lang w:val="en-GB"/>
+        </w:rPr>
+        <w:t xml:space="preserve">where N and C are the number of samples and classes, respectively; </w:t>
+      </w:r>
+      <m:oMath>
+        <m:sSub>
+          <m:sSubPr>
+            <m:ctrlPr>
+              <w:rPr>
+                <w:rFonts w:ascii="Cambria Math" w:eastAsia="Times New Roman" w:hAnsi="Cambria Math" w:cs="Times New Roman"/>
+                <w:i/>
+                <w:color w:val="000000" w:themeColor="text1"/>
+                <w:lang w:val="en-GB"/>
+              </w:rPr>
+            </m:ctrlPr>
+          </m:sSubPr>
+          <m:e>
+            <m:r>
+              <w:rPr>
+                <w:rFonts w:ascii="Cambria Math" w:eastAsia="Times New Roman" w:hAnsi="Cambria Math" w:cs="Times New Roman"/>
+                <w:color w:val="000000" w:themeColor="text1"/>
+                <w:lang w:val="en-GB"/>
+              </w:rPr>
+              <m:t>y</m:t>
+            </m:r>
+          </m:e>
+          <m:sub>
+            <m:r>
+              <w:rPr>
+                <w:rFonts w:ascii="Cambria Math" w:eastAsia="Times New Roman" w:hAnsi="Cambria Math" w:cs="Times New Roman"/>
+                <w:color w:val="000000" w:themeColor="text1"/>
+                <w:lang w:val="en-GB"/>
+              </w:rPr>
+              <m:t>i,c</m:t>
+            </m:r>
+          </m:sub>
+        </m:sSub>
+      </m:oMath>
+      <w:r>
+        <w:rPr>
+          <w:rFonts w:ascii="Times New Roman" w:eastAsia="Times New Roman" w:hAnsi="Times New Roman" w:cs="Times New Roman"/>
+          <w:color w:val="000000" w:themeColor="text1"/>
+          <w:lang w:val="en-GB"/>
+        </w:rPr>
+        <w:t xml:space="preserve"> is a binary indicator of whether the sample </w:t>
+      </w:r>
+      <m:oMath>
+        <m:r>
+          <w:rPr>
+            <w:rFonts w:ascii="Cambria Math" w:eastAsia="Times New Roman" w:hAnsi="Cambria Math" w:cs="Times New Roman"/>
+            <w:color w:val="000000" w:themeColor="text1"/>
+            <w:lang w:val="en-GB"/>
+          </w:rPr>
+          <m:t>i</m:t>
+        </m:r>
+      </m:oMath>
+      <w:r>
+        <w:rPr>
+          <w:rFonts w:ascii="Times New Roman" w:eastAsia="Times New Roman" w:hAnsi="Times New Roman" w:cs="Times New Roman"/>
+          <w:color w:val="000000" w:themeColor="text1"/>
+          <w:lang w:val="en-GB"/>
+        </w:rPr>
+        <w:t xml:space="preserve"> belongs to class </w:t>
+      </w:r>
+      <m:oMath>
+        <m:r>
+          <w:rPr>
+            <w:rFonts w:ascii="Cambria Math" w:eastAsia="Times New Roman" w:hAnsi="Cambria Math" w:cs="Times New Roman"/>
+            <w:color w:val="000000" w:themeColor="text1"/>
+            <w:lang w:val="en-GB"/>
+          </w:rPr>
+          <m:t>c</m:t>
+        </m:r>
+      </m:oMath>
+      <w:r>
+        <w:rPr>
+          <w:rFonts w:ascii="Times New Roman" w:eastAsia="Times New Roman" w:hAnsi="Times New Roman" w:cs="Times New Roman"/>
+          <w:color w:val="000000" w:themeColor="text1"/>
+          <w:lang w:val="en-GB"/>
+        </w:rPr>
+        <w:t xml:space="preserve">, with probability </w:t>
+      </w:r>
+      <m:oMath>
+        <m:sSub>
+          <m:sSubPr>
+            <m:ctrlPr>
+              <w:rPr>
+                <w:rFonts w:ascii="Cambria Math" w:eastAsia="Times New Roman" w:hAnsi="Cambria Math" w:cs="Times New Roman"/>
+                <w:i/>
+                <w:color w:val="000000" w:themeColor="text1"/>
+                <w:lang w:val="en-GB"/>
+              </w:rPr>
+            </m:ctrlPr>
+          </m:sSubPr>
+          <m:e>
+            <m:r>
+              <w:rPr>
+                <w:rFonts w:ascii="Cambria Math" w:eastAsia="Times New Roman" w:hAnsi="Cambria Math" w:cs="Times New Roman"/>
+                <w:color w:val="000000" w:themeColor="text1"/>
+                <w:lang w:val="en-GB"/>
+              </w:rPr>
+              <m:t>p</m:t>
+            </m:r>
+          </m:e>
+          <m:sub>
+            <m:r>
+              <w:rPr>
+                <w:rFonts w:ascii="Cambria Math" w:eastAsia="Times New Roman" w:hAnsi="Cambria Math" w:cs="Times New Roman"/>
+                <w:color w:val="000000" w:themeColor="text1"/>
+                <w:lang w:val="en-GB"/>
+              </w:rPr>
+              <m:t>i,c</m:t>
+            </m:r>
+          </m:sub>
+        </m:sSub>
+      </m:oMath>
+      <w:r>
+        <w:rPr>
+          <w:rFonts w:ascii="Times New Roman" w:eastAsia="Times New Roman" w:hAnsi="Times New Roman" w:cs="Times New Roman"/>
+          <w:color w:val="000000" w:themeColor="text1"/>
+          <w:lang w:val="en-GB"/>
+        </w:rPr>
+        <w:t>.</w:t>
+      </w:r>
+    </w:p>
+    <w:p>
+      <w:pPr>
+        <w:spacing w:before="240" w:after="240"/>
+        <w:jc w:val="both"/>
+        <w:rPr>
+          <w:rFonts w:ascii="Times New Roman" w:eastAsia="Times New Roman" w:hAnsi="Times New Roman" w:cs="Times New Roman"/>
+          <w:color w:val="000000" w:themeColor="text1"/>
+          <w:lang w:val="en-GB"/>
+        </w:rPr>
+      </w:pPr>
+      <w:r>
+        <w:rPr>
+          <w:rFonts w:ascii="Times New Roman" w:eastAsia="Times New Roman" w:hAnsi="Times New Roman" w:cs="Times New Roman"/>
+          <w:color w:val="000000" w:themeColor="text1"/>
+          <w:lang w:val="en-GB"/>
+        </w:rPr>
+        <w:t xml:space="preserve">The loss function is computed per </w:t>
+      </w:r>
+      <w:r>
+        <w:rPr>
+          <w:rFonts w:ascii="Times New Roman" w:eastAsia="Times New Roman" w:hAnsi="Times New Roman" w:cs="Times New Roman"/>
+          <w:color w:val="000000" w:themeColor="text1"/>
+          <w:lang w:val="en-GB"/>
+        </w:rPr>
+        <w:t>batch,</w:t>
+      </w:r>
+      <w:r>
+        <w:rPr>
+          <w:rFonts w:ascii="Times New Roman" w:eastAsia="Times New Roman" w:hAnsi="Times New Roman" w:cs="Times New Roman"/>
+          <w:color w:val="000000" w:themeColor="text1"/>
+          <w:lang w:val="en-GB"/>
+        </w:rPr>
+        <w:t xml:space="preserve"> and the </w:t>
+      </w:r>
+      <w:r>
+        <w:rPr>
+          <w:rFonts w:ascii="Times New Roman" w:eastAsia="Times New Roman" w:hAnsi="Times New Roman" w:cs="Times New Roman"/>
+          <w:color w:val="000000" w:themeColor="text1"/>
+          <w:lang w:val="en-GB"/>
+        </w:rPr>
+        <w:t>average loss is tracked. Then the updated weights are used to analyse the effectiveness of the model with the validation set. The validation loss function is computed and propagated back to the previous layers to improve the learning in the following epochs.</w:t>
+      </w:r>
+    </w:p>
+    <w:p>
+      <w:pPr>
+        <w:pStyle w:val="Titolo1"/>
         <w:rPr>
           <w:rFonts w:ascii="Times New Roman" w:eastAsia="Times New Roman" w:hAnsi="Times New Roman" w:cs="Times New Roman"/>
           <w:color w:val="auto"/>
         </w:rPr>
       </w:pPr>
-      <w:bookmarkStart w:id="8" w:name="_Toc224838700"/>
+      <w:bookmarkStart w:id="6" w:name="_Toc224861557"/>
+      <w:r>
+        <w:rPr>
+          <w:rFonts w:ascii="Times New Roman" w:eastAsia="Times New Roman" w:hAnsi="Times New Roman" w:cs="Times New Roman"/>
+          <w:color w:val="auto"/>
+        </w:rPr>
+        <w:t>7</w:t>
+      </w:r>
+      <w:r>
+        <w:rPr>
+          <w:rFonts w:ascii="Times New Roman" w:eastAsia="Times New Roman" w:hAnsi="Times New Roman" w:cs="Times New Roman"/>
+          <w:color w:val="auto"/>
+        </w:rPr>
+        <w:t xml:space="preserve">. </w:t>
+      </w:r>
+      <w:r>
+        <w:rPr>
+          <w:rFonts w:ascii="Times New Roman" w:eastAsia="Times New Roman" w:hAnsi="Times New Roman" w:cs="Times New Roman"/>
+          <w:color w:val="auto"/>
+        </w:rPr>
+        <w:t>Experiment and Performance Analysis</w:t>
+      </w:r>
+      <w:bookmarkEnd w:id="6"/>
+    </w:p>
+    <w:p>
+      <w:pPr>
+        <w:spacing w:before="240" w:after="240"/>
+        <w:jc w:val="both"/>
+        <w:rPr>
+          <w:rFonts w:ascii="Times New Roman" w:eastAsia="Times New Roman" w:hAnsi="Times New Roman" w:cs="Times New Roman"/>
+          <w:color w:val="000000" w:themeColor="text1"/>
+        </w:rPr>
+      </w:pPr>
+      <w:r>
+        <w:rPr>
+          <w:rFonts w:ascii="Times New Roman" w:eastAsia="Times New Roman" w:hAnsi="Times New Roman" w:cs="Times New Roman"/>
+          <w:color w:val="000000" w:themeColor="text1"/>
+        </w:rPr>
+        <w:t xml:space="preserve">For performance analysis, </w:t>
+      </w:r>
+      <w:r>
+        <w:rPr>
+          <w:rFonts w:ascii="Times New Roman" w:eastAsia="Times New Roman" w:hAnsi="Times New Roman" w:cs="Times New Roman"/>
+          <w:color w:val="000000" w:themeColor="text1"/>
+        </w:rPr>
+        <w:t xml:space="preserve">a </w:t>
+      </w:r>
+      <w:r>
+        <w:rPr>
+          <w:rFonts w:ascii="Times New Roman" w:eastAsia="Times New Roman" w:hAnsi="Times New Roman" w:cs="Times New Roman"/>
+          <w:color w:val="000000" w:themeColor="text1"/>
+        </w:rPr>
+        <w:t xml:space="preserve">separate </w:t>
+      </w:r>
+      <w:r>
+        <w:rPr>
+          <w:rFonts w:ascii="Times New Roman" w:eastAsia="Times New Roman" w:hAnsi="Times New Roman" w:cs="Times New Roman"/>
+          <w:color w:val="000000" w:themeColor="text1"/>
+        </w:rPr>
+        <w:t>testing</w:t>
+      </w:r>
+      <w:r>
+        <w:rPr>
+          <w:rFonts w:ascii="Times New Roman" w:eastAsia="Times New Roman" w:hAnsi="Times New Roman" w:cs="Times New Roman"/>
+          <w:color w:val="000000" w:themeColor="text1"/>
+        </w:rPr>
+        <w:t xml:space="preserve"> set is </w:t>
+      </w:r>
+      <w:r>
+        <w:rPr>
+          <w:rFonts w:ascii="Times New Roman" w:eastAsia="Times New Roman" w:hAnsi="Times New Roman" w:cs="Times New Roman"/>
+          <w:color w:val="000000" w:themeColor="text1"/>
+        </w:rPr>
+        <w:t>taken from the dataset</w:t>
+      </w:r>
+      <w:r>
+        <w:rPr>
+          <w:rFonts w:ascii="Times New Roman" w:eastAsia="Times New Roman" w:hAnsi="Times New Roman" w:cs="Times New Roman"/>
+          <w:color w:val="000000" w:themeColor="text1"/>
+        </w:rPr>
+        <w:t xml:space="preserve"> to avoid testing on seen data. Predictions on the testing set are made and used to build a confusion matrix, displayed in Figure 1. The model is able to easily predict some classes</w:t>
+      </w:r>
+      <w:r>
+        <w:rPr>
+          <w:rFonts w:ascii="Times New Roman" w:eastAsia="Times New Roman" w:hAnsi="Times New Roman" w:cs="Times New Roman"/>
+          <w:color w:val="000000" w:themeColor="text1"/>
+        </w:rPr>
+        <w:t xml:space="preserve"> consistently, and relies mostly on a couple of them for predictions, as seen with class 12 and 25 (11 and 24 in Figure 1).</w:t>
+      </w:r>
+    </w:p>
+    <w:p>
+      <w:pPr>
+        <w:keepNext/>
+        <w:spacing w:before="240" w:after="0"/>
+        <w:jc w:val="center"/>
+      </w:pPr>
+      <w:r>
+        <w:rPr>
+          <w:rFonts w:ascii="Times New Roman" w:eastAsia="Times New Roman" w:hAnsi="Times New Roman" w:cs="Times New Roman"/>
+          <w:noProof/>
+          <w:color w:val="000000" w:themeColor="text1"/>
+        </w:rPr>
+        <w:drawing>
+          <wp:inline distT="0" distB="0" distL="0" distR="0" wp14:anchorId="6B5CC014" wp14:editId="6F163BC1">
+            <wp:extent cx="2241550" cy="1996950"/>
+            <wp:effectExtent l="0" t="0" r="6350" b="3810"/>
+            <wp:docPr id="1864773705" name="Immagine 1"/>
+            <wp:cNvGraphicFramePr>
+              <a:graphicFrameLocks xmlns:a="http://schemas.openxmlformats.org/drawingml/2006/main" noChangeAspect="1"/>
+            </wp:cNvGraphicFramePr>
+            <a:graphic xmlns:a="http://schemas.openxmlformats.org/drawingml/2006/main">
+              <a:graphicData uri="http://schemas.openxmlformats.org/drawingml/2006/picture">
+                <pic:pic xmlns:pic="http://schemas.openxmlformats.org/drawingml/2006/picture">
+                  <pic:nvPicPr>
+                    <pic:cNvPr id="1864773705" name=""/>
+                    <pic:cNvPicPr/>
+                  </pic:nvPicPr>
+                  <pic:blipFill>
+                    <a:blip r:embed="rId13"/>
+                    <a:stretch>
+                      <a:fillRect/>
+                    </a:stretch>
+                  </pic:blipFill>
+                  <pic:spPr>
+                    <a:xfrm>
+                      <a:off x="0" y="0"/>
+                      <a:ext cx="2246652" cy="2001495"/>
+                    </a:xfrm>
+                    <a:prstGeom prst="rect">
+                      <a:avLst/>
+                    </a:prstGeom>
+                  </pic:spPr>
+                </pic:pic>
+              </a:graphicData>
+            </a:graphic>
+          </wp:inline>
+        </w:drawing>
+      </w:r>
+    </w:p>
+    <w:p>
+      <w:pPr>
+        <w:pStyle w:val="Didascalia"/>
+        <w:jc w:val="center"/>
+      </w:pPr>
+      <w:r>
+        <w:t xml:space="preserve">Figure </w:t>
+      </w:r>
+      <w:fldSimple w:instr=" SEQ Figure \* ARABIC ">
+        <w:r>
+          <w:rPr>
+            <w:noProof/>
+          </w:rPr>
+          <w:t>1</w:t>
+        </w:r>
+      </w:fldSimple>
+      <w:r>
+        <w:t>. Confusion matrix on test dataset</w:t>
+      </w:r>
+    </w:p>
+    <w:p>
+      <w:pPr>
+        <w:pStyle w:val="Titolo1"/>
+        <w:rPr>
+          <w:rFonts w:ascii="Times New Roman" w:eastAsia="Times New Roman" w:hAnsi="Times New Roman" w:cs="Times New Roman"/>
+          <w:color w:val="auto"/>
+        </w:rPr>
+      </w:pPr>
+      <w:bookmarkStart w:id="7" w:name="_Toc224861558"/>
       <w:r>
         <w:rPr>
           <w:rFonts w:ascii="Times New Roman" w:hAnsi="Times New Roman" w:cs="Times New Roman"/>
           <w:color w:val="auto"/>
         </w:rPr>
-        <w:t>9</w:t>
+        <w:lastRenderedPageBreak/>
+        <w:t>8</w:t>
       </w:r>
       <w:r>
         <w:rPr>
@@ -3903,7 +4144,7 @@
         </w:rPr>
         <w:t>Discussion</w:t>
       </w:r>
-      <w:bookmarkEnd w:id="8"/>
+      <w:bookmarkEnd w:id="7"/>
     </w:p>
     <w:p>
       <w:pPr>
@@ -3911,30 +4152,31 @@
         <w:rPr>
           <w:rFonts w:ascii="Times New Roman" w:eastAsia="Times New Roman" w:hAnsi="Times New Roman" w:cs="Times New Roman"/>
           <w:color w:val="000000" w:themeColor="text1"/>
-        </w:rPr>
-      </w:pPr>
-      <w:r>
-        <w:rPr>
-          <w:rFonts w:ascii="Times New Roman" w:eastAsia="Times New Roman" w:hAnsi="Times New Roman" w:cs="Times New Roman"/>
-          <w:color w:val="000000" w:themeColor="text1"/>
-        </w:rPr>
-        <w:t>Hyperparameter experiments</w:t>
-      </w:r>
-    </w:p>
-    <w:p>
-      <w:pPr>
-        <w:spacing w:before="240" w:after="240"/>
-        <w:rPr>
-          <w:rFonts w:ascii="Times New Roman" w:eastAsia="Times New Roman" w:hAnsi="Times New Roman" w:cs="Times New Roman"/>
-          <w:color w:val="000000" w:themeColor="text1"/>
-        </w:rPr>
-      </w:pPr>
-      <w:r>
-        <w:rPr>
-          <w:rFonts w:ascii="Times New Roman" w:eastAsia="Times New Roman" w:hAnsi="Times New Roman" w:cs="Times New Roman"/>
-          <w:color w:val="000000" w:themeColor="text1"/>
-        </w:rPr>
-        <w:t>Comparison of results</w:t>
+          <w:lang w:val="en-GB"/>
+        </w:rPr>
+      </w:pPr>
+      <w:r>
+        <w:rPr>
+          <w:rFonts w:ascii="Times New Roman" w:eastAsia="Times New Roman" w:hAnsi="Times New Roman" w:cs="Times New Roman"/>
+          <w:color w:val="000000" w:themeColor="text1"/>
+        </w:rPr>
+        <w:t xml:space="preserve">For training the model, different scenarios were considered. </w:t>
+      </w:r>
+      <w:r>
+        <w:rPr>
+          <w:rFonts w:ascii="Times New Roman" w:eastAsia="Times New Roman" w:hAnsi="Times New Roman" w:cs="Times New Roman"/>
+          <w:color w:val="000000" w:themeColor="text1"/>
+          <w:lang w:val="en-GB"/>
+        </w:rPr>
+        <w:t>The hyperparameters considered and m</w:t>
+      </w:r>
+      <w:r>
+        <w:rPr>
+          <w:rFonts w:ascii="Times New Roman" w:eastAsia="Times New Roman" w:hAnsi="Times New Roman" w:cs="Times New Roman"/>
+          <w:color w:val="000000" w:themeColor="text1"/>
+          <w:lang w:val="en-GB"/>
+        </w:rPr>
+        <w:t>odified during different training sessions are the batch size and the number of epochs.</w:t>
       </w:r>
     </w:p>
     <w:p>
@@ -3951,12 +4193,59 @@
           <w:rFonts w:ascii="Times New Roman" w:eastAsia="Times New Roman" w:hAnsi="Times New Roman" w:cs="Times New Roman"/>
           <w:color w:val="000000" w:themeColor="text1"/>
         </w:rPr>
-        <w:t>Model performance discussion</w:t>
-      </w:r>
-    </w:p>
-    <w:p>
-      <w:pPr>
-        <w:pStyle w:val="Heading1"/>
+        <w:t>The batch size determines the number of samples used to estimate the gradient at each optimization step.</w:t>
+      </w:r>
+      <w:r>
+        <w:rPr>
+          <w:rFonts w:ascii="Times New Roman" w:eastAsia="Times New Roman" w:hAnsi="Times New Roman" w:cs="Times New Roman"/>
+          <w:color w:val="000000" w:themeColor="text1"/>
+        </w:rPr>
+        <w:t xml:space="preserve"> Smaller batch sizes are good for generalization and avoid overfitting to the training dataset, with </w:t>
+      </w:r>
+      <w:r>
+        <w:rPr>
+          <w:rFonts w:ascii="Times New Roman" w:eastAsia="Times New Roman" w:hAnsi="Times New Roman" w:cs="Times New Roman"/>
+          <w:color w:val="000000" w:themeColor="text1"/>
+        </w:rPr>
+        <w:t>tradeoffs</w:t>
+      </w:r>
+      <w:r>
+        <w:rPr>
+          <w:rFonts w:ascii="Times New Roman" w:eastAsia="Times New Roman" w:hAnsi="Times New Roman" w:cs="Times New Roman"/>
+          <w:color w:val="000000" w:themeColor="text1"/>
+        </w:rPr>
+        <w:t xml:space="preserve"> less GPU utilization, leading to higher computational time. </w:t>
+      </w:r>
+      <w:r>
+        <w:rPr>
+          <w:rFonts w:ascii="Times New Roman" w:eastAsia="Times New Roman" w:hAnsi="Times New Roman" w:cs="Times New Roman"/>
+          <w:color w:val="000000" w:themeColor="text1"/>
+        </w:rPr>
+        <w:t>A batch size of 64 was selected as a compromise between training stability, computational efficiency, and generalization performance.</w:t>
+      </w:r>
+    </w:p>
+    <w:p>
+      <w:pPr>
+        <w:spacing w:before="240" w:after="240"/>
+        <w:jc w:val="both"/>
+        <w:rPr>
+          <w:rFonts w:ascii="Times New Roman" w:eastAsia="Times New Roman" w:hAnsi="Times New Roman" w:cs="Times New Roman"/>
+          <w:color w:val="000000" w:themeColor="text1"/>
+          <w:lang w:val="en-GB"/>
+        </w:rPr>
+      </w:pPr>
+      <w:r>
+        <w:rPr>
+          <w:rFonts w:ascii="Times New Roman" w:eastAsia="Times New Roman" w:hAnsi="Times New Roman" w:cs="Times New Roman"/>
+          <w:color w:val="000000" w:themeColor="text1"/>
+          <w:lang w:val="en-GB"/>
+        </w:rPr>
+        <w:t>The model predicted most classes with good accuracy, even if some classes were not predicted correctly. The model also relied heavily on a couple of classes that were used as predictions for different class samples, even if these classes are not the ones with the most samples. This may be caused by the random splitting of data for training and validation, that may have altered the training by giving more importance to those specific classes.</w:t>
+      </w:r>
+    </w:p>
+    <w:p>
+      <w:pPr>
+        <w:pStyle w:val="Titolo1"/>
         <w:rPr>
           <w:rFonts w:ascii="Times New Roman" w:eastAsia="Times New Roman" w:hAnsi="Times New Roman" w:cs="Times New Roman"/>
           <w:b/>
@@ -3966,36 +4255,29 @@
           <w:szCs w:val="24"/>
         </w:rPr>
       </w:pPr>
-      <w:bookmarkStart w:id="9" w:name="_Toc224838701"/>
+      <w:bookmarkStart w:id="8" w:name="_Toc224861559"/>
       <w:r>
         <w:rPr>
           <w:rFonts w:ascii="Times New Roman" w:eastAsia="Times New Roman" w:hAnsi="Times New Roman" w:cs="Times New Roman"/>
           <w:color w:val="auto"/>
         </w:rPr>
-        <w:t>1</w:t>
+        <w:t>9</w:t>
       </w:r>
       <w:r>
         <w:rPr>
           <w:rFonts w:ascii="Times New Roman" w:eastAsia="Times New Roman" w:hAnsi="Times New Roman" w:cs="Times New Roman"/>
           <w:color w:val="auto"/>
         </w:rPr>
-        <w:t>0</w:t>
+        <w:t xml:space="preserve">. </w:t>
       </w:r>
       <w:r>
         <w:rPr>
           <w:rFonts w:ascii="Times New Roman" w:eastAsia="Times New Roman" w:hAnsi="Times New Roman" w:cs="Times New Roman"/>
           <w:color w:val="auto"/>
         </w:rPr>
-        <w:t xml:space="preserve">. </w:t>
-      </w:r>
-      <w:r>
-        <w:rPr>
-          <w:rFonts w:ascii="Times New Roman" w:eastAsia="Times New Roman" w:hAnsi="Times New Roman" w:cs="Times New Roman"/>
-          <w:color w:val="auto"/>
-        </w:rPr>
         <w:t>Conclusion</w:t>
       </w:r>
-      <w:bookmarkEnd w:id="9"/>
+      <w:bookmarkEnd w:id="8"/>
     </w:p>
     <w:p>
       <w:pPr>
@@ -4011,18 +4293,49 @@
           <w:rFonts w:ascii="Times New Roman" w:eastAsia="Times New Roman" w:hAnsi="Times New Roman" w:cs="Times New Roman"/>
           <w:color w:val="000000" w:themeColor="text1"/>
         </w:rPr>
-        <w:t>Summary of results, Future improvements</w:t>
-      </w:r>
-    </w:p>
-    <w:p>
-      <w:pPr>
-        <w:pStyle w:val="Heading1"/>
+        <w:t>The recognition of micro-gestures is difficult because the body’s movements are generally subtle, occur quickly, and may vary greatly from one individual to another</w:t>
+      </w:r>
+      <w:r>
+        <w:rPr>
+          <w:rFonts w:ascii="Times New Roman" w:eastAsia="Times New Roman" w:hAnsi="Times New Roman" w:cs="Times New Roman"/>
+          <w:color w:val="000000" w:themeColor="text1"/>
+        </w:rPr>
+        <w:t>, so achieving good accuracy in this classification problem is challenging.</w:t>
+      </w:r>
+    </w:p>
+    <w:p>
+      <w:pPr>
+        <w:spacing w:before="240" w:after="240"/>
+        <w:jc w:val="both"/>
+        <w:rPr>
+          <w:rFonts w:ascii="Times New Roman" w:eastAsia="Times New Roman" w:hAnsi="Times New Roman" w:cs="Times New Roman"/>
+          <w:color w:val="000000" w:themeColor="text1"/>
+        </w:rPr>
+      </w:pPr>
+      <w:r>
+        <w:rPr>
+          <w:rFonts w:ascii="Times New Roman" w:eastAsia="Times New Roman" w:hAnsi="Times New Roman" w:cs="Times New Roman"/>
+          <w:color w:val="000000" w:themeColor="text1"/>
+        </w:rPr>
+        <w:t xml:space="preserve">Improvements can be made to improve training in the model. For example, data imbalance can be managed to avoid </w:t>
+      </w:r>
+      <w:r>
+        <w:rPr>
+          <w:rFonts w:ascii="Times New Roman" w:eastAsia="Times New Roman" w:hAnsi="Times New Roman" w:cs="Times New Roman"/>
+          <w:color w:val="000000" w:themeColor="text1"/>
+        </w:rPr>
+        <w:t>giving more importance to most sampled classes. The dataset splitting can be also implemented using per-class splitting, to ensure every set contains at least one sample for every class.</w:t>
+      </w:r>
+    </w:p>
+    <w:p>
+      <w:pPr>
+        <w:pStyle w:val="Titolo1"/>
         <w:rPr>
           <w:rFonts w:ascii="Times New Roman" w:eastAsia="Times New Roman" w:hAnsi="Times New Roman" w:cs="Times New Roman"/>
           <w:color w:val="auto"/>
         </w:rPr>
       </w:pPr>
-      <w:bookmarkStart w:id="10" w:name="_Toc224838702"/>
+      <w:bookmarkStart w:id="9" w:name="_Toc224861560"/>
       <w:r>
         <w:rPr>
           <w:rFonts w:ascii="Times New Roman" w:eastAsia="Times New Roman" w:hAnsi="Times New Roman" w:cs="Times New Roman"/>
@@ -4035,7 +4348,7 @@
           <w:rFonts w:ascii="Times New Roman" w:eastAsia="Times New Roman" w:hAnsi="Times New Roman" w:cs="Times New Roman"/>
           <w:color w:val="auto"/>
         </w:rPr>
-        <w:t>1</w:t>
+        <w:t>0</w:t>
       </w:r>
       <w:r>
         <w:rPr>
@@ -4044,7 +4357,7 @@
         </w:rPr>
         <w:t>. References</w:t>
       </w:r>
-      <w:bookmarkEnd w:id="10"/>
+      <w:bookmarkEnd w:id="9"/>
     </w:p>
     <w:p>
       <w:pPr>
@@ -4103,21 +4416,129 @@
     </w:p>
     <w:p>
       <w:pPr>
-        <w:rPr>
-          <w:rFonts w:ascii="Times New Roman" w:hAnsi="Times New Roman" w:cs="Times New Roman"/>
-        </w:rPr>
-      </w:pPr>
-    </w:p>
-    <w:p>
-      <w:pPr>
-        <w:rPr>
-          <w:rFonts w:ascii="Times New Roman" w:hAnsi="Times New Roman" w:cs="Times New Roman"/>
-        </w:rPr>
-      </w:pPr>
+        <w:spacing w:after="0" w:line="360" w:lineRule="auto"/>
+        <w:jc w:val="both"/>
+        <w:rPr>
+          <w:rFonts w:ascii="Times New Roman" w:eastAsia="Times New Roman" w:hAnsi="Times New Roman" w:cs="Times New Roman"/>
+          <w:color w:val="000000" w:themeColor="text1"/>
+        </w:rPr>
+      </w:pPr>
+      <w:r>
+        <w:rPr>
+          <w:rFonts w:ascii="Times New Roman" w:eastAsia="Times New Roman" w:hAnsi="Times New Roman" w:cs="Times New Roman"/>
+          <w:color w:val="000000" w:themeColor="text1"/>
+        </w:rPr>
+        <w:t xml:space="preserve">[2] </w:t>
+      </w:r>
+      <w:r>
+        <w:rPr>
+          <w:rFonts w:ascii="Times New Roman" w:eastAsia="Times New Roman" w:hAnsi="Times New Roman" w:cs="Times New Roman"/>
+          <w:color w:val="000000" w:themeColor="text1"/>
+        </w:rPr>
+        <w:t xml:space="preserve">Keskar, N. S., </w:t>
+      </w:r>
+      <w:proofErr w:type="spellStart"/>
+      <w:r>
+        <w:rPr>
+          <w:rFonts w:ascii="Times New Roman" w:eastAsia="Times New Roman" w:hAnsi="Times New Roman" w:cs="Times New Roman"/>
+          <w:color w:val="000000" w:themeColor="text1"/>
+        </w:rPr>
+        <w:t>Mudigere</w:t>
+      </w:r>
+      <w:proofErr w:type="spellEnd"/>
+      <w:r>
+        <w:rPr>
+          <w:rFonts w:ascii="Times New Roman" w:eastAsia="Times New Roman" w:hAnsi="Times New Roman" w:cs="Times New Roman"/>
+          <w:color w:val="000000" w:themeColor="text1"/>
+        </w:rPr>
+        <w:t xml:space="preserve">, D., </w:t>
+      </w:r>
+      <w:proofErr w:type="spellStart"/>
+      <w:r>
+        <w:rPr>
+          <w:rFonts w:ascii="Times New Roman" w:eastAsia="Times New Roman" w:hAnsi="Times New Roman" w:cs="Times New Roman"/>
+          <w:color w:val="000000" w:themeColor="text1"/>
+        </w:rPr>
+        <w:t>Nocedal</w:t>
+      </w:r>
+      <w:proofErr w:type="spellEnd"/>
+      <w:r>
+        <w:rPr>
+          <w:rFonts w:ascii="Times New Roman" w:eastAsia="Times New Roman" w:hAnsi="Times New Roman" w:cs="Times New Roman"/>
+          <w:color w:val="000000" w:themeColor="text1"/>
+        </w:rPr>
+        <w:t xml:space="preserve">, J., </w:t>
+      </w:r>
+      <w:proofErr w:type="spellStart"/>
+      <w:r>
+        <w:rPr>
+          <w:rFonts w:ascii="Times New Roman" w:eastAsia="Times New Roman" w:hAnsi="Times New Roman" w:cs="Times New Roman"/>
+          <w:color w:val="000000" w:themeColor="text1"/>
+        </w:rPr>
+        <w:t>Smelyanskiy</w:t>
+      </w:r>
+      <w:proofErr w:type="spellEnd"/>
+      <w:r>
+        <w:rPr>
+          <w:rFonts w:ascii="Times New Roman" w:eastAsia="Times New Roman" w:hAnsi="Times New Roman" w:cs="Times New Roman"/>
+          <w:color w:val="000000" w:themeColor="text1"/>
+        </w:rPr>
+        <w:t>, M., and Tang, P. T. P. (2016).</w:t>
+      </w:r>
+    </w:p>
+    <w:p>
+      <w:pPr>
+        <w:spacing w:after="0" w:line="360" w:lineRule="auto"/>
+        <w:jc w:val="both"/>
+        <w:rPr>
+          <w:rFonts w:ascii="Times New Roman" w:eastAsia="Times New Roman" w:hAnsi="Times New Roman" w:cs="Times New Roman"/>
+          <w:color w:val="000000" w:themeColor="text1"/>
+        </w:rPr>
+      </w:pPr>
+      <w:r>
+        <w:rPr>
+          <w:rFonts w:ascii="Times New Roman" w:eastAsia="Times New Roman" w:hAnsi="Times New Roman" w:cs="Times New Roman"/>
+          <w:color w:val="000000" w:themeColor="text1"/>
+        </w:rPr>
+        <w:t xml:space="preserve">On large-batch training for deep learning: Generalization gap and sharp minima. </w:t>
+      </w:r>
+      <w:proofErr w:type="spellStart"/>
+      <w:r>
+        <w:rPr>
+          <w:rFonts w:ascii="Times New Roman" w:eastAsia="Times New Roman" w:hAnsi="Times New Roman" w:cs="Times New Roman"/>
+          <w:color w:val="000000" w:themeColor="text1"/>
+        </w:rPr>
+        <w:t>CoRR</w:t>
+      </w:r>
+      <w:proofErr w:type="spellEnd"/>
+      <w:r>
+        <w:rPr>
+          <w:rFonts w:ascii="Times New Roman" w:eastAsia="Times New Roman" w:hAnsi="Times New Roman" w:cs="Times New Roman"/>
+          <w:color w:val="000000" w:themeColor="text1"/>
+        </w:rPr>
+        <w:t>,</w:t>
+      </w:r>
+    </w:p>
+    <w:p>
+      <w:pPr>
+        <w:spacing w:after="0" w:line="360" w:lineRule="auto"/>
+        <w:jc w:val="both"/>
+        <w:rPr>
+          <w:rFonts w:ascii="Times New Roman" w:eastAsia="Times New Roman" w:hAnsi="Times New Roman" w:cs="Times New Roman"/>
+          <w:color w:val="000000" w:themeColor="text1"/>
+        </w:rPr>
+      </w:pPr>
+      <w:r>
+        <w:rPr>
+          <w:rFonts w:ascii="Times New Roman" w:eastAsia="Times New Roman" w:hAnsi="Times New Roman" w:cs="Times New Roman"/>
+          <w:color w:val="000000" w:themeColor="text1"/>
+        </w:rPr>
+        <w:t>abs/1609.04836</w:t>
+      </w:r>
     </w:p>
     <w:sectPr>
-      <w:footerReference w:type="even" r:id="rId13"/>
-      <w:footerReference w:type="default" r:id="rId14"/>
+      <w:footerReference w:type="even" r:id="rId14"/>
+      <w:footerReference w:type="default" r:id="rId15"/>
       <w:pgSz w:w="12240" w:h="15840"/>
       <w:pgMar w:top="1440" w:right="1440" w:bottom="1440" w:left="1440" w:header="720" w:footer="720" w:gutter="0"/>
       <w:cols w:space="720"/>
@@ -4157,7 +4578,7 @@
   <w:sdt>
     <w:sdtPr>
       <w:rPr>
-        <w:rStyle w:val="PageNumber"/>
+        <w:rStyle w:val="Numeropagina"/>
       </w:rPr>
       <w:id w:val="-652449805"/>
       <w:docPartObj>
@@ -4168,33 +4589,33 @@
     <w:sdtContent>
       <w:p>
         <w:pPr>
-          <w:pStyle w:val="Footer"/>
+          <w:pStyle w:val="Pidipagina"/>
           <w:framePr w:wrap="none" w:vAnchor="text" w:hAnchor="margin" w:xAlign="center" w:y="1"/>
           <w:rPr>
-            <w:rStyle w:val="PageNumber"/>
+            <w:rStyle w:val="Numeropagina"/>
           </w:rPr>
         </w:pPr>
         <w:r>
           <w:rPr>
-            <w:rStyle w:val="PageNumber"/>
+            <w:rStyle w:val="Numeropagina"/>
           </w:rPr>
           <w:fldChar w:fldCharType="begin"/>
         </w:r>
         <w:r>
           <w:rPr>
-            <w:rStyle w:val="PageNumber"/>
+            <w:rStyle w:val="Numeropagina"/>
           </w:rPr>
           <w:instrText xml:space="preserve"> PAGE </w:instrText>
         </w:r>
         <w:r>
           <w:rPr>
-            <w:rStyle w:val="PageNumber"/>
+            <w:rStyle w:val="Numeropagina"/>
           </w:rPr>
           <w:fldChar w:fldCharType="separate"/>
         </w:r>
         <w:r>
           <w:rPr>
-            <w:rStyle w:val="PageNumber"/>
+            <w:rStyle w:val="Numeropagina"/>
           </w:rPr>
           <w:fldChar w:fldCharType="end"/>
         </w:r>
@@ -4203,7 +4624,7 @@
   </w:sdt>
   <w:p>
     <w:pPr>
-      <w:pStyle w:val="Footer"/>
+      <w:pStyle w:val="Pidipagina"/>
     </w:pPr>
   </w:p>
 </w:ftr>
@@ -4214,7 +4635,7 @@
   <w:sdt>
     <w:sdtPr>
       <w:rPr>
-        <w:rStyle w:val="PageNumber"/>
+        <w:rStyle w:val="Numeropagina"/>
       </w:rPr>
       <w:id w:val="-1504037876"/>
       <w:docPartObj>
@@ -4225,36 +4646,36 @@
     <w:sdtContent>
       <w:p>
         <w:pPr>
-          <w:pStyle w:val="Footer"/>
+          <w:pStyle w:val="Pidipagina"/>
           <w:framePr w:wrap="none" w:vAnchor="text" w:hAnchor="margin" w:xAlign="center" w:y="1"/>
           <w:rPr>
-            <w:rStyle w:val="PageNumber"/>
+            <w:rStyle w:val="Numeropagina"/>
           </w:rPr>
         </w:pPr>
         <w:r>
           <w:rPr>
-            <w:rStyle w:val="PageNumber"/>
+            <w:rStyle w:val="Numeropagina"/>
             <w:rFonts w:ascii="Times New Roman" w:hAnsi="Times New Roman" w:cs="Times New Roman"/>
           </w:rPr>
           <w:fldChar w:fldCharType="begin"/>
         </w:r>
         <w:r>
           <w:rPr>
-            <w:rStyle w:val="PageNumber"/>
+            <w:rStyle w:val="Numeropagina"/>
             <w:rFonts w:ascii="Times New Roman" w:hAnsi="Times New Roman" w:cs="Times New Roman"/>
           </w:rPr>
           <w:instrText xml:space="preserve"> PAGE </w:instrText>
         </w:r>
         <w:r>
           <w:rPr>
-            <w:rStyle w:val="PageNumber"/>
+            <w:rStyle w:val="Numeropagina"/>
             <w:rFonts w:ascii="Times New Roman" w:hAnsi="Times New Roman" w:cs="Times New Roman"/>
           </w:rPr>
           <w:fldChar w:fldCharType="separate"/>
         </w:r>
         <w:r>
           <w:rPr>
-            <w:rStyle w:val="PageNumber"/>
+            <w:rStyle w:val="Numeropagina"/>
             <w:rFonts w:ascii="Times New Roman" w:hAnsi="Times New Roman" w:cs="Times New Roman"/>
             <w:noProof/>
           </w:rPr>
@@ -4262,7 +4683,7 @@
         </w:r>
         <w:r>
           <w:rPr>
-            <w:rStyle w:val="PageNumber"/>
+            <w:rStyle w:val="Numeropagina"/>
             <w:rFonts w:ascii="Times New Roman" w:hAnsi="Times New Roman" w:cs="Times New Roman"/>
           </w:rPr>
           <w:fldChar w:fldCharType="end"/>
@@ -4272,7 +4693,7 @@
   </w:sdt>
   <w:p>
     <w:pPr>
-      <w:pStyle w:val="Footer"/>
+      <w:pStyle w:val="Pidipagina"/>
     </w:pPr>
   </w:p>
 </w:ftr>
@@ -8110,15 +8531,15 @@
     <w:lsdException w:name="Unresolved Mention" w:semiHidden="1" w:unhideWhenUsed="1"/>
     <w:lsdException w:name="Smart Link" w:semiHidden="1" w:unhideWhenUsed="1"/>
   </w:latentStyles>
-  <w:style w:type="paragraph" w:default="1" w:styleId="Normal">
+  <w:style w:type="paragraph" w:default="1" w:styleId="Normale">
     <w:name w:val="Normal"/>
     <w:qFormat/>
   </w:style>
-  <w:style w:type="paragraph" w:styleId="Heading1">
+  <w:style w:type="paragraph" w:styleId="Titolo1">
     <w:name w:val="heading 1"/>
-    <w:basedOn w:val="Normal"/>
-    <w:next w:val="Normal"/>
-    <w:link w:val="Heading1Char"/>
+    <w:basedOn w:val="Normale"/>
+    <w:next w:val="Normale"/>
+    <w:link w:val="Titolo1Carattere"/>
     <w:uiPriority w:val="9"/>
     <w:qFormat/>
     <w:pPr>
@@ -8134,11 +8555,11 @@
       <w:szCs w:val="40"/>
     </w:rPr>
   </w:style>
-  <w:style w:type="paragraph" w:styleId="Heading2">
+  <w:style w:type="paragraph" w:styleId="Titolo2">
     <w:name w:val="heading 2"/>
-    <w:basedOn w:val="Normal"/>
-    <w:next w:val="Normal"/>
-    <w:link w:val="Heading2Char"/>
+    <w:basedOn w:val="Normale"/>
+    <w:next w:val="Normale"/>
+    <w:link w:val="Titolo2Carattere"/>
     <w:uiPriority w:val="9"/>
     <w:unhideWhenUsed/>
     <w:qFormat/>
@@ -8155,11 +8576,11 @@
       <w:szCs w:val="32"/>
     </w:rPr>
   </w:style>
-  <w:style w:type="paragraph" w:styleId="Heading3">
+  <w:style w:type="paragraph" w:styleId="Titolo3">
     <w:name w:val="heading 3"/>
-    <w:basedOn w:val="Normal"/>
-    <w:next w:val="Normal"/>
-    <w:link w:val="Heading3Char"/>
+    <w:basedOn w:val="Normale"/>
+    <w:next w:val="Normale"/>
+    <w:link w:val="Titolo3Carattere"/>
     <w:uiPriority w:val="9"/>
     <w:unhideWhenUsed/>
     <w:qFormat/>
@@ -8176,11 +8597,11 @@
       <w:szCs w:val="28"/>
     </w:rPr>
   </w:style>
-  <w:style w:type="paragraph" w:styleId="Heading4">
+  <w:style w:type="paragraph" w:styleId="Titolo4">
     <w:name w:val="heading 4"/>
-    <w:basedOn w:val="Normal"/>
-    <w:next w:val="Normal"/>
-    <w:link w:val="Heading4Char"/>
+    <w:basedOn w:val="Normale"/>
+    <w:next w:val="Normale"/>
+    <w:link w:val="Titolo4Carattere"/>
     <w:uiPriority w:val="9"/>
     <w:unhideWhenUsed/>
     <w:qFormat/>
@@ -8197,11 +8618,11 @@
       <w:color w:val="0F4761" w:themeColor="accent1" w:themeShade="BF"/>
     </w:rPr>
   </w:style>
-  <w:style w:type="paragraph" w:styleId="Heading5">
+  <w:style w:type="paragraph" w:styleId="Titolo5">
     <w:name w:val="heading 5"/>
-    <w:basedOn w:val="Normal"/>
-    <w:next w:val="Normal"/>
-    <w:link w:val="Heading5Char"/>
+    <w:basedOn w:val="Normale"/>
+    <w:next w:val="Normale"/>
+    <w:link w:val="Titolo5Carattere"/>
     <w:uiPriority w:val="9"/>
     <w:unhideWhenUsed/>
     <w:qFormat/>
@@ -8216,11 +8637,11 @@
       <w:color w:val="0F4761" w:themeColor="accent1" w:themeShade="BF"/>
     </w:rPr>
   </w:style>
-  <w:style w:type="paragraph" w:styleId="Heading6">
+  <w:style w:type="paragraph" w:styleId="Titolo6">
     <w:name w:val="heading 6"/>
-    <w:basedOn w:val="Normal"/>
-    <w:next w:val="Normal"/>
-    <w:link w:val="Heading6Char"/>
+    <w:basedOn w:val="Normale"/>
+    <w:next w:val="Normale"/>
+    <w:link w:val="Titolo6Carattere"/>
     <w:uiPriority w:val="9"/>
     <w:unhideWhenUsed/>
     <w:qFormat/>
@@ -8237,11 +8658,11 @@
       <w:color w:val="595959" w:themeColor="text1" w:themeTint="A6"/>
     </w:rPr>
   </w:style>
-  <w:style w:type="paragraph" w:styleId="Heading7">
+  <w:style w:type="paragraph" w:styleId="Titolo7">
     <w:name w:val="heading 7"/>
-    <w:basedOn w:val="Normal"/>
-    <w:next w:val="Normal"/>
-    <w:link w:val="Heading7Char"/>
+    <w:basedOn w:val="Normale"/>
+    <w:next w:val="Normale"/>
+    <w:link w:val="Titolo7Carattere"/>
     <w:uiPriority w:val="9"/>
     <w:unhideWhenUsed/>
     <w:qFormat/>
@@ -8256,11 +8677,11 @@
       <w:color w:val="595959" w:themeColor="text1" w:themeTint="A6"/>
     </w:rPr>
   </w:style>
-  <w:style w:type="paragraph" w:styleId="Heading8">
+  <w:style w:type="paragraph" w:styleId="Titolo8">
     <w:name w:val="heading 8"/>
-    <w:basedOn w:val="Normal"/>
-    <w:next w:val="Normal"/>
-    <w:link w:val="Heading8Char"/>
+    <w:basedOn w:val="Normale"/>
+    <w:next w:val="Normale"/>
+    <w:link w:val="Titolo8Carattere"/>
     <w:uiPriority w:val="9"/>
     <w:unhideWhenUsed/>
     <w:qFormat/>
@@ -8277,11 +8698,11 @@
       <w:color w:val="272727" w:themeColor="text1" w:themeTint="D8"/>
     </w:rPr>
   </w:style>
-  <w:style w:type="paragraph" w:styleId="Heading9">
+  <w:style w:type="paragraph" w:styleId="Titolo9">
     <w:name w:val="heading 9"/>
-    <w:basedOn w:val="Normal"/>
-    <w:next w:val="Normal"/>
-    <w:link w:val="Heading9Char"/>
+    <w:basedOn w:val="Normale"/>
+    <w:next w:val="Normale"/>
+    <w:link w:val="Titolo9Carattere"/>
     <w:uiPriority w:val="9"/>
     <w:unhideWhenUsed/>
     <w:qFormat/>
@@ -8296,13 +8717,13 @@
       <w:color w:val="272727" w:themeColor="text1" w:themeTint="D8"/>
     </w:rPr>
   </w:style>
-  <w:style w:type="character" w:default="1" w:styleId="DefaultParagraphFont">
+  <w:style w:type="character" w:default="1" w:styleId="Carpredefinitoparagrafo">
     <w:name w:val="Default Paragraph Font"/>
     <w:uiPriority w:val="1"/>
     <w:semiHidden/>
     <w:unhideWhenUsed/>
   </w:style>
-  <w:style w:type="table" w:default="1" w:styleId="TableNormal">
+  <w:style w:type="table" w:default="1" w:styleId="Tabellanormale">
     <w:name w:val="Normal Table"/>
     <w:uiPriority w:val="99"/>
     <w:semiHidden/>
@@ -8317,16 +8738,16 @@
       </w:tblCellMar>
     </w:tblPr>
   </w:style>
-  <w:style w:type="numbering" w:default="1" w:styleId="NoList">
+  <w:style w:type="numbering" w:default="1" w:styleId="Nessunelenco">
     <w:name w:val="No List"/>
     <w:uiPriority w:val="99"/>
     <w:semiHidden/>
     <w:unhideWhenUsed/>
   </w:style>
-  <w:style w:type="character" w:customStyle="1" w:styleId="Heading1Char">
-    <w:name w:val="Heading 1 Char"/>
-    <w:basedOn w:val="DefaultParagraphFont"/>
-    <w:link w:val="Heading1"/>
+  <w:style w:type="character" w:customStyle="1" w:styleId="Titolo1Carattere">
+    <w:name w:val="Titolo 1 Carattere"/>
+    <w:basedOn w:val="Carpredefinitoparagrafo"/>
+    <w:link w:val="Titolo1"/>
     <w:uiPriority w:val="9"/>
     <w:rPr>
       <w:rFonts w:asciiTheme="majorHAnsi" w:eastAsiaTheme="majorEastAsia" w:hAnsiTheme="majorHAnsi" w:cstheme="majorBidi"/>
@@ -8335,10 +8756,10 @@
       <w:szCs w:val="40"/>
     </w:rPr>
   </w:style>
-  <w:style w:type="character" w:customStyle="1" w:styleId="Heading2Char">
-    <w:name w:val="Heading 2 Char"/>
-    <w:basedOn w:val="DefaultParagraphFont"/>
-    <w:link w:val="Heading2"/>
+  <w:style w:type="character" w:customStyle="1" w:styleId="Titolo2Carattere">
+    <w:name w:val="Titolo 2 Carattere"/>
+    <w:basedOn w:val="Carpredefinitoparagrafo"/>
+    <w:link w:val="Titolo2"/>
     <w:uiPriority w:val="9"/>
     <w:rPr>
       <w:rFonts w:asciiTheme="majorHAnsi" w:eastAsiaTheme="majorEastAsia" w:hAnsiTheme="majorHAnsi" w:cstheme="majorBidi"/>
@@ -8347,10 +8768,10 @@
       <w:szCs w:val="32"/>
     </w:rPr>
   </w:style>
-  <w:style w:type="character" w:customStyle="1" w:styleId="Heading3Char">
-    <w:name w:val="Heading 3 Char"/>
-    <w:basedOn w:val="DefaultParagraphFont"/>
-    <w:link w:val="Heading3"/>
+  <w:style w:type="character" w:customStyle="1" w:styleId="Titolo3Carattere">
+    <w:name w:val="Titolo 3 Carattere"/>
+    <w:basedOn w:val="Carpredefinitoparagrafo"/>
+    <w:link w:val="Titolo3"/>
     <w:uiPriority w:val="9"/>
     <w:rPr>
       <w:rFonts w:eastAsiaTheme="majorEastAsia" w:cstheme="majorBidi"/>
@@ -8359,10 +8780,10 @@
       <w:szCs w:val="28"/>
     </w:rPr>
   </w:style>
-  <w:style w:type="character" w:customStyle="1" w:styleId="Heading4Char">
-    <w:name w:val="Heading 4 Char"/>
-    <w:basedOn w:val="DefaultParagraphFont"/>
-    <w:link w:val="Heading4"/>
+  <w:style w:type="character" w:customStyle="1" w:styleId="Titolo4Carattere">
+    <w:name w:val="Titolo 4 Carattere"/>
+    <w:basedOn w:val="Carpredefinitoparagrafo"/>
+    <w:link w:val="Titolo4"/>
     <w:uiPriority w:val="9"/>
     <w:rPr>
       <w:rFonts w:eastAsiaTheme="majorEastAsia" w:cstheme="majorBidi"/>
@@ -8371,20 +8792,20 @@
       <w:color w:val="0F4761" w:themeColor="accent1" w:themeShade="BF"/>
     </w:rPr>
   </w:style>
-  <w:style w:type="character" w:customStyle="1" w:styleId="Heading5Char">
-    <w:name w:val="Heading 5 Char"/>
-    <w:basedOn w:val="DefaultParagraphFont"/>
-    <w:link w:val="Heading5"/>
+  <w:style w:type="character" w:customStyle="1" w:styleId="Titolo5Carattere">
+    <w:name w:val="Titolo 5 Carattere"/>
+    <w:basedOn w:val="Carpredefinitoparagrafo"/>
+    <w:link w:val="Titolo5"/>
     <w:uiPriority w:val="9"/>
     <w:rPr>
       <w:rFonts w:eastAsiaTheme="majorEastAsia" w:cstheme="majorBidi"/>
       <w:color w:val="0F4761" w:themeColor="accent1" w:themeShade="BF"/>
     </w:rPr>
   </w:style>
-  <w:style w:type="character" w:customStyle="1" w:styleId="Heading6Char">
-    <w:name w:val="Heading 6 Char"/>
-    <w:basedOn w:val="DefaultParagraphFont"/>
-    <w:link w:val="Heading6"/>
+  <w:style w:type="character" w:customStyle="1" w:styleId="Titolo6Carattere">
+    <w:name w:val="Titolo 6 Carattere"/>
+    <w:basedOn w:val="Carpredefinitoparagrafo"/>
+    <w:link w:val="Titolo6"/>
     <w:uiPriority w:val="9"/>
     <w:rPr>
       <w:rFonts w:eastAsiaTheme="majorEastAsia" w:cstheme="majorBidi"/>
@@ -8393,20 +8814,20 @@
       <w:color w:val="595959" w:themeColor="text1" w:themeTint="A6"/>
     </w:rPr>
   </w:style>
-  <w:style w:type="character" w:customStyle="1" w:styleId="Heading7Char">
-    <w:name w:val="Heading 7 Char"/>
-    <w:basedOn w:val="DefaultParagraphFont"/>
-    <w:link w:val="Heading7"/>
+  <w:style w:type="character" w:customStyle="1" w:styleId="Titolo7Carattere">
+    <w:name w:val="Titolo 7 Carattere"/>
+    <w:basedOn w:val="Carpredefinitoparagrafo"/>
+    <w:link w:val="Titolo7"/>
     <w:uiPriority w:val="9"/>
     <w:rPr>
       <w:rFonts w:eastAsiaTheme="majorEastAsia" w:cstheme="majorBidi"/>
       <w:color w:val="595959" w:themeColor="text1" w:themeTint="A6"/>
     </w:rPr>
   </w:style>
-  <w:style w:type="character" w:customStyle="1" w:styleId="Heading8Char">
-    <w:name w:val="Heading 8 Char"/>
-    <w:basedOn w:val="DefaultParagraphFont"/>
-    <w:link w:val="Heading8"/>
+  <w:style w:type="character" w:customStyle="1" w:styleId="Titolo8Carattere">
+    <w:name w:val="Titolo 8 Carattere"/>
+    <w:basedOn w:val="Carpredefinitoparagrafo"/>
+    <w:link w:val="Titolo8"/>
     <w:uiPriority w:val="9"/>
     <w:rPr>
       <w:rFonts w:eastAsiaTheme="majorEastAsia" w:cstheme="majorBidi"/>
@@ -8415,20 +8836,20 @@
       <w:color w:val="272727" w:themeColor="text1" w:themeTint="D8"/>
     </w:rPr>
   </w:style>
-  <w:style w:type="character" w:customStyle="1" w:styleId="Heading9Char">
-    <w:name w:val="Heading 9 Char"/>
-    <w:basedOn w:val="DefaultParagraphFont"/>
-    <w:link w:val="Heading9"/>
+  <w:style w:type="character" w:customStyle="1" w:styleId="Titolo9Carattere">
+    <w:name w:val="Titolo 9 Carattere"/>
+    <w:basedOn w:val="Carpredefinitoparagrafo"/>
+    <w:link w:val="Titolo9"/>
     <w:uiPriority w:val="9"/>
     <w:rPr>
       <w:rFonts w:eastAsiaTheme="majorEastAsia" w:cstheme="majorBidi"/>
       <w:color w:val="272727" w:themeColor="text1" w:themeTint="D8"/>
     </w:rPr>
   </w:style>
-  <w:style w:type="character" w:customStyle="1" w:styleId="TitleChar">
-    <w:name w:val="Title Char"/>
-    <w:basedOn w:val="DefaultParagraphFont"/>
-    <w:link w:val="Title"/>
+  <w:style w:type="character" w:customStyle="1" w:styleId="TitoloCarattere">
+    <w:name w:val="Titolo Carattere"/>
+    <w:basedOn w:val="Carpredefinitoparagrafo"/>
+    <w:link w:val="Titolo"/>
     <w:uiPriority w:val="10"/>
     <w:rPr>
       <w:rFonts w:asciiTheme="majorHAnsi" w:eastAsiaTheme="majorEastAsia" w:hAnsiTheme="majorHAnsi" w:cstheme="majorBidi"/>
@@ -8438,11 +8859,11 @@
       <w:szCs w:val="56"/>
     </w:rPr>
   </w:style>
-  <w:style w:type="paragraph" w:styleId="Title">
+  <w:style w:type="paragraph" w:styleId="Titolo">
     <w:name w:val="Title"/>
-    <w:basedOn w:val="Normal"/>
-    <w:next w:val="Normal"/>
-    <w:link w:val="TitleChar"/>
+    <w:basedOn w:val="Normale"/>
+    <w:next w:val="Normale"/>
+    <w:link w:val="TitoloCarattere"/>
     <w:uiPriority w:val="10"/>
     <w:qFormat/>
     <w:pPr>
@@ -8457,10 +8878,10 @@
       <w:szCs w:val="56"/>
     </w:rPr>
   </w:style>
-  <w:style w:type="character" w:customStyle="1" w:styleId="SubtitleChar">
-    <w:name w:val="Subtitle Char"/>
-    <w:basedOn w:val="DefaultParagraphFont"/>
-    <w:link w:val="Subtitle"/>
+  <w:style w:type="character" w:customStyle="1" w:styleId="SottotitoloCarattere">
+    <w:name w:val="Sottotitolo Carattere"/>
+    <w:basedOn w:val="Carpredefinitoparagrafo"/>
+    <w:link w:val="Sottotitolo"/>
     <w:uiPriority w:val="11"/>
     <w:rPr>
       <w:rFonts w:eastAsiaTheme="majorEastAsia" w:cstheme="majorBidi"/>
@@ -8470,11 +8891,11 @@
       <w:szCs w:val="28"/>
     </w:rPr>
   </w:style>
-  <w:style w:type="paragraph" w:styleId="Subtitle">
+  <w:style w:type="paragraph" w:styleId="Sottotitolo">
     <w:name w:val="Subtitle"/>
-    <w:basedOn w:val="Normal"/>
-    <w:next w:val="Normal"/>
-    <w:link w:val="SubtitleChar"/>
+    <w:basedOn w:val="Normale"/>
+    <w:next w:val="Normale"/>
+    <w:link w:val="SottotitoloCarattere"/>
     <w:uiPriority w:val="11"/>
     <w:qFormat/>
     <w:pPr>
@@ -8490,9 +8911,9 @@
       <w:szCs w:val="28"/>
     </w:rPr>
   </w:style>
-  <w:style w:type="character" w:styleId="IntenseEmphasis">
+  <w:style w:type="character" w:styleId="Enfasiintensa">
     <w:name w:val="Intense Emphasis"/>
-    <w:basedOn w:val="DefaultParagraphFont"/>
+    <w:basedOn w:val="Carpredefinitoparagrafo"/>
     <w:uiPriority w:val="21"/>
     <w:qFormat/>
     <w:rPr>
@@ -8501,10 +8922,10 @@
       <w:color w:val="0F4761" w:themeColor="accent1" w:themeShade="BF"/>
     </w:rPr>
   </w:style>
-  <w:style w:type="character" w:customStyle="1" w:styleId="QuoteChar">
-    <w:name w:val="Quote Char"/>
-    <w:basedOn w:val="DefaultParagraphFont"/>
-    <w:link w:val="Quote"/>
+  <w:style w:type="character" w:customStyle="1" w:styleId="CitazioneCarattere">
+    <w:name w:val="Citazione Carattere"/>
+    <w:basedOn w:val="Carpredefinitoparagrafo"/>
+    <w:link w:val="Citazione"/>
     <w:uiPriority w:val="29"/>
     <w:rPr>
       <w:i/>
@@ -8512,11 +8933,11 @@
       <w:color w:val="404040" w:themeColor="text1" w:themeTint="BF"/>
     </w:rPr>
   </w:style>
-  <w:style w:type="paragraph" w:styleId="Quote">
+  <w:style w:type="paragraph" w:styleId="Citazione">
     <w:name w:val="Quote"/>
-    <w:basedOn w:val="Normal"/>
-    <w:next w:val="Normal"/>
-    <w:link w:val="QuoteChar"/>
+    <w:basedOn w:val="Normale"/>
+    <w:next w:val="Normale"/>
+    <w:link w:val="CitazioneCarattere"/>
     <w:uiPriority w:val="29"/>
     <w:qFormat/>
     <w:pPr>
@@ -8529,10 +8950,10 @@
       <w:color w:val="404040" w:themeColor="text1" w:themeTint="BF"/>
     </w:rPr>
   </w:style>
-  <w:style w:type="character" w:customStyle="1" w:styleId="IntenseQuoteChar">
-    <w:name w:val="Intense Quote Char"/>
-    <w:basedOn w:val="DefaultParagraphFont"/>
-    <w:link w:val="IntenseQuote"/>
+  <w:style w:type="character" w:customStyle="1" w:styleId="CitazioneintensaCarattere">
+    <w:name w:val="Citazione intensa Carattere"/>
+    <w:basedOn w:val="Carpredefinitoparagrafo"/>
+    <w:link w:val="Citazioneintensa"/>
     <w:uiPriority w:val="30"/>
     <w:rPr>
       <w:i/>
@@ -8540,11 +8961,11 @@
       <w:color w:val="0F4761" w:themeColor="accent1" w:themeShade="BF"/>
     </w:rPr>
   </w:style>
-  <w:style w:type="paragraph" w:styleId="IntenseQuote">
+  <w:style w:type="paragraph" w:styleId="Citazioneintensa">
     <w:name w:val="Intense Quote"/>
-    <w:basedOn w:val="Normal"/>
-    <w:next w:val="Normal"/>
-    <w:link w:val="IntenseQuoteChar"/>
+    <w:basedOn w:val="Normale"/>
+    <w:next w:val="Normale"/>
+    <w:link w:val="CitazioneintensaCarattere"/>
     <w:uiPriority w:val="30"/>
     <w:qFormat/>
     <w:pPr>
@@ -8562,9 +8983,9 @@
       <w:color w:val="0F4761" w:themeColor="accent1" w:themeShade="BF"/>
     </w:rPr>
   </w:style>
-  <w:style w:type="character" w:styleId="IntenseReference">
+  <w:style w:type="character" w:styleId="Riferimentointenso">
     <w:name w:val="Intense Reference"/>
-    <w:basedOn w:val="DefaultParagraphFont"/>
+    <w:basedOn w:val="Carpredefinitoparagrafo"/>
     <w:uiPriority w:val="32"/>
     <w:qFormat/>
     <w:rPr>
@@ -8575,9 +8996,9 @@
       <w:spacing w:val="5"/>
     </w:rPr>
   </w:style>
-  <w:style w:type="paragraph" w:styleId="ListParagraph">
+  <w:style w:type="paragraph" w:styleId="Paragrafoelenco">
     <w:name w:val="List Paragraph"/>
-    <w:basedOn w:val="Normal"/>
+    <w:basedOn w:val="Normale"/>
     <w:uiPriority w:val="34"/>
     <w:qFormat/>
     <w:rsid w:val="05ACFE89"/>
@@ -8586,9 +9007,9 @@
       <w:contextualSpacing/>
     </w:pPr>
   </w:style>
-  <w:style w:type="table" w:styleId="TableGrid">
+  <w:style w:type="table" w:styleId="Grigliatabella">
     <w:name w:val="Table Grid"/>
-    <w:basedOn w:val="TableNormal"/>
+    <w:basedOn w:val="Tabellanormale"/>
     <w:uiPriority w:val="59"/>
     <w:rsid w:val="00FB4123"/>
     <w:pPr>
@@ -8605,10 +9026,10 @@
       </w:tblBorders>
     </w:tblPr>
   </w:style>
-  <w:style w:type="paragraph" w:styleId="TOCHeading">
+  <w:style w:type="paragraph" w:styleId="Titolosommario">
     <w:name w:val="TOC Heading"/>
-    <w:basedOn w:val="Heading1"/>
-    <w:next w:val="Normal"/>
+    <w:basedOn w:val="Titolo1"/>
+    <w:next w:val="Normale"/>
     <w:uiPriority w:val="39"/>
     <w:unhideWhenUsed/>
     <w:qFormat/>
@@ -8623,10 +9044,10 @@
       <w:lang w:eastAsia="en-US"/>
     </w:rPr>
   </w:style>
-  <w:style w:type="paragraph" w:styleId="TOC1">
+  <w:style w:type="paragraph" w:styleId="Sommario1">
     <w:name w:val="toc 1"/>
-    <w:basedOn w:val="Normal"/>
-    <w:next w:val="Normal"/>
+    <w:basedOn w:val="Normale"/>
+    <w:next w:val="Normale"/>
     <w:autoRedefine/>
     <w:uiPriority w:val="39"/>
     <w:unhideWhenUsed/>
@@ -8635,10 +9056,10 @@
       <w:spacing w:after="100"/>
     </w:pPr>
   </w:style>
-  <w:style w:type="paragraph" w:styleId="TOC2">
+  <w:style w:type="paragraph" w:styleId="Sommario2">
     <w:name w:val="toc 2"/>
-    <w:basedOn w:val="Normal"/>
-    <w:next w:val="Normal"/>
+    <w:basedOn w:val="Normale"/>
+    <w:next w:val="Normale"/>
     <w:autoRedefine/>
     <w:uiPriority w:val="39"/>
     <w:unhideWhenUsed/>
@@ -8648,10 +9069,10 @@
       <w:ind w:left="240"/>
     </w:pPr>
   </w:style>
-  <w:style w:type="paragraph" w:styleId="TOC3">
+  <w:style w:type="paragraph" w:styleId="Sommario3">
     <w:name w:val="toc 3"/>
-    <w:basedOn w:val="Normal"/>
-    <w:next w:val="Normal"/>
+    <w:basedOn w:val="Normale"/>
+    <w:next w:val="Normale"/>
     <w:autoRedefine/>
     <w:uiPriority w:val="39"/>
     <w:unhideWhenUsed/>
@@ -8670,9 +9091,9 @@
       <w:noProof/>
     </w:rPr>
   </w:style>
-  <w:style w:type="character" w:styleId="Hyperlink">
+  <w:style w:type="character" w:styleId="Collegamentoipertestuale">
     <w:name w:val="Hyperlink"/>
-    <w:basedOn w:val="DefaultParagraphFont"/>
+    <w:basedOn w:val="Carpredefinitoparagrafo"/>
     <w:uiPriority w:val="99"/>
     <w:unhideWhenUsed/>
     <w:rsid w:val="007E17B9"/>
@@ -8681,7 +9102,7 @@
       <w:u w:val="single"/>
     </w:rPr>
   </w:style>
-  <w:style w:type="paragraph" w:styleId="NoSpacing">
+  <w:style w:type="paragraph" w:styleId="Nessunaspaziatura">
     <w:name w:val="No Spacing"/>
     <w:uiPriority w:val="1"/>
     <w:qFormat/>
@@ -8692,7 +9113,7 @@
   </w:style>
   <w:style w:type="paragraph" w:customStyle="1" w:styleId="p1">
     <w:name w:val="p1"/>
-    <w:basedOn w:val="Normal"/>
+    <w:basedOn w:val="Normale"/>
     <w:rsid w:val="00E74A2C"/>
     <w:pPr>
       <w:spacing w:after="0" w:line="240" w:lineRule="auto"/>
@@ -8705,10 +9126,10 @@
       <w:lang w:eastAsia="en-GB"/>
     </w:rPr>
   </w:style>
-  <w:style w:type="paragraph" w:styleId="Footer">
+  <w:style w:type="paragraph" w:styleId="Pidipagina">
     <w:name w:val="footer"/>
-    <w:basedOn w:val="Normal"/>
-    <w:link w:val="FooterChar"/>
+    <w:basedOn w:val="Normale"/>
+    <w:link w:val="PidipaginaCarattere"/>
     <w:uiPriority w:val="99"/>
     <w:unhideWhenUsed/>
     <w:rsid w:val="00F5655F"/>
@@ -8720,25 +9141,25 @@
       <w:spacing w:after="0" w:line="240" w:lineRule="auto"/>
     </w:pPr>
   </w:style>
-  <w:style w:type="character" w:customStyle="1" w:styleId="FooterChar">
-    <w:name w:val="Footer Char"/>
-    <w:basedOn w:val="DefaultParagraphFont"/>
-    <w:link w:val="Footer"/>
+  <w:style w:type="character" w:customStyle="1" w:styleId="PidipaginaCarattere">
+    <w:name w:val="Piè di pagina Carattere"/>
+    <w:basedOn w:val="Carpredefinitoparagrafo"/>
+    <w:link w:val="Pidipagina"/>
     <w:uiPriority w:val="99"/>
     <w:rsid w:val="00F5655F"/>
   </w:style>
-  <w:style w:type="character" w:styleId="PageNumber">
+  <w:style w:type="character" w:styleId="Numeropagina">
     <w:name w:val="page number"/>
-    <w:basedOn w:val="DefaultParagraphFont"/>
+    <w:basedOn w:val="Carpredefinitoparagrafo"/>
     <w:uiPriority w:val="99"/>
     <w:semiHidden/>
     <w:unhideWhenUsed/>
     <w:rsid w:val="00F5655F"/>
   </w:style>
-  <w:style w:type="paragraph" w:styleId="Header">
+  <w:style w:type="paragraph" w:styleId="Intestazione">
     <w:name w:val="header"/>
-    <w:basedOn w:val="Normal"/>
-    <w:link w:val="HeaderChar"/>
+    <w:basedOn w:val="Normale"/>
+    <w:link w:val="IntestazioneCarattere"/>
     <w:uiPriority w:val="99"/>
     <w:unhideWhenUsed/>
     <w:rsid w:val="00F5655F"/>
@@ -8750,12 +9171,41 @@
       <w:spacing w:after="0" w:line="240" w:lineRule="auto"/>
     </w:pPr>
   </w:style>
-  <w:style w:type="character" w:customStyle="1" w:styleId="HeaderChar">
-    <w:name w:val="Header Char"/>
-    <w:basedOn w:val="DefaultParagraphFont"/>
-    <w:link w:val="Header"/>
+  <w:style w:type="character" w:customStyle="1" w:styleId="IntestazioneCarattere">
+    <w:name w:val="Intestazione Carattere"/>
+    <w:basedOn w:val="Carpredefinitoparagrafo"/>
+    <w:link w:val="Intestazione"/>
     <w:uiPriority w:val="99"/>
     <w:rsid w:val="00F5655F"/>
+  </w:style>
+  <w:style w:type="character" w:styleId="Testosegnaposto">
+    <w:name w:val="Placeholder Text"/>
+    <w:basedOn w:val="Carpredefinitoparagrafo"/>
+    <w:uiPriority w:val="99"/>
+    <w:semiHidden/>
+    <w:rsid w:val="006B2241"/>
+    <w:rPr>
+      <w:color w:val="666666"/>
+    </w:rPr>
+  </w:style>
+  <w:style w:type="paragraph" w:styleId="Didascalia">
+    <w:name w:val="caption"/>
+    <w:basedOn w:val="Normale"/>
+    <w:next w:val="Normale"/>
+    <w:uiPriority w:val="35"/>
+    <w:unhideWhenUsed/>
+    <w:qFormat/>
+    <w:rsid w:val="00104270"/>
+    <w:pPr>
+      <w:spacing w:after="200" w:line="240" w:lineRule="auto"/>
+    </w:pPr>
+    <w:rPr>
+      <w:i/>
+      <w:iCs/>
+      <w:color w:val="0E2841" w:themeColor="text2"/>
+      <w:sz w:val="18"/>
+      <w:szCs w:val="18"/>
+    </w:rPr>
   </w:style>
 </w:styles>
 </file>
@@ -9022,6 +9472,19 @@
 </file>
 
 <file path=customXml/item1.xml><?xml version="1.0" encoding="utf-8"?>
+<b:Sources xmlns:b="http://schemas.openxmlformats.org/officeDocument/2006/bibliography" xmlns="http://schemas.openxmlformats.org/officeDocument/2006/bibliography" SelectedStyle="\APASixthEditionOfficeOnline.xsl" StyleName="APA" Version="6"/>
+</file>
+
+<file path=customXml/item2.xml><?xml version="1.0" encoding="utf-8"?>
+<?mso-contentType ?>
+<FormTemplates xmlns="http://schemas.microsoft.com/sharepoint/v3/contenttype/forms">
+  <Display>DocumentLibraryForm</Display>
+  <Edit>DocumentLibraryForm</Edit>
+  <New>DocumentLibraryForm</New>
+</FormTemplates>
+</file>
+
+<file path=customXml/item3.xml><?xml version="1.0" encoding="utf-8"?>
 <ct:contentTypeSchema xmlns:ct="http://schemas.microsoft.com/office/2006/metadata/contentType" xmlns:ma="http://schemas.microsoft.com/office/2006/metadata/properties/metaAttributes" ct:_="" ma:_="" ma:contentTypeName="Document" ma:contentTypeID="0x01010074246C9E9BF67345BCFD1335173210E0" ma:contentTypeVersion="7" ma:contentTypeDescription="Create a new document." ma:contentTypeScope="" ma:versionID="6e372890e7365c8a9ea2a3e14e056c4c">
   <xsd:schema xmlns:xsd="http://www.w3.org/2001/XMLSchema" xmlns:xs="http://www.w3.org/2001/XMLSchema" xmlns:p="http://schemas.microsoft.com/office/2006/metadata/properties" xmlns:ns2="b66f5577-6ba7-41f6-af47-dab06c3c21d8" targetNamespace="http://schemas.microsoft.com/office/2006/metadata/properties" ma:root="true" ma:fieldsID="ed04a49b660b20bd8dd860ff0dc417f4" ns2:_="">
     <xsd:import namespace="b66f5577-6ba7-41f6-af47-dab06c3c21d8"/>
@@ -9183,26 +9646,29 @@
 </ct:contentTypeSchema>
 </file>
 
-<file path=customXml/item2.xml><?xml version="1.0" encoding="utf-8"?>
+<file path=customXml/item4.xml><?xml version="1.0" encoding="utf-8"?>
 <p:properties xmlns:p="http://schemas.microsoft.com/office/2006/metadata/properties" xmlns:xsi="http://www.w3.org/2001/XMLSchema-instance" xmlns:pc="http://schemas.microsoft.com/office/infopath/2007/PartnerControls">
   <documentManagement/>
 </p:properties>
 </file>
 
-<file path=customXml/item3.xml><?xml version="1.0" encoding="utf-8"?>
-<b:Sources xmlns:b="http://schemas.openxmlformats.org/officeDocument/2006/bibliography" xmlns="http://schemas.openxmlformats.org/officeDocument/2006/bibliography" SelectedStyle="\APASixthEditionOfficeOnline.xsl" StyleName="APA" Version="6"/>
+<file path=customXml/itemProps1.xml><?xml version="1.0" encoding="utf-8"?>
+<ds:datastoreItem xmlns:ds="http://schemas.openxmlformats.org/officeDocument/2006/customXml" ds:itemID="{168C5B7C-6703-40F3-A2A7-C4DC4DAE1D58}">
+  <ds:schemaRefs>
+    <ds:schemaRef ds:uri="http://schemas.openxmlformats.org/officeDocument/2006/bibliography"/>
+  </ds:schemaRefs>
+</ds:datastoreItem>
 </file>
 
-<file path=customXml/item4.xml><?xml version="1.0" encoding="utf-8"?>
-<?mso-contentType ?>
-<FormTemplates xmlns="http://schemas.microsoft.com/sharepoint/v3/contenttype/forms">
-  <Display>DocumentLibraryForm</Display>
-  <Edit>DocumentLibraryForm</Edit>
-  <New>DocumentLibraryForm</New>
-</FormTemplates>
+<file path=customXml/itemProps2.xml><?xml version="1.0" encoding="utf-8"?>
+<ds:datastoreItem xmlns:ds="http://schemas.openxmlformats.org/officeDocument/2006/customXml" ds:itemID="{4F36806E-31EE-42CA-8E74-44375C1F6291}">
+  <ds:schemaRefs>
+    <ds:schemaRef ds:uri="http://schemas.microsoft.com/sharepoint/v3/contenttype/forms"/>
+  </ds:schemaRefs>
+</ds:datastoreItem>
 </file>
 
-<file path=customXml/itemProps1.xml><?xml version="1.0" encoding="utf-8"?>
+<file path=customXml/itemProps3.xml><?xml version="1.0" encoding="utf-8"?>
 <ds:datastoreItem xmlns:ds="http://schemas.openxmlformats.org/officeDocument/2006/customXml" ds:itemID="{EBFD5C71-3F00-4186-B7F8-B71618D714D7}">
   <ds:schemaRefs>
     <ds:schemaRef ds:uri="http://schemas.microsoft.com/office/2006/metadata/contentType"/>
@@ -9220,27 +9686,11 @@
 </ds:datastoreItem>
 </file>
 
-<file path=customXml/itemProps2.xml><?xml version="1.0" encoding="utf-8"?>
+<file path=customXml/itemProps4.xml><?xml version="1.0" encoding="utf-8"?>
 <ds:datastoreItem xmlns:ds="http://schemas.openxmlformats.org/officeDocument/2006/customXml" ds:itemID="{70DEA966-7B31-4EE5-B576-08980E1069CD}">
   <ds:schemaRefs>
     <ds:schemaRef ds:uri="http://schemas.microsoft.com/office/2006/metadata/properties"/>
     <ds:schemaRef ds:uri="http://schemas.microsoft.com/office/infopath/2007/PartnerControls"/>
   </ds:schemaRefs>
 </ds:datastoreItem>
-</file>
-
-<file path=customXml/itemProps3.xml><?xml version="1.0" encoding="utf-8"?>
-<ds:datastoreItem xmlns:ds="http://schemas.openxmlformats.org/officeDocument/2006/customXml" ds:itemID="{168C5B7C-6703-40F3-A2A7-C4DC4DAE1D58}">
-  <ds:schemaRefs>
-    <ds:schemaRef ds:uri="http://schemas.openxmlformats.org/officeDocument/2006/bibliography"/>
-  </ds:schemaRefs>
-</ds:datastoreItem>
-</file>
-
-<file path=customXml/itemProps4.xml><?xml version="1.0" encoding="utf-8"?>
-<ds:datastoreItem xmlns:ds="http://schemas.openxmlformats.org/officeDocument/2006/customXml" ds:itemID="{4F36806E-31EE-42CA-8E74-44375C1F6291}">
-  <ds:schemaRefs>
-    <ds:schemaRef ds:uri="http://schemas.microsoft.com/sharepoint/v3/contenttype/forms"/>
-  </ds:schemaRefs>
-</ds:datastoreItem>
 </file>